--- a/reports/documentation/Final Report.docx
+++ b/reports/documentation/Final Report.docx
@@ -252,6 +252,14 @@
     </w:p>
     <w:sdt>
       <w:sdtPr>
+        <w:rPr>
+          <w:rFonts w:asciiTheme="minorHAnsi" w:eastAsiaTheme="minorHAnsi" w:hAnsiTheme="minorHAnsi" w:cstheme="minorBidi"/>
+          <w:color w:val="auto"/>
+          <w:kern w:val="2"/>
+          <w:sz w:val="24"/>
+          <w:szCs w:val="24"/>
+          <w14:ligatures w14:val="standardContextual"/>
+        </w:rPr>
         <w:id w:val="-1095548377"/>
         <w:docPartObj>
           <w:docPartGallery w:val="Table of Contents"/>
@@ -260,15 +268,9 @@
       </w:sdtPr>
       <w:sdtEndPr>
         <w:rPr>
-          <w:rFonts w:asciiTheme="minorHAnsi" w:eastAsiaTheme="minorHAnsi" w:hAnsiTheme="minorHAnsi" w:cstheme="minorBidi"/>
           <w:b/>
           <w:bCs/>
           <w:noProof/>
-          <w:color w:val="auto"/>
-          <w:kern w:val="2"/>
-          <w:sz w:val="24"/>
-          <w:szCs w:val="24"/>
-          <w14:ligatures w14:val="standardContextual"/>
         </w:rPr>
       </w:sdtEndPr>
       <w:sdtContent>
@@ -279,18 +281,18 @@
             <w:jc w:val="center"/>
             <w:rPr>
               <w:rFonts w:ascii="Times New Roman" w:hAnsi="Times New Roman" w:cs="Times New Roman"/>
+              <w:sz w:val="24"/>
+              <w:szCs w:val="24"/>
             </w:rPr>
           </w:pPr>
           <w:r>
             <w:rPr>
               <w:rFonts w:ascii="Times New Roman" w:hAnsi="Times New Roman" w:cs="Times New Roman"/>
-              <w:b/>
-              <w:bCs/>
               <w:color w:val="auto"/>
-              <w:sz w:val="28"/>
-              <w:szCs w:val="28"/>
+              <w:sz w:val="24"/>
+              <w:szCs w:val="24"/>
             </w:rPr>
-            <w:t>CONTENT</w:t>
+            <w:t>Content</w:t>
           </w:r>
         </w:p>
         <w:p>
@@ -324,7 +326,7 @@
             </w:rPr>
             <w:fldChar w:fldCharType="separate"/>
           </w:r>
-          <w:hyperlink w:anchor="_Toc233137026" w:history="1">
+          <w:hyperlink w:anchor="_Toc233198081" w:history="1">
             <w:r>
               <w:rPr>
                 <w:rStyle w:val="Hyperlink"/>
@@ -370,7 +372,7 @@
                 <w:noProof/>
                 <w:webHidden/>
               </w:rPr>
-              <w:instrText xml:space="preserve"> PAGEREF _Toc233137026 \h </w:instrText>
+              <w:instrText xml:space="preserve"> PAGEREF _Toc233198081 \h </w:instrText>
             </w:r>
             <w:r>
               <w:rPr>
@@ -418,7 +420,7 @@
               <w:noProof/>
             </w:rPr>
           </w:pPr>
-          <w:hyperlink w:anchor="_Toc233137027" w:history="1">
+          <w:hyperlink w:anchor="_Toc233198082" w:history="1">
             <w:r>
               <w:rPr>
                 <w:rStyle w:val="Hyperlink"/>
@@ -440,7 +442,23 @@
                 <w:rFonts w:ascii="Times New Roman" w:hAnsi="Times New Roman" w:cs="Times New Roman"/>
                 <w:noProof/>
               </w:rPr>
-              <w:t>Objectives And Scope</w:t>
+              <w:t xml:space="preserve">Objectives </w:t>
+            </w:r>
+            <w:r>
+              <w:rPr>
+                <w:rStyle w:val="Hyperlink"/>
+                <w:rFonts w:ascii="Times New Roman" w:hAnsi="Times New Roman" w:cs="Times New Roman"/>
+                <w:noProof/>
+              </w:rPr>
+              <w:t>a</w:t>
+            </w:r>
+            <w:r>
+              <w:rPr>
+                <w:rStyle w:val="Hyperlink"/>
+                <w:rFonts w:ascii="Times New Roman" w:hAnsi="Times New Roman" w:cs="Times New Roman"/>
+                <w:noProof/>
+              </w:rPr>
+              <w:t>nd Scope</w:t>
             </w:r>
             <w:r>
               <w:rPr>
@@ -464,7 +482,7 @@
                 <w:noProof/>
                 <w:webHidden/>
               </w:rPr>
-              <w:instrText xml:space="preserve"> PAGEREF _Toc233137027 \h </w:instrText>
+              <w:instrText xml:space="preserve"> PAGEREF _Toc233198082 \h </w:instrText>
             </w:r>
             <w:r>
               <w:rPr>
@@ -512,7 +530,7 @@
               <w:noProof/>
             </w:rPr>
           </w:pPr>
-          <w:hyperlink w:anchor="_Toc233137028" w:history="1">
+          <w:hyperlink w:anchor="_Toc233198083" w:history="1">
             <w:r>
               <w:rPr>
                 <w:rStyle w:val="Hyperlink"/>
@@ -558,7 +576,7 @@
                 <w:noProof/>
                 <w:webHidden/>
               </w:rPr>
-              <w:instrText xml:space="preserve"> PAGEREF _Toc233137028 \h </w:instrText>
+              <w:instrText xml:space="preserve"> PAGEREF _Toc233198083 \h </w:instrText>
             </w:r>
             <w:r>
               <w:rPr>
@@ -606,7 +624,7 @@
               <w:noProof/>
             </w:rPr>
           </w:pPr>
-          <w:hyperlink w:anchor="_Toc233137029" w:history="1">
+          <w:hyperlink w:anchor="_Toc233198084" w:history="1">
             <w:r>
               <w:rPr>
                 <w:rStyle w:val="Hyperlink"/>
@@ -652,7 +670,7 @@
                 <w:noProof/>
                 <w:webHidden/>
               </w:rPr>
-              <w:instrText xml:space="preserve"> PAGEREF _Toc233137029 \h </w:instrText>
+              <w:instrText xml:space="preserve"> PAGEREF _Toc233198084 \h </w:instrText>
             </w:r>
             <w:r>
               <w:rPr>
@@ -700,7 +718,7 @@
               <w:noProof/>
             </w:rPr>
           </w:pPr>
-          <w:hyperlink w:anchor="_Toc233137030" w:history="1">
+          <w:hyperlink w:anchor="_Toc233198085" w:history="1">
             <w:r>
               <w:rPr>
                 <w:rStyle w:val="Hyperlink"/>
@@ -746,7 +764,7 @@
                 <w:noProof/>
                 <w:webHidden/>
               </w:rPr>
-              <w:instrText xml:space="preserve"> PAGEREF _Toc233137030 \h </w:instrText>
+              <w:instrText xml:space="preserve"> PAGEREF _Toc233198085 \h </w:instrText>
             </w:r>
             <w:r>
               <w:rPr>
@@ -794,7 +812,7 @@
               <w:noProof/>
             </w:rPr>
           </w:pPr>
-          <w:hyperlink w:anchor="_Toc233137031" w:history="1">
+          <w:hyperlink w:anchor="_Toc233198086" w:history="1">
             <w:r>
               <w:rPr>
                 <w:rStyle w:val="Hyperlink"/>
@@ -840,7 +858,7 @@
                 <w:noProof/>
                 <w:webHidden/>
               </w:rPr>
-              <w:instrText xml:space="preserve"> PAGEREF _Toc233137031 \h </w:instrText>
+              <w:instrText xml:space="preserve"> PAGEREF _Toc233198086 \h </w:instrText>
             </w:r>
             <w:r>
               <w:rPr>
@@ -888,7 +906,7 @@
               <w:noProof/>
             </w:rPr>
           </w:pPr>
-          <w:hyperlink w:anchor="_Toc233137032" w:history="1">
+          <w:hyperlink w:anchor="_Toc233198087" w:history="1">
             <w:r>
               <w:rPr>
                 <w:rStyle w:val="Hyperlink"/>
@@ -910,7 +928,23 @@
                 <w:rFonts w:ascii="Times New Roman" w:hAnsi="Times New Roman" w:cs="Times New Roman"/>
                 <w:noProof/>
               </w:rPr>
-              <w:t>Primary And Foreign Keys</w:t>
+              <w:t xml:space="preserve">Primary </w:t>
+            </w:r>
+            <w:r>
+              <w:rPr>
+                <w:rStyle w:val="Hyperlink"/>
+                <w:rFonts w:ascii="Times New Roman" w:hAnsi="Times New Roman" w:cs="Times New Roman"/>
+                <w:noProof/>
+              </w:rPr>
+              <w:t>a</w:t>
+            </w:r>
+            <w:r>
+              <w:rPr>
+                <w:rStyle w:val="Hyperlink"/>
+                <w:rFonts w:ascii="Times New Roman" w:hAnsi="Times New Roman" w:cs="Times New Roman"/>
+                <w:noProof/>
+              </w:rPr>
+              <w:t>nd Foreign Keys</w:t>
             </w:r>
             <w:r>
               <w:rPr>
@@ -934,7 +968,7 @@
                 <w:noProof/>
                 <w:webHidden/>
               </w:rPr>
-              <w:instrText xml:space="preserve"> PAGEREF _Toc233137032 \h </w:instrText>
+              <w:instrText xml:space="preserve"> PAGEREF _Toc233198087 \h </w:instrText>
             </w:r>
             <w:r>
               <w:rPr>
@@ -982,7 +1016,7 @@
               <w:noProof/>
             </w:rPr>
           </w:pPr>
-          <w:hyperlink w:anchor="_Toc233137033" w:history="1">
+          <w:hyperlink w:anchor="_Toc233198088" w:history="1">
             <w:r>
               <w:rPr>
                 <w:rStyle w:val="Hyperlink"/>
@@ -1028,7 +1062,7 @@
                 <w:noProof/>
                 <w:webHidden/>
               </w:rPr>
-              <w:instrText xml:space="preserve"> PAGEREF _Toc233137033 \h </w:instrText>
+              <w:instrText xml:space="preserve"> PAGEREF _Toc233198088 \h </w:instrText>
             </w:r>
             <w:r>
               <w:rPr>
@@ -1076,7 +1110,7 @@
               <w:noProof/>
             </w:rPr>
           </w:pPr>
-          <w:hyperlink w:anchor="_Toc233137034" w:history="1">
+          <w:hyperlink w:anchor="_Toc233198089" w:history="1">
             <w:r>
               <w:rPr>
                 <w:rStyle w:val="Hyperlink"/>
@@ -1122,7 +1156,7 @@
                 <w:noProof/>
                 <w:webHidden/>
               </w:rPr>
-              <w:instrText xml:space="preserve"> PAGEREF _Toc233137034 \h </w:instrText>
+              <w:instrText xml:space="preserve"> PAGEREF _Toc233198089 \h </w:instrText>
             </w:r>
             <w:r>
               <w:rPr>
@@ -1170,7 +1204,7 @@
               <w:noProof/>
             </w:rPr>
           </w:pPr>
-          <w:hyperlink w:anchor="_Toc233137035" w:history="1">
+          <w:hyperlink w:anchor="_Toc233198090" w:history="1">
             <w:r>
               <w:rPr>
                 <w:rStyle w:val="Hyperlink"/>
@@ -1216,7 +1250,7 @@
                 <w:noProof/>
                 <w:webHidden/>
               </w:rPr>
-              <w:instrText xml:space="preserve"> PAGEREF _Toc233137035 \h </w:instrText>
+              <w:instrText xml:space="preserve"> PAGEREF _Toc233198090 \h </w:instrText>
             </w:r>
             <w:r>
               <w:rPr>
@@ -1264,7 +1298,7 @@
               <w:noProof/>
             </w:rPr>
           </w:pPr>
-          <w:hyperlink w:anchor="_Toc233137036" w:history="1">
+          <w:hyperlink w:anchor="_Toc233198091" w:history="1">
             <w:r>
               <w:rPr>
                 <w:rStyle w:val="Hyperlink"/>
@@ -1310,7 +1344,7 @@
                 <w:noProof/>
                 <w:webHidden/>
               </w:rPr>
-              <w:instrText xml:space="preserve"> PAGEREF _Toc233137036 \h </w:instrText>
+              <w:instrText xml:space="preserve"> PAGEREF _Toc233198091 \h </w:instrText>
             </w:r>
             <w:r>
               <w:rPr>
@@ -1358,7 +1392,7 @@
               <w:noProof/>
             </w:rPr>
           </w:pPr>
-          <w:hyperlink w:anchor="_Toc233137037" w:history="1">
+          <w:hyperlink w:anchor="_Toc233198092" w:history="1">
             <w:r>
               <w:rPr>
                 <w:rStyle w:val="Hyperlink"/>
@@ -1404,7 +1438,7 @@
                 <w:noProof/>
                 <w:webHidden/>
               </w:rPr>
-              <w:instrText xml:space="preserve"> PAGEREF _Toc233137037 \h </w:instrText>
+              <w:instrText xml:space="preserve"> PAGEREF _Toc233198092 \h </w:instrText>
             </w:r>
             <w:r>
               <w:rPr>
@@ -1452,7 +1486,7 @@
               <w:noProof/>
             </w:rPr>
           </w:pPr>
-          <w:hyperlink w:anchor="_Toc233137038" w:history="1">
+          <w:hyperlink w:anchor="_Toc233198093" w:history="1">
             <w:r>
               <w:rPr>
                 <w:rStyle w:val="Hyperlink"/>
@@ -1498,7 +1532,7 @@
                 <w:noProof/>
                 <w:webHidden/>
               </w:rPr>
-              <w:instrText xml:space="preserve"> PAGEREF _Toc233137038 \h </w:instrText>
+              <w:instrText xml:space="preserve"> PAGEREF _Toc233198093 \h </w:instrText>
             </w:r>
             <w:r>
               <w:rPr>
@@ -1546,7 +1580,7 @@
               <w:noProof/>
             </w:rPr>
           </w:pPr>
-          <w:hyperlink w:anchor="_Toc233137039" w:history="1">
+          <w:hyperlink w:anchor="_Toc233198094" w:history="1">
             <w:r>
               <w:rPr>
                 <w:rStyle w:val="Hyperlink"/>
@@ -1592,7 +1626,7 @@
                 <w:noProof/>
                 <w:webHidden/>
               </w:rPr>
-              <w:instrText xml:space="preserve"> PAGEREF _Toc233137039 \h </w:instrText>
+              <w:instrText xml:space="preserve"> PAGEREF _Toc233198094 \h </w:instrText>
             </w:r>
             <w:r>
               <w:rPr>
@@ -1640,7 +1674,7 @@
               <w:noProof/>
             </w:rPr>
           </w:pPr>
-          <w:hyperlink w:anchor="_Toc233137040" w:history="1">
+          <w:hyperlink w:anchor="_Toc233198095" w:history="1">
             <w:r>
               <w:rPr>
                 <w:rStyle w:val="Hyperlink"/>
@@ -1662,7 +1696,7 @@
                 <w:rFonts w:ascii="Times New Roman" w:hAnsi="Times New Roman" w:cs="Times New Roman"/>
                 <w:noProof/>
               </w:rPr>
-              <w:t>ETL</w:t>
+              <w:t>E</w:t>
             </w:r>
             <w:r>
               <w:rPr>
@@ -1670,7 +1704,15 @@
                 <w:rFonts w:ascii="Times New Roman" w:hAnsi="Times New Roman" w:cs="Times New Roman"/>
                 <w:noProof/>
               </w:rPr>
-              <w:t xml:space="preserve"> Methodology</w:t>
+              <w:t>TL</w:t>
+            </w:r>
+            <w:r>
+              <w:rPr>
+                <w:rStyle w:val="Hyperlink"/>
+                <w:rFonts w:ascii="Times New Roman" w:hAnsi="Times New Roman" w:cs="Times New Roman"/>
+                <w:noProof/>
+              </w:rPr>
+              <w:t>Methodology</w:t>
             </w:r>
             <w:r>
               <w:rPr>
@@ -1694,7 +1736,7 @@
                 <w:noProof/>
                 <w:webHidden/>
               </w:rPr>
-              <w:instrText xml:space="preserve"> PAGEREF _Toc233137040 \h </w:instrText>
+              <w:instrText xml:space="preserve"> PAGEREF _Toc233198095 \h </w:instrText>
             </w:r>
             <w:r>
               <w:rPr>
@@ -1742,7 +1784,7 @@
               <w:noProof/>
             </w:rPr>
           </w:pPr>
-          <w:hyperlink w:anchor="_Toc233137041" w:history="1">
+          <w:hyperlink w:anchor="_Toc233198096" w:history="1">
             <w:r>
               <w:rPr>
                 <w:rStyle w:val="Hyperlink"/>
@@ -1788,7 +1830,7 @@
                 <w:noProof/>
                 <w:webHidden/>
               </w:rPr>
-              <w:instrText xml:space="preserve"> PAGEREF _Toc233137041 \h </w:instrText>
+              <w:instrText xml:space="preserve"> PAGEREF _Toc233198096 \h </w:instrText>
             </w:r>
             <w:r>
               <w:rPr>
@@ -1836,7 +1878,7 @@
               <w:noProof/>
             </w:rPr>
           </w:pPr>
-          <w:hyperlink w:anchor="_Toc233137042" w:history="1">
+          <w:hyperlink w:anchor="_Toc233198097" w:history="1">
             <w:r>
               <w:rPr>
                 <w:rStyle w:val="Hyperlink"/>
@@ -1882,7 +1924,7 @@
                 <w:noProof/>
                 <w:webHidden/>
               </w:rPr>
-              <w:instrText xml:space="preserve"> PAGEREF _Toc233137042 \h </w:instrText>
+              <w:instrText xml:space="preserve"> PAGEREF _Toc233198097 \h </w:instrText>
             </w:r>
             <w:r>
               <w:rPr>
@@ -1930,7 +1972,7 @@
               <w:noProof/>
             </w:rPr>
           </w:pPr>
-          <w:hyperlink w:anchor="_Toc233137043" w:history="1">
+          <w:hyperlink w:anchor="_Toc233198098" w:history="1">
             <w:r>
               <w:rPr>
                 <w:rStyle w:val="Hyperlink"/>
@@ -1976,7 +2018,7 @@
                 <w:noProof/>
                 <w:webHidden/>
               </w:rPr>
-              <w:instrText xml:space="preserve"> PAGEREF _Toc233137043 \h </w:instrText>
+              <w:instrText xml:space="preserve"> PAGEREF _Toc233198098 \h </w:instrText>
             </w:r>
             <w:r>
               <w:rPr>
@@ -2024,7 +2066,7 @@
               <w:noProof/>
             </w:rPr>
           </w:pPr>
-          <w:hyperlink w:anchor="_Toc233137044" w:history="1">
+          <w:hyperlink w:anchor="_Toc233198099" w:history="1">
             <w:r>
               <w:rPr>
                 <w:rStyle w:val="Hyperlink"/>
@@ -2070,7 +2112,7 @@
                 <w:noProof/>
                 <w:webHidden/>
               </w:rPr>
-              <w:instrText xml:space="preserve"> PAGEREF _Toc233137044 \h </w:instrText>
+              <w:instrText xml:space="preserve"> PAGEREF _Toc233198099 \h </w:instrText>
             </w:r>
             <w:r>
               <w:rPr>
@@ -2118,7 +2160,7 @@
               <w:noProof/>
             </w:rPr>
           </w:pPr>
-          <w:hyperlink w:anchor="_Toc233137045" w:history="1">
+          <w:hyperlink w:anchor="_Toc233198100" w:history="1">
             <w:r>
               <w:rPr>
                 <w:rStyle w:val="Hyperlink"/>
@@ -2164,7 +2206,7 @@
                 <w:noProof/>
                 <w:webHidden/>
               </w:rPr>
-              <w:instrText xml:space="preserve"> PAGEREF _Toc233137045 \h </w:instrText>
+              <w:instrText xml:space="preserve"> PAGEREF _Toc233198100 \h </w:instrText>
             </w:r>
             <w:r>
               <w:rPr>
@@ -2212,7 +2254,7 @@
               <w:noProof/>
             </w:rPr>
           </w:pPr>
-          <w:hyperlink w:anchor="_Toc233137046" w:history="1">
+          <w:hyperlink w:anchor="_Toc233198101" w:history="1">
             <w:r>
               <w:rPr>
                 <w:rStyle w:val="Hyperlink"/>
@@ -2258,7 +2300,7 @@
                 <w:noProof/>
                 <w:webHidden/>
               </w:rPr>
-              <w:instrText xml:space="preserve"> PAGEREF _Toc233137046 \h </w:instrText>
+              <w:instrText xml:space="preserve"> PAGEREF _Toc233198101 \h </w:instrText>
             </w:r>
             <w:r>
               <w:rPr>
@@ -2306,7 +2348,7 @@
               <w:noProof/>
             </w:rPr>
           </w:pPr>
-          <w:hyperlink w:anchor="_Toc233137047" w:history="1">
+          <w:hyperlink w:anchor="_Toc233198102" w:history="1">
             <w:r>
               <w:rPr>
                 <w:rStyle w:val="Hyperlink"/>
@@ -2352,7 +2394,7 @@
                 <w:noProof/>
                 <w:webHidden/>
               </w:rPr>
-              <w:instrText xml:space="preserve"> PAGEREF _Toc233137047 \h </w:instrText>
+              <w:instrText xml:space="preserve"> PAGEREF _Toc233198102 \h </w:instrText>
             </w:r>
             <w:r>
               <w:rPr>
@@ -2400,7 +2442,7 @@
               <w:noProof/>
             </w:rPr>
           </w:pPr>
-          <w:hyperlink w:anchor="_Toc233137048" w:history="1">
+          <w:hyperlink w:anchor="_Toc233198103" w:history="1">
             <w:r>
               <w:rPr>
                 <w:rStyle w:val="Hyperlink"/>
@@ -2446,7 +2488,7 @@
                 <w:noProof/>
                 <w:webHidden/>
               </w:rPr>
-              <w:instrText xml:space="preserve"> PAGEREF _Toc233137048 \h </w:instrText>
+              <w:instrText xml:space="preserve"> PAGEREF _Toc233198103 \h </w:instrText>
             </w:r>
             <w:r>
               <w:rPr>
@@ -2494,7 +2536,7 @@
               <w:noProof/>
             </w:rPr>
           </w:pPr>
-          <w:hyperlink w:anchor="_Toc233137049" w:history="1">
+          <w:hyperlink w:anchor="_Toc233198104" w:history="1">
             <w:r>
               <w:rPr>
                 <w:rStyle w:val="Hyperlink"/>
@@ -2540,7 +2582,7 @@
                 <w:noProof/>
                 <w:webHidden/>
               </w:rPr>
-              <w:instrText xml:space="preserve"> PAGEREF _Toc233137049 \h </w:instrText>
+              <w:instrText xml:space="preserve"> PAGEREF _Toc233198104 \h </w:instrText>
             </w:r>
             <w:r>
               <w:rPr>
@@ -2588,7 +2630,7 @@
               <w:noProof/>
             </w:rPr>
           </w:pPr>
-          <w:hyperlink w:anchor="_Toc233137050" w:history="1">
+          <w:hyperlink w:anchor="_Toc233198105" w:history="1">
             <w:r>
               <w:rPr>
                 <w:rStyle w:val="Hyperlink"/>
@@ -2634,7 +2676,7 @@
                 <w:noProof/>
                 <w:webHidden/>
               </w:rPr>
-              <w:instrText xml:space="preserve"> PAGEREF _Toc233137050 \h </w:instrText>
+              <w:instrText xml:space="preserve"> PAGEREF _Toc233198105 \h </w:instrText>
             </w:r>
             <w:r>
               <w:rPr>
@@ -2682,7 +2724,7 @@
               <w:noProof/>
             </w:rPr>
           </w:pPr>
-          <w:hyperlink w:anchor="_Toc233137051" w:history="1">
+          <w:hyperlink w:anchor="_Toc233198106" w:history="1">
             <w:r>
               <w:rPr>
                 <w:rStyle w:val="Hyperlink"/>
@@ -2728,7 +2770,7 @@
                 <w:noProof/>
                 <w:webHidden/>
               </w:rPr>
-              <w:instrText xml:space="preserve"> PAGEREF _Toc233137051 \h </w:instrText>
+              <w:instrText xml:space="preserve"> PAGEREF _Toc233198106 \h </w:instrText>
             </w:r>
             <w:r>
               <w:rPr>
@@ -2776,7 +2818,7 @@
               <w:noProof/>
             </w:rPr>
           </w:pPr>
-          <w:hyperlink w:anchor="_Toc233137052" w:history="1">
+          <w:hyperlink w:anchor="_Toc233198107" w:history="1">
             <w:r>
               <w:rPr>
                 <w:rStyle w:val="Hyperlink"/>
@@ -2822,7 +2864,7 @@
                 <w:noProof/>
                 <w:webHidden/>
               </w:rPr>
-              <w:instrText xml:space="preserve"> PAGEREF _Toc233137052 \h </w:instrText>
+              <w:instrText xml:space="preserve"> PAGEREF _Toc233198107 \h </w:instrText>
             </w:r>
             <w:r>
               <w:rPr>
@@ -2870,7 +2912,7 @@
               <w:noProof/>
             </w:rPr>
           </w:pPr>
-          <w:hyperlink w:anchor="_Toc233137053" w:history="1">
+          <w:hyperlink w:anchor="_Toc233198108" w:history="1">
             <w:r>
               <w:rPr>
                 <w:rStyle w:val="Hyperlink"/>
@@ -2916,7 +2958,7 @@
                 <w:noProof/>
                 <w:webHidden/>
               </w:rPr>
-              <w:instrText xml:space="preserve"> PAGEREF _Toc233137053 \h </w:instrText>
+              <w:instrText xml:space="preserve"> PAGEREF _Toc233198108 \h </w:instrText>
             </w:r>
             <w:r>
               <w:rPr>
@@ -2939,7 +2981,7 @@
                 <w:noProof/>
                 <w:webHidden/>
               </w:rPr>
-              <w:t>21</w:t>
+              <w:t>22</w:t>
             </w:r>
             <w:r>
               <w:rPr>
@@ -2964,7 +3006,7 @@
               <w:noProof/>
             </w:rPr>
           </w:pPr>
-          <w:hyperlink w:anchor="_Toc233137054" w:history="1">
+          <w:hyperlink w:anchor="_Toc233198109" w:history="1">
             <w:r>
               <w:rPr>
                 <w:rStyle w:val="Hyperlink"/>
@@ -2986,7 +3028,23 @@
                 <w:rFonts w:ascii="Times New Roman" w:hAnsi="Times New Roman" w:cs="Times New Roman"/>
                 <w:noProof/>
               </w:rPr>
-              <w:t>Cleaning And Standardization</w:t>
+              <w:t xml:space="preserve">Cleaning </w:t>
+            </w:r>
+            <w:r>
+              <w:rPr>
+                <w:rStyle w:val="Hyperlink"/>
+                <w:rFonts w:ascii="Times New Roman" w:hAnsi="Times New Roman" w:cs="Times New Roman"/>
+                <w:noProof/>
+              </w:rPr>
+              <w:t>a</w:t>
+            </w:r>
+            <w:r>
+              <w:rPr>
+                <w:rStyle w:val="Hyperlink"/>
+                <w:rFonts w:ascii="Times New Roman" w:hAnsi="Times New Roman" w:cs="Times New Roman"/>
+                <w:noProof/>
+              </w:rPr>
+              <w:t>nd Standardization</w:t>
             </w:r>
             <w:r>
               <w:rPr>
@@ -3010,7 +3068,7 @@
                 <w:noProof/>
                 <w:webHidden/>
               </w:rPr>
-              <w:instrText xml:space="preserve"> PAGEREF _Toc233137054 \h </w:instrText>
+              <w:instrText xml:space="preserve"> PAGEREF _Toc233198109 \h </w:instrText>
             </w:r>
             <w:r>
               <w:rPr>
@@ -3033,7 +3091,7 @@
                 <w:noProof/>
                 <w:webHidden/>
               </w:rPr>
-              <w:t>21</w:t>
+              <w:t>22</w:t>
             </w:r>
             <w:r>
               <w:rPr>
@@ -3058,7 +3116,7 @@
               <w:noProof/>
             </w:rPr>
           </w:pPr>
-          <w:hyperlink w:anchor="_Toc233137055" w:history="1">
+          <w:hyperlink w:anchor="_Toc233198110" w:history="1">
             <w:r>
               <w:rPr>
                 <w:rStyle w:val="Hyperlink"/>
@@ -3080,7 +3138,23 @@
                 <w:rFonts w:ascii="Times New Roman" w:hAnsi="Times New Roman" w:cs="Times New Roman"/>
                 <w:noProof/>
               </w:rPr>
-              <w:t>Enrichment And Joining</w:t>
+              <w:t xml:space="preserve">Enrichment </w:t>
+            </w:r>
+            <w:r>
+              <w:rPr>
+                <w:rStyle w:val="Hyperlink"/>
+                <w:rFonts w:ascii="Times New Roman" w:hAnsi="Times New Roman" w:cs="Times New Roman"/>
+                <w:noProof/>
+              </w:rPr>
+              <w:t>a</w:t>
+            </w:r>
+            <w:r>
+              <w:rPr>
+                <w:rStyle w:val="Hyperlink"/>
+                <w:rFonts w:ascii="Times New Roman" w:hAnsi="Times New Roman" w:cs="Times New Roman"/>
+                <w:noProof/>
+              </w:rPr>
+              <w:t>nd Joining</w:t>
             </w:r>
             <w:r>
               <w:rPr>
@@ -3104,7 +3178,7 @@
                 <w:noProof/>
                 <w:webHidden/>
               </w:rPr>
-              <w:instrText xml:space="preserve"> PAGEREF _Toc233137055 \h </w:instrText>
+              <w:instrText xml:space="preserve"> PAGEREF _Toc233198110 \h </w:instrText>
             </w:r>
             <w:r>
               <w:rPr>
@@ -3127,7 +3201,7 @@
                 <w:noProof/>
                 <w:webHidden/>
               </w:rPr>
-              <w:t>22</w:t>
+              <w:t>23</w:t>
             </w:r>
             <w:r>
               <w:rPr>
@@ -3152,7 +3226,7 @@
               <w:noProof/>
             </w:rPr>
           </w:pPr>
-          <w:hyperlink w:anchor="_Toc233137056" w:history="1">
+          <w:hyperlink w:anchor="_Toc233198111" w:history="1">
             <w:r>
               <w:rPr>
                 <w:rStyle w:val="Hyperlink"/>
@@ -3174,23 +3248,7 @@
                 <w:rFonts w:ascii="Times New Roman" w:hAnsi="Times New Roman" w:cs="Times New Roman"/>
                 <w:noProof/>
               </w:rPr>
-              <w:t>Postgre</w:t>
-            </w:r>
-            <w:r>
-              <w:rPr>
-                <w:rStyle w:val="Hyperlink"/>
-                <w:rFonts w:ascii="Times New Roman" w:hAnsi="Times New Roman" w:cs="Times New Roman"/>
-                <w:noProof/>
-              </w:rPr>
-              <w:t>SQL</w:t>
-            </w:r>
-            <w:r>
-              <w:rPr>
-                <w:rStyle w:val="Hyperlink"/>
-                <w:rFonts w:ascii="Times New Roman" w:hAnsi="Times New Roman" w:cs="Times New Roman"/>
-                <w:noProof/>
-              </w:rPr>
-              <w:t xml:space="preserve"> Data Model</w:t>
+              <w:t>Postgresql Data Model</w:t>
             </w:r>
             <w:r>
               <w:rPr>
@@ -3214,7 +3272,7 @@
                 <w:noProof/>
                 <w:webHidden/>
               </w:rPr>
-              <w:instrText xml:space="preserve"> PAGEREF _Toc233137056 \h </w:instrText>
+              <w:instrText xml:space="preserve"> PAGEREF _Toc233198111 \h </w:instrText>
             </w:r>
             <w:r>
               <w:rPr>
@@ -3262,7 +3320,7 @@
               <w:noProof/>
             </w:rPr>
           </w:pPr>
-          <w:hyperlink w:anchor="_Toc233137057" w:history="1">
+          <w:hyperlink w:anchor="_Toc233198112" w:history="1">
             <w:r>
               <w:rPr>
                 <w:rStyle w:val="Hyperlink"/>
@@ -3284,15 +3342,7 @@
                 <w:rFonts w:ascii="Times New Roman" w:hAnsi="Times New Roman" w:cs="Times New Roman"/>
                 <w:noProof/>
               </w:rPr>
-              <w:t>SQL</w:t>
-            </w:r>
-            <w:r>
-              <w:rPr>
-                <w:rStyle w:val="Hyperlink"/>
-                <w:rFonts w:ascii="Times New Roman" w:hAnsi="Times New Roman" w:cs="Times New Roman"/>
-                <w:noProof/>
-              </w:rPr>
-              <w:t xml:space="preserve"> Analysis</w:t>
+              <w:t>Sql Analysis</w:t>
             </w:r>
             <w:r>
               <w:rPr>
@@ -3316,7 +3366,7 @@
                 <w:noProof/>
                 <w:webHidden/>
               </w:rPr>
-              <w:instrText xml:space="preserve"> PAGEREF _Toc233137057 \h </w:instrText>
+              <w:instrText xml:space="preserve"> PAGEREF _Toc233198112 \h </w:instrText>
             </w:r>
             <w:r>
               <w:rPr>
@@ -3339,7 +3389,7 @@
                 <w:noProof/>
                 <w:webHidden/>
               </w:rPr>
-              <w:t>23</w:t>
+              <w:t>24</w:t>
             </w:r>
             <w:r>
               <w:rPr>
@@ -3364,7 +3414,7 @@
               <w:noProof/>
             </w:rPr>
           </w:pPr>
-          <w:hyperlink w:anchor="_Toc233137058" w:history="1">
+          <w:hyperlink w:anchor="_Toc233198113" w:history="1">
             <w:r>
               <w:rPr>
                 <w:rStyle w:val="Hyperlink"/>
@@ -3386,7 +3436,23 @@
                 <w:rFonts w:ascii="Times New Roman" w:hAnsi="Times New Roman" w:cs="Times New Roman"/>
                 <w:noProof/>
               </w:rPr>
-              <w:t>Pipeline Automation And Logging</w:t>
+              <w:t xml:space="preserve">Pipeline Automation </w:t>
+            </w:r>
+            <w:r>
+              <w:rPr>
+                <w:rStyle w:val="Hyperlink"/>
+                <w:rFonts w:ascii="Times New Roman" w:hAnsi="Times New Roman" w:cs="Times New Roman"/>
+                <w:noProof/>
+              </w:rPr>
+              <w:t>a</w:t>
+            </w:r>
+            <w:r>
+              <w:rPr>
+                <w:rStyle w:val="Hyperlink"/>
+                <w:rFonts w:ascii="Times New Roman" w:hAnsi="Times New Roman" w:cs="Times New Roman"/>
+                <w:noProof/>
+              </w:rPr>
+              <w:t>nd Logging</w:t>
             </w:r>
             <w:r>
               <w:rPr>
@@ -3410,7 +3476,7 @@
                 <w:noProof/>
                 <w:webHidden/>
               </w:rPr>
-              <w:instrText xml:space="preserve"> PAGEREF _Toc233137058 \h </w:instrText>
+              <w:instrText xml:space="preserve"> PAGEREF _Toc233198113 \h </w:instrText>
             </w:r>
             <w:r>
               <w:rPr>
@@ -3433,7 +3499,7 @@
                 <w:noProof/>
                 <w:webHidden/>
               </w:rPr>
-              <w:t>24</w:t>
+              <w:t>25</w:t>
             </w:r>
             <w:r>
               <w:rPr>
@@ -3458,7 +3524,7 @@
               <w:noProof/>
             </w:rPr>
           </w:pPr>
-          <w:hyperlink w:anchor="_Toc233137059" w:history="1">
+          <w:hyperlink w:anchor="_Toc233198114" w:history="1">
             <w:r>
               <w:rPr>
                 <w:rStyle w:val="Hyperlink"/>
@@ -3504,7 +3570,7 @@
                 <w:noProof/>
                 <w:webHidden/>
               </w:rPr>
-              <w:instrText xml:space="preserve"> PAGEREF _Toc233137059 \h </w:instrText>
+              <w:instrText xml:space="preserve"> PAGEREF _Toc233198114 \h </w:instrText>
             </w:r>
             <w:r>
               <w:rPr>
@@ -3552,7 +3618,7 @@
               <w:noProof/>
             </w:rPr>
           </w:pPr>
-          <w:hyperlink w:anchor="_Toc233137060" w:history="1">
+          <w:hyperlink w:anchor="_Toc233198115" w:history="1">
             <w:r>
               <w:rPr>
                 <w:rStyle w:val="Hyperlink"/>
@@ -3598,7 +3664,7 @@
                 <w:noProof/>
                 <w:webHidden/>
               </w:rPr>
-              <w:instrText xml:space="preserve"> PAGEREF _Toc233137060 \h </w:instrText>
+              <w:instrText xml:space="preserve"> PAGEREF _Toc233198115 \h </w:instrText>
             </w:r>
             <w:r>
               <w:rPr>
@@ -3646,7 +3712,7 @@
               <w:noProof/>
             </w:rPr>
           </w:pPr>
-          <w:hyperlink w:anchor="_Toc233137061" w:history="1">
+          <w:hyperlink w:anchor="_Toc233198116" w:history="1">
             <w:r>
               <w:rPr>
                 <w:rStyle w:val="Hyperlink"/>
@@ -3692,7 +3758,7 @@
                 <w:noProof/>
                 <w:webHidden/>
               </w:rPr>
-              <w:instrText xml:space="preserve"> PAGEREF _Toc233137061 \h </w:instrText>
+              <w:instrText xml:space="preserve"> PAGEREF _Toc233198116 \h </w:instrText>
             </w:r>
             <w:r>
               <w:rPr>
@@ -3740,7 +3806,7 @@
               <w:noProof/>
             </w:rPr>
           </w:pPr>
-          <w:hyperlink w:anchor="_Toc233137062" w:history="1">
+          <w:hyperlink w:anchor="_Toc233198117" w:history="1">
             <w:r>
               <w:rPr>
                 <w:rStyle w:val="Hyperlink"/>
@@ -3786,7 +3852,7 @@
                 <w:noProof/>
                 <w:webHidden/>
               </w:rPr>
-              <w:instrText xml:space="preserve"> PAGEREF _Toc233137062 \h </w:instrText>
+              <w:instrText xml:space="preserve"> PAGEREF _Toc233198117 \h </w:instrText>
             </w:r>
             <w:r>
               <w:rPr>
@@ -3834,7 +3900,7 @@
               <w:noProof/>
             </w:rPr>
           </w:pPr>
-          <w:hyperlink w:anchor="_Toc233137063" w:history="1">
+          <w:hyperlink w:anchor="_Toc233198118" w:history="1">
             <w:r>
               <w:rPr>
                 <w:rStyle w:val="Hyperlink"/>
@@ -3880,7 +3946,7 @@
                 <w:noProof/>
                 <w:webHidden/>
               </w:rPr>
-              <w:instrText xml:space="preserve"> PAGEREF _Toc233137063 \h </w:instrText>
+              <w:instrText xml:space="preserve"> PAGEREF _Toc233198118 \h </w:instrText>
             </w:r>
             <w:r>
               <w:rPr>
@@ -3928,7 +3994,7 @@
               <w:noProof/>
             </w:rPr>
           </w:pPr>
-          <w:hyperlink w:anchor="_Toc233137064" w:history="1">
+          <w:hyperlink w:anchor="_Toc233198119" w:history="1">
             <w:r>
               <w:rPr>
                 <w:rStyle w:val="Hyperlink"/>
@@ -3950,7 +4016,23 @@
                 <w:rFonts w:ascii="Times New Roman" w:hAnsi="Times New Roman" w:cs="Times New Roman"/>
                 <w:noProof/>
               </w:rPr>
-              <w:t>Availability And Estimated Occupancy</w:t>
+              <w:t xml:space="preserve">Availability </w:t>
+            </w:r>
+            <w:r>
+              <w:rPr>
+                <w:rStyle w:val="Hyperlink"/>
+                <w:rFonts w:ascii="Times New Roman" w:hAnsi="Times New Roman" w:cs="Times New Roman"/>
+                <w:noProof/>
+              </w:rPr>
+              <w:t>a</w:t>
+            </w:r>
+            <w:r>
+              <w:rPr>
+                <w:rStyle w:val="Hyperlink"/>
+                <w:rFonts w:ascii="Times New Roman" w:hAnsi="Times New Roman" w:cs="Times New Roman"/>
+                <w:noProof/>
+              </w:rPr>
+              <w:t>nd Estimated Occupancy</w:t>
             </w:r>
             <w:r>
               <w:rPr>
@@ -3974,7 +4056,7 @@
                 <w:noProof/>
                 <w:webHidden/>
               </w:rPr>
-              <w:instrText xml:space="preserve"> PAGEREF _Toc233137064 \h </w:instrText>
+              <w:instrText xml:space="preserve"> PAGEREF _Toc233198119 \h </w:instrText>
             </w:r>
             <w:r>
               <w:rPr>
@@ -4022,7 +4104,7 @@
               <w:noProof/>
             </w:rPr>
           </w:pPr>
-          <w:hyperlink w:anchor="_Toc233137065" w:history="1">
+          <w:hyperlink w:anchor="_Toc233198120" w:history="1">
             <w:r>
               <w:rPr>
                 <w:rStyle w:val="Hyperlink"/>
@@ -4068,7 +4150,7 @@
                 <w:noProof/>
                 <w:webHidden/>
               </w:rPr>
-              <w:instrText xml:space="preserve"> PAGEREF _Toc233137065 \h </w:instrText>
+              <w:instrText xml:space="preserve"> PAGEREF _Toc233198120 \h </w:instrText>
             </w:r>
             <w:r>
               <w:rPr>
@@ -4116,7 +4198,7 @@
               <w:noProof/>
             </w:rPr>
           </w:pPr>
-          <w:hyperlink w:anchor="_Toc233137066" w:history="1">
+          <w:hyperlink w:anchor="_Toc233198121" w:history="1">
             <w:r>
               <w:rPr>
                 <w:rStyle w:val="Hyperlink"/>
@@ -4162,7 +4244,7 @@
                 <w:noProof/>
                 <w:webHidden/>
               </w:rPr>
-              <w:instrText xml:space="preserve"> PAGEREF _Toc233137066 \h </w:instrText>
+              <w:instrText xml:space="preserve"> PAGEREF _Toc233198121 \h </w:instrText>
             </w:r>
             <w:r>
               <w:rPr>
@@ -4210,7 +4292,7 @@
               <w:noProof/>
             </w:rPr>
           </w:pPr>
-          <w:hyperlink w:anchor="_Toc233137067" w:history="1">
+          <w:hyperlink w:anchor="_Toc233198122" w:history="1">
             <w:r>
               <w:rPr>
                 <w:rStyle w:val="Hyperlink"/>
@@ -4232,7 +4314,39 @@
                 <w:rFonts w:ascii="Times New Roman" w:hAnsi="Times New Roman" w:cs="Times New Roman"/>
                 <w:noProof/>
               </w:rPr>
-              <w:t>Review Count As A Demand Indicator</w:t>
+              <w:t xml:space="preserve">Review Count </w:t>
+            </w:r>
+            <w:r>
+              <w:rPr>
+                <w:rStyle w:val="Hyperlink"/>
+                <w:rFonts w:ascii="Times New Roman" w:hAnsi="Times New Roman" w:cs="Times New Roman"/>
+                <w:noProof/>
+              </w:rPr>
+              <w:t>a</w:t>
+            </w:r>
+            <w:r>
+              <w:rPr>
+                <w:rStyle w:val="Hyperlink"/>
+                <w:rFonts w:ascii="Times New Roman" w:hAnsi="Times New Roman" w:cs="Times New Roman"/>
+                <w:noProof/>
+              </w:rPr>
+              <w:t xml:space="preserve">s </w:t>
+            </w:r>
+            <w:r>
+              <w:rPr>
+                <w:rStyle w:val="Hyperlink"/>
+                <w:rFonts w:ascii="Times New Roman" w:hAnsi="Times New Roman" w:cs="Times New Roman"/>
+                <w:noProof/>
+              </w:rPr>
+              <w:t>a</w:t>
+            </w:r>
+            <w:r>
+              <w:rPr>
+                <w:rStyle w:val="Hyperlink"/>
+                <w:rFonts w:ascii="Times New Roman" w:hAnsi="Times New Roman" w:cs="Times New Roman"/>
+                <w:noProof/>
+              </w:rPr>
+              <w:t xml:space="preserve"> Demand Indicator</w:t>
             </w:r>
             <w:r>
               <w:rPr>
@@ -4256,7 +4370,7 @@
                 <w:noProof/>
                 <w:webHidden/>
               </w:rPr>
-              <w:instrText xml:space="preserve"> PAGEREF _Toc233137067 \h </w:instrText>
+              <w:instrText xml:space="preserve"> PAGEREF _Toc233198122 \h </w:instrText>
             </w:r>
             <w:r>
               <w:rPr>
@@ -4304,7 +4418,7 @@
               <w:noProof/>
             </w:rPr>
           </w:pPr>
-          <w:hyperlink w:anchor="_Toc233137068" w:history="1">
+          <w:hyperlink w:anchor="_Toc233198123" w:history="1">
             <w:r>
               <w:rPr>
                 <w:rStyle w:val="Hyperlink"/>
@@ -4350,7 +4464,7 @@
                 <w:noProof/>
                 <w:webHidden/>
               </w:rPr>
-              <w:instrText xml:space="preserve"> PAGEREF _Toc233137068 \h </w:instrText>
+              <w:instrText xml:space="preserve"> PAGEREF _Toc233198123 \h </w:instrText>
             </w:r>
             <w:r>
               <w:rPr>
@@ -4398,7 +4512,7 @@
               <w:noProof/>
             </w:rPr>
           </w:pPr>
-          <w:hyperlink w:anchor="_Toc233137069" w:history="1">
+          <w:hyperlink w:anchor="_Toc233198124" w:history="1">
             <w:r>
               <w:rPr>
                 <w:rStyle w:val="Hyperlink"/>
@@ -4444,7 +4558,7 @@
                 <w:noProof/>
                 <w:webHidden/>
               </w:rPr>
-              <w:instrText xml:space="preserve"> PAGEREF _Toc233137069 \h </w:instrText>
+              <w:instrText xml:space="preserve"> PAGEREF _Toc233198124 \h </w:instrText>
             </w:r>
             <w:r>
               <w:rPr>
@@ -4492,7 +4606,7 @@
               <w:noProof/>
             </w:rPr>
           </w:pPr>
-          <w:hyperlink w:anchor="_Toc233137070" w:history="1">
+          <w:hyperlink w:anchor="_Toc233198125" w:history="1">
             <w:r>
               <w:rPr>
                 <w:rStyle w:val="Hyperlink"/>
@@ -4514,7 +4628,23 @@
                 <w:rFonts w:ascii="Times New Roman" w:hAnsi="Times New Roman" w:cs="Times New Roman"/>
                 <w:noProof/>
               </w:rPr>
-              <w:t>Hypothesis 1: Entire Homes Vs Private Rooms</w:t>
+              <w:t xml:space="preserve">Hypothesis 1: Entire Homes </w:t>
+            </w:r>
+            <w:r>
+              <w:rPr>
+                <w:rStyle w:val="Hyperlink"/>
+                <w:rFonts w:ascii="Times New Roman" w:hAnsi="Times New Roman" w:cs="Times New Roman"/>
+                <w:noProof/>
+              </w:rPr>
+              <w:t>v</w:t>
+            </w:r>
+            <w:r>
+              <w:rPr>
+                <w:rStyle w:val="Hyperlink"/>
+                <w:rFonts w:ascii="Times New Roman" w:hAnsi="Times New Roman" w:cs="Times New Roman"/>
+                <w:noProof/>
+              </w:rPr>
+              <w:t>s Private Rooms</w:t>
             </w:r>
             <w:r>
               <w:rPr>
@@ -4538,7 +4668,7 @@
                 <w:noProof/>
                 <w:webHidden/>
               </w:rPr>
-              <w:instrText xml:space="preserve"> PAGEREF _Toc233137070 \h </w:instrText>
+              <w:instrText xml:space="preserve"> PAGEREF _Toc233198125 \h </w:instrText>
             </w:r>
             <w:r>
               <w:rPr>
@@ -4586,7 +4716,7 @@
               <w:noProof/>
             </w:rPr>
           </w:pPr>
-          <w:hyperlink w:anchor="_Toc233137071" w:history="1">
+          <w:hyperlink w:anchor="_Toc233198126" w:history="1">
             <w:r>
               <w:rPr>
                 <w:rStyle w:val="Hyperlink"/>
@@ -4608,7 +4738,23 @@
                 <w:rFonts w:ascii="Times New Roman" w:hAnsi="Times New Roman" w:cs="Times New Roman"/>
                 <w:noProof/>
               </w:rPr>
-              <w:t>Hypothesis 2: Superhost Vs Non-Superhost Review Scores</w:t>
+              <w:t xml:space="preserve">Hypothesis 2: Superhost </w:t>
+            </w:r>
+            <w:r>
+              <w:rPr>
+                <w:rStyle w:val="Hyperlink"/>
+                <w:rFonts w:ascii="Times New Roman" w:hAnsi="Times New Roman" w:cs="Times New Roman"/>
+                <w:noProof/>
+              </w:rPr>
+              <w:t>vs</w:t>
+            </w:r>
+            <w:r>
+              <w:rPr>
+                <w:rStyle w:val="Hyperlink"/>
+                <w:rFonts w:ascii="Times New Roman" w:hAnsi="Times New Roman" w:cs="Times New Roman"/>
+                <w:noProof/>
+              </w:rPr>
+              <w:t xml:space="preserve"> Non-Superhost Review Scores</w:t>
             </w:r>
             <w:r>
               <w:rPr>
@@ -4632,7 +4778,7 @@
                 <w:noProof/>
                 <w:webHidden/>
               </w:rPr>
-              <w:instrText xml:space="preserve"> PAGEREF _Toc233137071 \h </w:instrText>
+              <w:instrText xml:space="preserve"> PAGEREF _Toc233198126 \h </w:instrText>
             </w:r>
             <w:r>
               <w:rPr>
@@ -4680,7 +4826,7 @@
               <w:noProof/>
             </w:rPr>
           </w:pPr>
-          <w:hyperlink w:anchor="_Toc233137072" w:history="1">
+          <w:hyperlink w:anchor="_Toc233198127" w:history="1">
             <w:r>
               <w:rPr>
                 <w:rStyle w:val="Hyperlink"/>
@@ -4702,7 +4848,23 @@
                 <w:rFonts w:ascii="Times New Roman" w:hAnsi="Times New Roman" w:cs="Times New Roman"/>
                 <w:noProof/>
               </w:rPr>
-              <w:t>Hypothesis 3: Listings With More Reviews Vs Fewer Reviews</w:t>
+              <w:t>Hypothesis 3: Listings With More Reviews</w:t>
+            </w:r>
+            <w:r>
+              <w:rPr>
+                <w:rStyle w:val="Hyperlink"/>
+                <w:rFonts w:ascii="Times New Roman" w:hAnsi="Times New Roman" w:cs="Times New Roman"/>
+                <w:noProof/>
+              </w:rPr>
+              <w:t xml:space="preserve"> v</w:t>
+            </w:r>
+            <w:r>
+              <w:rPr>
+                <w:rStyle w:val="Hyperlink"/>
+                <w:rFonts w:ascii="Times New Roman" w:hAnsi="Times New Roman" w:cs="Times New Roman"/>
+                <w:noProof/>
+              </w:rPr>
+              <w:t>s Fewer Reviews</w:t>
             </w:r>
             <w:r>
               <w:rPr>
@@ -4726,7 +4888,7 @@
                 <w:noProof/>
                 <w:webHidden/>
               </w:rPr>
-              <w:instrText xml:space="preserve"> PAGEREF _Toc233137072 \h </w:instrText>
+              <w:instrText xml:space="preserve"> PAGEREF _Toc233198127 \h </w:instrText>
             </w:r>
             <w:r>
               <w:rPr>
@@ -4774,7 +4936,7 @@
               <w:noProof/>
             </w:rPr>
           </w:pPr>
-          <w:hyperlink w:anchor="_Toc233137073" w:history="1">
+          <w:hyperlink w:anchor="_Toc233198128" w:history="1">
             <w:r>
               <w:rPr>
                 <w:rStyle w:val="Hyperlink"/>
@@ -4820,7 +4982,7 @@
                 <w:noProof/>
                 <w:webHidden/>
               </w:rPr>
-              <w:instrText xml:space="preserve"> PAGEREF _Toc233137073 \h </w:instrText>
+              <w:instrText xml:space="preserve"> PAGEREF _Toc233198128 \h </w:instrText>
             </w:r>
             <w:r>
               <w:rPr>
@@ -4868,7 +5030,7 @@
               <w:noProof/>
             </w:rPr>
           </w:pPr>
-          <w:hyperlink w:anchor="_Toc233137074" w:history="1">
+          <w:hyperlink w:anchor="_Toc233198129" w:history="1">
             <w:r>
               <w:rPr>
                 <w:rStyle w:val="Hyperlink"/>
@@ -4890,7 +5052,23 @@
                 <w:rFonts w:ascii="Times New Roman" w:hAnsi="Times New Roman" w:cs="Times New Roman"/>
                 <w:noProof/>
               </w:rPr>
-              <w:t>Hypothesis 5: Weekend Vs Weekday Prices</w:t>
+              <w:t xml:space="preserve">Hypothesis 5: Weekend </w:t>
+            </w:r>
+            <w:r>
+              <w:rPr>
+                <w:rStyle w:val="Hyperlink"/>
+                <w:rFonts w:ascii="Times New Roman" w:hAnsi="Times New Roman" w:cs="Times New Roman"/>
+                <w:noProof/>
+              </w:rPr>
+              <w:t>v</w:t>
+            </w:r>
+            <w:r>
+              <w:rPr>
+                <w:rStyle w:val="Hyperlink"/>
+                <w:rFonts w:ascii="Times New Roman" w:hAnsi="Times New Roman" w:cs="Times New Roman"/>
+                <w:noProof/>
+              </w:rPr>
+              <w:t>s Weekday Prices</w:t>
             </w:r>
             <w:r>
               <w:rPr>
@@ -4914,7 +5092,7 @@
                 <w:noProof/>
                 <w:webHidden/>
               </w:rPr>
-              <w:instrText xml:space="preserve"> PAGEREF _Toc233137074 \h </w:instrText>
+              <w:instrText xml:space="preserve"> PAGEREF _Toc233198129 \h </w:instrText>
             </w:r>
             <w:r>
               <w:rPr>
@@ -4962,7 +5140,7 @@
               <w:noProof/>
             </w:rPr>
           </w:pPr>
-          <w:hyperlink w:anchor="_Toc233137075" w:history="1">
+          <w:hyperlink w:anchor="_Toc233198130" w:history="1">
             <w:r>
               <w:rPr>
                 <w:rStyle w:val="Hyperlink"/>
@@ -4984,7 +5162,23 @@
                 <w:rFonts w:ascii="Times New Roman" w:hAnsi="Times New Roman" w:cs="Times New Roman"/>
                 <w:noProof/>
               </w:rPr>
-              <w:t>Summary Of Statistical Findings</w:t>
+              <w:t xml:space="preserve">Summary </w:t>
+            </w:r>
+            <w:r>
+              <w:rPr>
+                <w:rStyle w:val="Hyperlink"/>
+                <w:rFonts w:ascii="Times New Roman" w:hAnsi="Times New Roman" w:cs="Times New Roman"/>
+                <w:noProof/>
+              </w:rPr>
+              <w:t>o</w:t>
+            </w:r>
+            <w:r>
+              <w:rPr>
+                <w:rStyle w:val="Hyperlink"/>
+                <w:rFonts w:ascii="Times New Roman" w:hAnsi="Times New Roman" w:cs="Times New Roman"/>
+                <w:noProof/>
+              </w:rPr>
+              <w:t>f Statistical Findings</w:t>
             </w:r>
             <w:r>
               <w:rPr>
@@ -5008,7 +5202,7 @@
                 <w:noProof/>
                 <w:webHidden/>
               </w:rPr>
-              <w:instrText xml:space="preserve"> PAGEREF _Toc233137075 \h </w:instrText>
+              <w:instrText xml:space="preserve"> PAGEREF _Toc233198130 \h </w:instrText>
             </w:r>
             <w:r>
               <w:rPr>
@@ -5056,7 +5250,7 @@
               <w:noProof/>
             </w:rPr>
           </w:pPr>
-          <w:hyperlink w:anchor="_Toc233137076" w:history="1">
+          <w:hyperlink w:anchor="_Toc233198131" w:history="1">
             <w:r>
               <w:rPr>
                 <w:rStyle w:val="Hyperlink"/>
@@ -5102,7 +5296,7 @@
                 <w:noProof/>
                 <w:webHidden/>
               </w:rPr>
-              <w:instrText xml:space="preserve"> PAGEREF _Toc233137076 \h </w:instrText>
+              <w:instrText xml:space="preserve"> PAGEREF _Toc233198131 \h </w:instrText>
             </w:r>
             <w:r>
               <w:rPr>
@@ -5150,7 +5344,7 @@
               <w:noProof/>
             </w:rPr>
           </w:pPr>
-          <w:hyperlink w:anchor="_Toc233137077" w:history="1">
+          <w:hyperlink w:anchor="_Toc233198132" w:history="1">
             <w:r>
               <w:rPr>
                 <w:rStyle w:val="Hyperlink"/>
@@ -5196,7 +5390,7 @@
                 <w:noProof/>
                 <w:webHidden/>
               </w:rPr>
-              <w:instrText xml:space="preserve"> PAGEREF _Toc233137077 \h </w:instrText>
+              <w:instrText xml:space="preserve"> PAGEREF _Toc233198132 \h </w:instrText>
             </w:r>
             <w:r>
               <w:rPr>
@@ -5244,7 +5438,7 @@
               <w:noProof/>
             </w:rPr>
           </w:pPr>
-          <w:hyperlink w:anchor="_Toc233137078" w:history="1">
+          <w:hyperlink w:anchor="_Toc233198133" w:history="1">
             <w:r>
               <w:rPr>
                 <w:rStyle w:val="Hyperlink"/>
@@ -5290,7 +5484,7 @@
                 <w:noProof/>
                 <w:webHidden/>
               </w:rPr>
-              <w:instrText xml:space="preserve"> PAGEREF _Toc233137078 \h </w:instrText>
+              <w:instrText xml:space="preserve"> PAGEREF _Toc233198133 \h </w:instrText>
             </w:r>
             <w:r>
               <w:rPr>
@@ -5338,7 +5532,7 @@
               <w:noProof/>
             </w:rPr>
           </w:pPr>
-          <w:hyperlink w:anchor="_Toc233137079" w:history="1">
+          <w:hyperlink w:anchor="_Toc233198134" w:history="1">
             <w:r>
               <w:rPr>
                 <w:rStyle w:val="Hyperlink"/>
@@ -5384,7 +5578,7 @@
                 <w:noProof/>
                 <w:webHidden/>
               </w:rPr>
-              <w:instrText xml:space="preserve"> PAGEREF _Toc233137079 \h </w:instrText>
+              <w:instrText xml:space="preserve"> PAGEREF _Toc233198134 \h </w:instrText>
             </w:r>
             <w:r>
               <w:rPr>
@@ -5432,7 +5626,7 @@
               <w:noProof/>
             </w:rPr>
           </w:pPr>
-          <w:hyperlink w:anchor="_Toc233137080" w:history="1">
+          <w:hyperlink w:anchor="_Toc233198135" w:history="1">
             <w:r>
               <w:rPr>
                 <w:rStyle w:val="Hyperlink"/>
@@ -5478,7 +5672,7 @@
                 <w:noProof/>
                 <w:webHidden/>
               </w:rPr>
-              <w:instrText xml:space="preserve"> PAGEREF _Toc233137080 \h </w:instrText>
+              <w:instrText xml:space="preserve"> PAGEREF _Toc233198135 \h </w:instrText>
             </w:r>
             <w:r>
               <w:rPr>
@@ -5526,7 +5720,7 @@
               <w:noProof/>
             </w:rPr>
           </w:pPr>
-          <w:hyperlink w:anchor="_Toc233137081" w:history="1">
+          <w:hyperlink w:anchor="_Toc233198136" w:history="1">
             <w:r>
               <w:rPr>
                 <w:rStyle w:val="Hyperlink"/>
@@ -5572,7 +5766,7 @@
                 <w:noProof/>
                 <w:webHidden/>
               </w:rPr>
-              <w:instrText xml:space="preserve"> PAGEREF _Toc233137081 \h </w:instrText>
+              <w:instrText xml:space="preserve"> PAGEREF _Toc233198136 \h </w:instrText>
             </w:r>
             <w:r>
               <w:rPr>
@@ -5620,7 +5814,7 @@
               <w:noProof/>
             </w:rPr>
           </w:pPr>
-          <w:hyperlink w:anchor="_Toc233137082" w:history="1">
+          <w:hyperlink w:anchor="_Toc233198137" w:history="1">
             <w:r>
               <w:rPr>
                 <w:rStyle w:val="Hyperlink"/>
@@ -5666,7 +5860,7 @@
                 <w:noProof/>
                 <w:webHidden/>
               </w:rPr>
-              <w:instrText xml:space="preserve"> PAGEREF _Toc233137082 \h </w:instrText>
+              <w:instrText xml:space="preserve"> PAGEREF _Toc233198137 \h </w:instrText>
             </w:r>
             <w:r>
               <w:rPr>
@@ -5714,7 +5908,7 @@
               <w:noProof/>
             </w:rPr>
           </w:pPr>
-          <w:hyperlink w:anchor="_Toc233137083" w:history="1">
+          <w:hyperlink w:anchor="_Toc233198138" w:history="1">
             <w:r>
               <w:rPr>
                 <w:rStyle w:val="Hyperlink"/>
@@ -5760,7 +5954,7 @@
                 <w:noProof/>
                 <w:webHidden/>
               </w:rPr>
-              <w:instrText xml:space="preserve"> PAGEREF _Toc233137083 \h </w:instrText>
+              <w:instrText xml:space="preserve"> PAGEREF _Toc233198138 \h </w:instrText>
             </w:r>
             <w:r>
               <w:rPr>
@@ -5808,7 +6002,7 @@
               <w:noProof/>
             </w:rPr>
           </w:pPr>
-          <w:hyperlink w:anchor="_Toc233137084" w:history="1">
+          <w:hyperlink w:anchor="_Toc233198139" w:history="1">
             <w:r>
               <w:rPr>
                 <w:rStyle w:val="Hyperlink"/>
@@ -5854,7 +6048,7 @@
                 <w:noProof/>
                 <w:webHidden/>
               </w:rPr>
-              <w:instrText xml:space="preserve"> PAGEREF _Toc233137084 \h </w:instrText>
+              <w:instrText xml:space="preserve"> PAGEREF _Toc233198139 \h </w:instrText>
             </w:r>
             <w:r>
               <w:rPr>
@@ -5902,7 +6096,7 @@
               <w:noProof/>
             </w:rPr>
           </w:pPr>
-          <w:hyperlink w:anchor="_Toc233137085" w:history="1">
+          <w:hyperlink w:anchor="_Toc233198140" w:history="1">
             <w:r>
               <w:rPr>
                 <w:rStyle w:val="Hyperlink"/>
@@ -5924,7 +6118,23 @@
                 <w:rFonts w:ascii="Times New Roman" w:hAnsi="Times New Roman" w:cs="Times New Roman"/>
                 <w:noProof/>
               </w:rPr>
-              <w:t>Price Listings Based On Room Type</w:t>
+              <w:t xml:space="preserve">Price Listings Based </w:t>
+            </w:r>
+            <w:r>
+              <w:rPr>
+                <w:rStyle w:val="Hyperlink"/>
+                <w:rFonts w:ascii="Times New Roman" w:hAnsi="Times New Roman" w:cs="Times New Roman"/>
+                <w:noProof/>
+              </w:rPr>
+              <w:t>o</w:t>
+            </w:r>
+            <w:r>
+              <w:rPr>
+                <w:rStyle w:val="Hyperlink"/>
+                <w:rFonts w:ascii="Times New Roman" w:hAnsi="Times New Roman" w:cs="Times New Roman"/>
+                <w:noProof/>
+              </w:rPr>
+              <w:t>n Room Type</w:t>
             </w:r>
             <w:r>
               <w:rPr>
@@ -5948,7 +6158,7 @@
                 <w:noProof/>
                 <w:webHidden/>
               </w:rPr>
-              <w:instrText xml:space="preserve"> PAGEREF _Toc233137085 \h </w:instrText>
+              <w:instrText xml:space="preserve"> PAGEREF _Toc233198140 \h </w:instrText>
             </w:r>
             <w:r>
               <w:rPr>
@@ -5996,7 +6206,7 @@
               <w:noProof/>
             </w:rPr>
           </w:pPr>
-          <w:hyperlink w:anchor="_Toc233137086" w:history="1">
+          <w:hyperlink w:anchor="_Toc233198141" w:history="1">
             <w:r>
               <w:rPr>
                 <w:rStyle w:val="Hyperlink"/>
@@ -6042,7 +6252,7 @@
                 <w:noProof/>
                 <w:webHidden/>
               </w:rPr>
-              <w:instrText xml:space="preserve"> PAGEREF _Toc233137086 \h </w:instrText>
+              <w:instrText xml:space="preserve"> PAGEREF _Toc233198141 \h </w:instrText>
             </w:r>
             <w:r>
               <w:rPr>
@@ -6090,7 +6300,7 @@
               <w:noProof/>
             </w:rPr>
           </w:pPr>
-          <w:hyperlink w:anchor="_Toc233137087" w:history="1">
+          <w:hyperlink w:anchor="_Toc233198142" w:history="1">
             <w:r>
               <w:rPr>
                 <w:rStyle w:val="Hyperlink"/>
@@ -6112,7 +6322,39 @@
                 <w:rFonts w:ascii="Times New Roman" w:hAnsi="Times New Roman" w:cs="Times New Roman"/>
                 <w:noProof/>
               </w:rPr>
-              <w:t>Treat Occupancy And Revenue As Estimates</w:t>
+              <w:t xml:space="preserve">Treat Occupancy </w:t>
+            </w:r>
+            <w:r>
+              <w:rPr>
+                <w:rStyle w:val="Hyperlink"/>
+                <w:rFonts w:ascii="Times New Roman" w:hAnsi="Times New Roman" w:cs="Times New Roman"/>
+                <w:noProof/>
+              </w:rPr>
+              <w:t>a</w:t>
+            </w:r>
+            <w:r>
+              <w:rPr>
+                <w:rStyle w:val="Hyperlink"/>
+                <w:rFonts w:ascii="Times New Roman" w:hAnsi="Times New Roman" w:cs="Times New Roman"/>
+                <w:noProof/>
+              </w:rPr>
+              <w:t>nd Revenue</w:t>
+            </w:r>
+            <w:r>
+              <w:rPr>
+                <w:rStyle w:val="Hyperlink"/>
+                <w:rFonts w:ascii="Times New Roman" w:hAnsi="Times New Roman" w:cs="Times New Roman"/>
+                <w:noProof/>
+              </w:rPr>
+              <w:t xml:space="preserve"> a</w:t>
+            </w:r>
+            <w:r>
+              <w:rPr>
+                <w:rStyle w:val="Hyperlink"/>
+                <w:rFonts w:ascii="Times New Roman" w:hAnsi="Times New Roman" w:cs="Times New Roman"/>
+                <w:noProof/>
+              </w:rPr>
+              <w:t>s Estimates</w:t>
             </w:r>
             <w:r>
               <w:rPr>
@@ -6136,7 +6378,7 @@
                 <w:noProof/>
                 <w:webHidden/>
               </w:rPr>
-              <w:instrText xml:space="preserve"> PAGEREF _Toc233137087 \h </w:instrText>
+              <w:instrText xml:space="preserve"> PAGEREF _Toc233198142 \h </w:instrText>
             </w:r>
             <w:r>
               <w:rPr>
@@ -6184,7 +6426,7 @@
               <w:noProof/>
             </w:rPr>
           </w:pPr>
-          <w:hyperlink w:anchor="_Toc233137088" w:history="1">
+          <w:hyperlink w:anchor="_Toc233198143" w:history="1">
             <w:r>
               <w:rPr>
                 <w:rStyle w:val="Hyperlink"/>
@@ -6206,7 +6448,23 @@
                 <w:rFonts w:ascii="Times New Roman" w:hAnsi="Times New Roman" w:cs="Times New Roman"/>
                 <w:noProof/>
               </w:rPr>
-              <w:t>Improve Listings With Many Reviews But Lower Ratings</w:t>
+              <w:t xml:space="preserve">Improve Listings </w:t>
+            </w:r>
+            <w:r>
+              <w:rPr>
+                <w:rStyle w:val="Hyperlink"/>
+                <w:rFonts w:ascii="Times New Roman" w:hAnsi="Times New Roman" w:cs="Times New Roman"/>
+                <w:noProof/>
+              </w:rPr>
+              <w:t>w</w:t>
+            </w:r>
+            <w:r>
+              <w:rPr>
+                <w:rStyle w:val="Hyperlink"/>
+                <w:rFonts w:ascii="Times New Roman" w:hAnsi="Times New Roman" w:cs="Times New Roman"/>
+                <w:noProof/>
+              </w:rPr>
+              <w:t>ith Many Reviews But Lower Ratings</w:t>
             </w:r>
             <w:r>
               <w:rPr>
@@ -6230,7 +6488,7 @@
                 <w:noProof/>
                 <w:webHidden/>
               </w:rPr>
-              <w:instrText xml:space="preserve"> PAGEREF _Toc233137088 \h </w:instrText>
+              <w:instrText xml:space="preserve"> PAGEREF _Toc233198143 \h </w:instrText>
             </w:r>
             <w:r>
               <w:rPr>
@@ -6278,7 +6536,7 @@
               <w:noProof/>
             </w:rPr>
           </w:pPr>
-          <w:hyperlink w:anchor="_Toc233137089" w:history="1">
+          <w:hyperlink w:anchor="_Toc233198144" w:history="1">
             <w:r>
               <w:rPr>
                 <w:rStyle w:val="Hyperlink"/>
@@ -6300,7 +6558,39 @@
                 <w:rFonts w:ascii="Times New Roman" w:hAnsi="Times New Roman" w:cs="Times New Roman"/>
                 <w:noProof/>
               </w:rPr>
-              <w:t>Use Price Prediction As A Support Tool, Not A Final Decision Tool</w:t>
+              <w:t xml:space="preserve">Use Price Prediction </w:t>
+            </w:r>
+            <w:r>
+              <w:rPr>
+                <w:rStyle w:val="Hyperlink"/>
+                <w:rFonts w:ascii="Times New Roman" w:hAnsi="Times New Roman" w:cs="Times New Roman"/>
+                <w:noProof/>
+              </w:rPr>
+              <w:t>a</w:t>
+            </w:r>
+            <w:r>
+              <w:rPr>
+                <w:rStyle w:val="Hyperlink"/>
+                <w:rFonts w:ascii="Times New Roman" w:hAnsi="Times New Roman" w:cs="Times New Roman"/>
+                <w:noProof/>
+              </w:rPr>
+              <w:t xml:space="preserve">s </w:t>
+            </w:r>
+            <w:r>
+              <w:rPr>
+                <w:rStyle w:val="Hyperlink"/>
+                <w:rFonts w:ascii="Times New Roman" w:hAnsi="Times New Roman" w:cs="Times New Roman"/>
+                <w:noProof/>
+              </w:rPr>
+              <w:t>a</w:t>
+            </w:r>
+            <w:r>
+              <w:rPr>
+                <w:rStyle w:val="Hyperlink"/>
+                <w:rFonts w:ascii="Times New Roman" w:hAnsi="Times New Roman" w:cs="Times New Roman"/>
+                <w:noProof/>
+              </w:rPr>
+              <w:t xml:space="preserve"> Support Tool, Not A Final Decision Tool</w:t>
             </w:r>
             <w:r>
               <w:rPr>
@@ -6324,7 +6614,7 @@
                 <w:noProof/>
                 <w:webHidden/>
               </w:rPr>
-              <w:instrText xml:space="preserve"> PAGEREF _Toc233137089 \h </w:instrText>
+              <w:instrText xml:space="preserve"> PAGEREF _Toc233198144 \h </w:instrText>
             </w:r>
             <w:r>
               <w:rPr>
@@ -6372,7 +6662,7 @@
               <w:noProof/>
             </w:rPr>
           </w:pPr>
-          <w:hyperlink w:anchor="_Toc233137090" w:history="1">
+          <w:hyperlink w:anchor="_Toc233198145" w:history="1">
             <w:r>
               <w:rPr>
                 <w:rStyle w:val="Hyperlink"/>
@@ -6394,7 +6684,23 @@
                 <w:rFonts w:ascii="Times New Roman" w:hAnsi="Times New Roman" w:cs="Times New Roman"/>
                 <w:noProof/>
               </w:rPr>
-              <w:t>Focus On Practical Pricing Drivers</w:t>
+              <w:t xml:space="preserve">Focus </w:t>
+            </w:r>
+            <w:r>
+              <w:rPr>
+                <w:rStyle w:val="Hyperlink"/>
+                <w:rFonts w:ascii="Times New Roman" w:hAnsi="Times New Roman" w:cs="Times New Roman"/>
+                <w:noProof/>
+              </w:rPr>
+              <w:t>o</w:t>
+            </w:r>
+            <w:r>
+              <w:rPr>
+                <w:rStyle w:val="Hyperlink"/>
+                <w:rFonts w:ascii="Times New Roman" w:hAnsi="Times New Roman" w:cs="Times New Roman"/>
+                <w:noProof/>
+              </w:rPr>
+              <w:t>n Practical Pricing Drivers</w:t>
             </w:r>
             <w:r>
               <w:rPr>
@@ -6418,7 +6724,7 @@
                 <w:noProof/>
                 <w:webHidden/>
               </w:rPr>
-              <w:instrText xml:space="preserve"> PAGEREF _Toc233137090 \h </w:instrText>
+              <w:instrText xml:space="preserve"> PAGEREF _Toc233198145 \h </w:instrText>
             </w:r>
             <w:r>
               <w:rPr>
@@ -6466,7 +6772,7 @@
               <w:noProof/>
             </w:rPr>
           </w:pPr>
-          <w:hyperlink w:anchor="_Toc233137091" w:history="1">
+          <w:hyperlink w:anchor="_Toc233198146" w:history="1">
             <w:r>
               <w:rPr>
                 <w:rStyle w:val="Hyperlink"/>
@@ -6488,7 +6794,23 @@
                 <w:rFonts w:ascii="Times New Roman" w:hAnsi="Times New Roman" w:cs="Times New Roman"/>
                 <w:noProof/>
               </w:rPr>
-              <w:t>Summary Of Recommendations</w:t>
+              <w:t xml:space="preserve">Summary </w:t>
+            </w:r>
+            <w:r>
+              <w:rPr>
+                <w:rStyle w:val="Hyperlink"/>
+                <w:rFonts w:ascii="Times New Roman" w:hAnsi="Times New Roman" w:cs="Times New Roman"/>
+                <w:noProof/>
+              </w:rPr>
+              <w:t>o</w:t>
+            </w:r>
+            <w:r>
+              <w:rPr>
+                <w:rStyle w:val="Hyperlink"/>
+                <w:rFonts w:ascii="Times New Roman" w:hAnsi="Times New Roman" w:cs="Times New Roman"/>
+                <w:noProof/>
+              </w:rPr>
+              <w:t>f Recommendations</w:t>
             </w:r>
             <w:r>
               <w:rPr>
@@ -6512,7 +6834,7 @@
                 <w:noProof/>
                 <w:webHidden/>
               </w:rPr>
-              <w:instrText xml:space="preserve"> PAGEREF _Toc233137091 \h </w:instrText>
+              <w:instrText xml:space="preserve"> PAGEREF _Toc233198146 \h </w:instrText>
             </w:r>
             <w:r>
               <w:rPr>
@@ -6560,7 +6882,7 @@
               <w:noProof/>
             </w:rPr>
           </w:pPr>
-          <w:hyperlink w:anchor="_Toc233137092" w:history="1">
+          <w:hyperlink w:anchor="_Toc233198147" w:history="1">
             <w:r>
               <w:rPr>
                 <w:rStyle w:val="Hyperlink"/>
@@ -6606,7 +6928,7 @@
                 <w:noProof/>
                 <w:webHidden/>
               </w:rPr>
-              <w:instrText xml:space="preserve"> PAGEREF _Toc233137092 \h </w:instrText>
+              <w:instrText xml:space="preserve"> PAGEREF _Toc233198147 \h </w:instrText>
             </w:r>
             <w:r>
               <w:rPr>
@@ -6654,7 +6976,7 @@
               <w:noProof/>
             </w:rPr>
           </w:pPr>
-          <w:hyperlink w:anchor="_Toc233137093" w:history="1">
+          <w:hyperlink w:anchor="_Toc233198148" w:history="1">
             <w:r>
               <w:rPr>
                 <w:rStyle w:val="Hyperlink"/>
@@ -6700,7 +7022,7 @@
                 <w:noProof/>
                 <w:webHidden/>
               </w:rPr>
-              <w:instrText xml:space="preserve"> PAGEREF _Toc233137093 \h </w:instrText>
+              <w:instrText xml:space="preserve"> PAGEREF _Toc233198148 \h </w:instrText>
             </w:r>
             <w:r>
               <w:rPr>
@@ -6748,7 +7070,7 @@
               <w:noProof/>
             </w:rPr>
           </w:pPr>
-          <w:hyperlink w:anchor="_Toc233137094" w:history="1">
+          <w:hyperlink w:anchor="_Toc233198149" w:history="1">
             <w:r>
               <w:rPr>
                 <w:rStyle w:val="Hyperlink"/>
@@ -6794,7 +7116,7 @@
                 <w:noProof/>
                 <w:webHidden/>
               </w:rPr>
-              <w:instrText xml:space="preserve"> PAGEREF _Toc233137094 \h </w:instrText>
+              <w:instrText xml:space="preserve"> PAGEREF _Toc233198149 \h </w:instrText>
             </w:r>
             <w:r>
               <w:rPr>
@@ -6842,7 +7164,7 @@
               <w:noProof/>
             </w:rPr>
           </w:pPr>
-          <w:hyperlink w:anchor="_Toc233137095" w:history="1">
+          <w:hyperlink w:anchor="_Toc233198150" w:history="1">
             <w:r>
               <w:rPr>
                 <w:rStyle w:val="Hyperlink"/>
@@ -6888,7 +7210,7 @@
                 <w:noProof/>
                 <w:webHidden/>
               </w:rPr>
-              <w:instrText xml:space="preserve"> PAGEREF _Toc233137095 \h </w:instrText>
+              <w:instrText xml:space="preserve"> PAGEREF _Toc233198150 \h </w:instrText>
             </w:r>
             <w:r>
               <w:rPr>
@@ -6912,6 +7234,194 @@
                 <w:webHidden/>
               </w:rPr>
               <w:t>48</w:t>
+            </w:r>
+            <w:r>
+              <w:rPr>
+                <w:rFonts w:ascii="Times New Roman" w:hAnsi="Times New Roman" w:cs="Times New Roman"/>
+                <w:noProof/>
+                <w:webHidden/>
+              </w:rPr>
+              <w:fldChar w:fldCharType="end"/>
+            </w:r>
+          </w:hyperlink>
+        </w:p>
+        <w:p>
+          <w:pPr>
+            <w:pStyle w:val="TOC1"/>
+            <w:tabs>
+              <w:tab w:val="left" w:pos="720"/>
+              <w:tab w:val="right" w:leader="dot" w:pos="9350"/>
+            </w:tabs>
+            <w:spacing w:line="360" w:lineRule="auto"/>
+            <w:rPr>
+              <w:rFonts w:ascii="Times New Roman" w:eastAsiaTheme="minorEastAsia" w:hAnsi="Times New Roman" w:cs="Times New Roman"/>
+              <w:noProof/>
+            </w:rPr>
+          </w:pPr>
+          <w:hyperlink w:anchor="_Toc233198151" w:history="1">
+            <w:r>
+              <w:rPr>
+                <w:rStyle w:val="Hyperlink"/>
+                <w:rFonts w:ascii="Times New Roman" w:hAnsi="Times New Roman" w:cs="Times New Roman"/>
+                <w:noProof/>
+              </w:rPr>
+              <w:t>15</w:t>
+            </w:r>
+            <w:r>
+              <w:rPr>
+                <w:rFonts w:ascii="Times New Roman" w:eastAsiaTheme="minorEastAsia" w:hAnsi="Times New Roman" w:cs="Times New Roman"/>
+                <w:noProof/>
+              </w:rPr>
+              <w:tab/>
+            </w:r>
+            <w:r>
+              <w:rPr>
+                <w:rStyle w:val="Hyperlink"/>
+                <w:rFonts w:ascii="Times New Roman" w:hAnsi="Times New Roman" w:cs="Times New Roman"/>
+                <w:noProof/>
+              </w:rPr>
+              <w:t>Visualizations</w:t>
+            </w:r>
+            <w:r>
+              <w:rPr>
+                <w:rFonts w:ascii="Times New Roman" w:hAnsi="Times New Roman" w:cs="Times New Roman"/>
+                <w:noProof/>
+                <w:webHidden/>
+              </w:rPr>
+              <w:tab/>
+            </w:r>
+            <w:r>
+              <w:rPr>
+                <w:rFonts w:ascii="Times New Roman" w:hAnsi="Times New Roman" w:cs="Times New Roman"/>
+                <w:noProof/>
+                <w:webHidden/>
+              </w:rPr>
+              <w:fldChar w:fldCharType="begin"/>
+            </w:r>
+            <w:r>
+              <w:rPr>
+                <w:rFonts w:ascii="Times New Roman" w:hAnsi="Times New Roman" w:cs="Times New Roman"/>
+                <w:noProof/>
+                <w:webHidden/>
+              </w:rPr>
+              <w:instrText xml:space="preserve"> PAGEREF _Toc233198151 \h </w:instrText>
+            </w:r>
+            <w:r>
+              <w:rPr>
+                <w:rFonts w:ascii="Times New Roman" w:hAnsi="Times New Roman" w:cs="Times New Roman"/>
+                <w:noProof/>
+                <w:webHidden/>
+              </w:rPr>
+            </w:r>
+            <w:r>
+              <w:rPr>
+                <w:rFonts w:ascii="Times New Roman" w:hAnsi="Times New Roman" w:cs="Times New Roman"/>
+                <w:noProof/>
+                <w:webHidden/>
+              </w:rPr>
+              <w:fldChar w:fldCharType="separate"/>
+            </w:r>
+            <w:r>
+              <w:rPr>
+                <w:rFonts w:ascii="Times New Roman" w:hAnsi="Times New Roman" w:cs="Times New Roman"/>
+                <w:noProof/>
+                <w:webHidden/>
+              </w:rPr>
+              <w:t>49</w:t>
+            </w:r>
+            <w:r>
+              <w:rPr>
+                <w:rFonts w:ascii="Times New Roman" w:hAnsi="Times New Roman" w:cs="Times New Roman"/>
+                <w:noProof/>
+                <w:webHidden/>
+              </w:rPr>
+              <w:fldChar w:fldCharType="end"/>
+            </w:r>
+          </w:hyperlink>
+        </w:p>
+        <w:p>
+          <w:pPr>
+            <w:pStyle w:val="TOC1"/>
+            <w:tabs>
+              <w:tab w:val="left" w:pos="720"/>
+              <w:tab w:val="right" w:leader="dot" w:pos="9350"/>
+            </w:tabs>
+            <w:spacing w:line="360" w:lineRule="auto"/>
+            <w:rPr>
+              <w:rFonts w:ascii="Times New Roman" w:eastAsiaTheme="minorEastAsia" w:hAnsi="Times New Roman" w:cs="Times New Roman"/>
+              <w:noProof/>
+            </w:rPr>
+          </w:pPr>
+          <w:hyperlink w:anchor="_Toc233198152" w:history="1">
+            <w:r>
+              <w:rPr>
+                <w:rStyle w:val="Hyperlink"/>
+                <w:rFonts w:ascii="Times New Roman" w:hAnsi="Times New Roman" w:cs="Times New Roman"/>
+                <w:noProof/>
+              </w:rPr>
+              <w:t>16</w:t>
+            </w:r>
+            <w:r>
+              <w:rPr>
+                <w:rFonts w:ascii="Times New Roman" w:eastAsiaTheme="minorEastAsia" w:hAnsi="Times New Roman" w:cs="Times New Roman"/>
+                <w:noProof/>
+              </w:rPr>
+              <w:tab/>
+            </w:r>
+            <w:r>
+              <w:rPr>
+                <w:rStyle w:val="Hyperlink"/>
+                <w:rFonts w:ascii="Times New Roman" w:hAnsi="Times New Roman" w:cs="Times New Roman"/>
+                <w:noProof/>
+              </w:rPr>
+              <w:t>Ai/Ml Experiments</w:t>
+            </w:r>
+            <w:r>
+              <w:rPr>
+                <w:rFonts w:ascii="Times New Roman" w:hAnsi="Times New Roman" w:cs="Times New Roman"/>
+                <w:noProof/>
+                <w:webHidden/>
+              </w:rPr>
+              <w:tab/>
+            </w:r>
+            <w:r>
+              <w:rPr>
+                <w:rFonts w:ascii="Times New Roman" w:hAnsi="Times New Roman" w:cs="Times New Roman"/>
+                <w:noProof/>
+                <w:webHidden/>
+              </w:rPr>
+              <w:fldChar w:fldCharType="begin"/>
+            </w:r>
+            <w:r>
+              <w:rPr>
+                <w:rFonts w:ascii="Times New Roman" w:hAnsi="Times New Roman" w:cs="Times New Roman"/>
+                <w:noProof/>
+                <w:webHidden/>
+              </w:rPr>
+              <w:instrText xml:space="preserve"> PAGEREF _Toc233198152 \h </w:instrText>
+            </w:r>
+            <w:r>
+              <w:rPr>
+                <w:rFonts w:ascii="Times New Roman" w:hAnsi="Times New Roman" w:cs="Times New Roman"/>
+                <w:noProof/>
+                <w:webHidden/>
+              </w:rPr>
+            </w:r>
+            <w:r>
+              <w:rPr>
+                <w:rFonts w:ascii="Times New Roman" w:hAnsi="Times New Roman" w:cs="Times New Roman"/>
+                <w:noProof/>
+                <w:webHidden/>
+              </w:rPr>
+              <w:fldChar w:fldCharType="separate"/>
+            </w:r>
+            <w:r>
+              <w:rPr>
+                <w:rFonts w:ascii="Times New Roman" w:hAnsi="Times New Roman" w:cs="Times New Roman"/>
+                <w:noProof/>
+                <w:webHidden/>
+              </w:rPr>
+              <w:t>50</w:t>
             </w:r>
             <w:r>
               <w:rPr>
@@ -6935,7 +7445,7 @@
               <w:noProof/>
             </w:rPr>
           </w:pPr>
-          <w:hyperlink w:anchor="_Toc233137096" w:history="1">
+          <w:hyperlink w:anchor="_Toc233198153" w:history="1">
             <w:r>
               <w:rPr>
                 <w:rStyle w:val="Hyperlink"/>
@@ -6982,7 +7492,7 @@
                 <w:noProof/>
                 <w:webHidden/>
               </w:rPr>
-              <w:instrText xml:space="preserve"> PAGEREF _Toc233137096 \h </w:instrText>
+              <w:instrText xml:space="preserve"> PAGEREF _Toc233198153 \h </w:instrText>
             </w:r>
             <w:r>
               <w:rPr>
@@ -7005,7 +7515,7 @@
                 <w:noProof/>
                 <w:webHidden/>
               </w:rPr>
-              <w:t>49</w:t>
+              <w:t>51</w:t>
             </w:r>
             <w:r>
               <w:rPr>
@@ -7033,24 +7543,6 @@
     </w:sdt>
     <w:p>
       <w:pPr>
-        <w:spacing w:line="360" w:lineRule="auto"/>
-        <w:rPr>
-          <w:rFonts w:ascii="Times New Roman" w:hAnsi="Times New Roman" w:cs="Times New Roman"/>
-        </w:rPr>
-      </w:pPr>
-    </w:p>
-    <w:p>
-      <w:pPr>
-        <w:spacing w:line="360" w:lineRule="auto"/>
-        <w:rPr>
-          <w:rFonts w:ascii="Times New Roman" w:hAnsi="Times New Roman" w:cs="Times New Roman"/>
-          <w:b/>
-          <w:bCs/>
-        </w:rPr>
-      </w:pPr>
-    </w:p>
-    <w:p>
-      <w:pPr>
         <w:pStyle w:val="Heading1"/>
         <w:spacing w:line="360" w:lineRule="auto"/>
         <w:rPr>
@@ -7062,7 +7554,7 @@
           <w:szCs w:val="24"/>
         </w:rPr>
       </w:pPr>
-      <w:bookmarkStart w:id="0" w:name="_Toc233137026"/>
+      <w:bookmarkStart w:id="0" w:name="_Toc233198081"/>
       <w:r>
         <w:rPr>
           <w:rFonts w:ascii="Times New Roman" w:hAnsi="Times New Roman" w:cs="Times New Roman"/>
@@ -7072,6 +7564,7 @@
           <w:sz w:val="24"/>
           <w:szCs w:val="24"/>
         </w:rPr>
+        <w:lastRenderedPageBreak/>
         <w:t>EXECUTIVE SUMMARY</w:t>
       </w:r>
       <w:bookmarkEnd w:id="0"/>
@@ -7144,178 +7637,178 @@
         <w:rPr>
           <w:rFonts w:ascii="Times New Roman" w:hAnsi="Times New Roman" w:cs="Times New Roman"/>
         </w:rPr>
+        <w:t>The final dataset contained 10,480 Amsterdam listings. Out of these, 5,874 listings had valid price values available for price-based analysis.</w:t>
+      </w:r>
+      <w:r>
+        <w:rPr>
+          <w:rFonts w:ascii="Times New Roman" w:hAnsi="Times New Roman" w:cs="Times New Roman"/>
+        </w:rPr>
+        <w:t xml:space="preserve"> </w:t>
+      </w:r>
+      <w:r>
+        <w:rPr>
+          <w:rFonts w:ascii="Times New Roman" w:hAnsi="Times New Roman" w:cs="Times New Roman"/>
+        </w:rPr>
+        <w:t>The median price for a listed home was 222.00 and the average price 336.79. This indicates that some expensive properties affect the overall average, so that the median is a more representative figure of a typical listing price.</w:t>
+      </w:r>
+    </w:p>
+    <w:p>
+      <w:pPr>
+        <w:spacing w:line="360" w:lineRule="auto"/>
+        <w:jc w:val="both"/>
+        <w:rPr>
+          <w:rFonts w:ascii="Times New Roman" w:hAnsi="Times New Roman" w:cs="Times New Roman"/>
+        </w:rPr>
+      </w:pPr>
+      <w:r>
+        <w:rPr>
+          <w:rFonts w:ascii="Times New Roman" w:hAnsi="Times New Roman" w:cs="Times New Roman"/>
+        </w:rPr>
+        <w:t xml:space="preserve">The analysis results indicated that room type and </w:t>
+      </w:r>
+      <w:proofErr w:type="spellStart"/>
+      <w:r>
+        <w:rPr>
+          <w:rFonts w:ascii="Times New Roman" w:hAnsi="Times New Roman" w:cs="Times New Roman"/>
+        </w:rPr>
+        <w:t>neighbourhood</w:t>
+      </w:r>
+      <w:proofErr w:type="spellEnd"/>
+      <w:r>
+        <w:rPr>
+          <w:rFonts w:ascii="Times New Roman" w:hAnsi="Times New Roman" w:cs="Times New Roman"/>
+        </w:rPr>
+        <w:t xml:space="preserve"> are significant factors in the pricing of Airbnb. The cost of entire homes and apartments were overall higher than that of private rooms. The same was true at the </w:t>
+      </w:r>
+      <w:proofErr w:type="spellStart"/>
+      <w:r>
+        <w:rPr>
+          <w:rFonts w:ascii="Times New Roman" w:hAnsi="Times New Roman" w:cs="Times New Roman"/>
+        </w:rPr>
+        <w:t>neighbourhood</w:t>
+      </w:r>
+      <w:proofErr w:type="spellEnd"/>
+      <w:r>
+        <w:rPr>
+          <w:rFonts w:ascii="Times New Roman" w:hAnsi="Times New Roman" w:cs="Times New Roman"/>
+        </w:rPr>
+        <w:t xml:space="preserve"> level, as there were also clear price differences between </w:t>
+      </w:r>
+      <w:proofErr w:type="spellStart"/>
+      <w:r>
+        <w:rPr>
+          <w:rFonts w:ascii="Times New Roman" w:hAnsi="Times New Roman" w:cs="Times New Roman"/>
+        </w:rPr>
+        <w:t>neighbourhoods</w:t>
+      </w:r>
+      <w:proofErr w:type="spellEnd"/>
+      <w:r>
+        <w:rPr>
+          <w:rFonts w:ascii="Times New Roman" w:hAnsi="Times New Roman" w:cs="Times New Roman"/>
+        </w:rPr>
+        <w:t xml:space="preserve"> in Amsterdam.</w:t>
+      </w:r>
+    </w:p>
+    <w:p>
+      <w:pPr>
+        <w:spacing w:line="360" w:lineRule="auto"/>
+        <w:jc w:val="both"/>
+        <w:rPr>
+          <w:rFonts w:ascii="Times New Roman" w:hAnsi="Times New Roman" w:cs="Times New Roman"/>
+        </w:rPr>
+      </w:pPr>
+      <w:r>
+        <w:rPr>
+          <w:rFonts w:ascii="Times New Roman" w:hAnsi="Times New Roman" w:cs="Times New Roman"/>
+        </w:rPr>
+        <w:t>Occupancy and revenue estimates were made using calendar data. The numbers are approximate, though, as unavailable calendar dates can be either booked dates or simply dates that are unavailable for hosts. In addition, the calendar price and adjusted price fields were not available, and thus a daily pricing and weekly vs. weekend price analysis was not possible.</w:t>
+      </w:r>
+    </w:p>
+    <w:p>
+      <w:pPr>
+        <w:spacing w:line="360" w:lineRule="auto"/>
+        <w:jc w:val="both"/>
+        <w:rPr>
+          <w:rFonts w:ascii="Times New Roman" w:hAnsi="Times New Roman" w:cs="Times New Roman"/>
+        </w:rPr>
+      </w:pPr>
+      <w:r>
+        <w:rPr>
+          <w:rFonts w:ascii="Times New Roman" w:hAnsi="Times New Roman" w:cs="Times New Roman"/>
+        </w:rPr>
+        <w:t>A basic statistical analysis was performed to test selected patterns in the Airbnb market. The results confirmed that listing type, neighborhood, review activity and availability are useful factors in the understanding of Airbnb prices. We also carried out a simple price prediction experiment using Linear Regression and Random Forest model. The Random Forest model performed slightly better, but the experiment was treated as exploratory rather than production-ready.</w:t>
+      </w:r>
+    </w:p>
+    <w:p>
+      <w:pPr>
+        <w:spacing w:line="360" w:lineRule="auto"/>
+        <w:jc w:val="both"/>
+        <w:rPr>
+          <w:rFonts w:ascii="Times New Roman" w:hAnsi="Times New Roman" w:cs="Times New Roman"/>
+        </w:rPr>
+      </w:pPr>
+      <w:r>
+        <w:rPr>
+          <w:rFonts w:ascii="Times New Roman" w:hAnsi="Times New Roman" w:cs="Times New Roman"/>
+        </w:rPr>
+        <w:t xml:space="preserve">A small open innovation output was also created as a rule-based market opportunity finder. It identifies value </w:t>
+      </w:r>
+      <w:proofErr w:type="spellStart"/>
+      <w:r>
+        <w:rPr>
+          <w:rFonts w:ascii="Times New Roman" w:hAnsi="Times New Roman" w:cs="Times New Roman"/>
+        </w:rPr>
+        <w:t>neighbourhoods</w:t>
+      </w:r>
+      <w:proofErr w:type="spellEnd"/>
+      <w:r>
+        <w:rPr>
+          <w:rFonts w:ascii="Times New Roman" w:hAnsi="Times New Roman" w:cs="Times New Roman"/>
+        </w:rPr>
+        <w:t xml:space="preserve">, premium </w:t>
+      </w:r>
+      <w:proofErr w:type="spellStart"/>
+      <w:r>
+        <w:rPr>
+          <w:rFonts w:ascii="Times New Roman" w:hAnsi="Times New Roman" w:cs="Times New Roman"/>
+        </w:rPr>
+        <w:t>neighbourhoods</w:t>
+      </w:r>
+      <w:proofErr w:type="spellEnd"/>
+      <w:r>
+        <w:rPr>
+          <w:rFonts w:ascii="Times New Roman" w:hAnsi="Times New Roman" w:cs="Times New Roman"/>
+        </w:rPr>
+        <w:t xml:space="preserve">, high-occupancy </w:t>
+      </w:r>
+      <w:proofErr w:type="spellStart"/>
+      <w:r>
+        <w:rPr>
+          <w:rFonts w:ascii="Times New Roman" w:hAnsi="Times New Roman" w:cs="Times New Roman"/>
+        </w:rPr>
+        <w:t>neighbourhoods</w:t>
+      </w:r>
+      <w:proofErr w:type="spellEnd"/>
+      <w:r>
+        <w:rPr>
+          <w:rFonts w:ascii="Times New Roman" w:hAnsi="Times New Roman" w:cs="Times New Roman"/>
+        </w:rPr>
+        <w:t>, potential listing improvement opportunities, and top estimated revenue listings.</w:t>
+      </w:r>
+    </w:p>
+    <w:p>
+      <w:pPr>
+        <w:spacing w:line="360" w:lineRule="auto"/>
+        <w:jc w:val="both"/>
+        <w:rPr>
+          <w:rFonts w:ascii="Times New Roman" w:hAnsi="Times New Roman" w:cs="Times New Roman"/>
+        </w:rPr>
+      </w:pPr>
+      <w:r>
+        <w:rPr>
+          <w:rFonts w:ascii="Times New Roman" w:hAnsi="Times New Roman" w:cs="Times New Roman"/>
+        </w:rPr>
         <w:lastRenderedPageBreak/>
-        <w:t>The final dataset contained 10,480 Amsterdam listings. Out of these, 5,874 listings had valid price values available for price-based analysis.</w:t>
-      </w:r>
-      <w:r>
-        <w:rPr>
-          <w:rFonts w:ascii="Times New Roman" w:hAnsi="Times New Roman" w:cs="Times New Roman"/>
-        </w:rPr>
-        <w:t xml:space="preserve"> </w:t>
-      </w:r>
-      <w:r>
-        <w:rPr>
-          <w:rFonts w:ascii="Times New Roman" w:hAnsi="Times New Roman" w:cs="Times New Roman"/>
-        </w:rPr>
-        <w:t>The median price for a listed home was 222.00 and the average price 336.79. This indicates that some expensive properties affect the overall average, so that the median is a more representative figure of a typical listing price.</w:t>
-      </w:r>
-    </w:p>
-    <w:p>
-      <w:pPr>
-        <w:spacing w:line="360" w:lineRule="auto"/>
-        <w:jc w:val="both"/>
-        <w:rPr>
-          <w:rFonts w:ascii="Times New Roman" w:hAnsi="Times New Roman" w:cs="Times New Roman"/>
-        </w:rPr>
-      </w:pPr>
-      <w:r>
-        <w:rPr>
-          <w:rFonts w:ascii="Times New Roman" w:hAnsi="Times New Roman" w:cs="Times New Roman"/>
-        </w:rPr>
-        <w:t xml:space="preserve">The analysis results indicated that room type and </w:t>
-      </w:r>
-      <w:proofErr w:type="spellStart"/>
-      <w:r>
-        <w:rPr>
-          <w:rFonts w:ascii="Times New Roman" w:hAnsi="Times New Roman" w:cs="Times New Roman"/>
-        </w:rPr>
-        <w:t>neighbourhood</w:t>
-      </w:r>
-      <w:proofErr w:type="spellEnd"/>
-      <w:r>
-        <w:rPr>
-          <w:rFonts w:ascii="Times New Roman" w:hAnsi="Times New Roman" w:cs="Times New Roman"/>
-        </w:rPr>
-        <w:t xml:space="preserve"> are significant factors in the pricing of Airbnb. The cost of entire homes and apartments were overall higher than that of private rooms. The same was true at the </w:t>
-      </w:r>
-      <w:proofErr w:type="spellStart"/>
-      <w:r>
-        <w:rPr>
-          <w:rFonts w:ascii="Times New Roman" w:hAnsi="Times New Roman" w:cs="Times New Roman"/>
-        </w:rPr>
-        <w:t>neighbourhood</w:t>
-      </w:r>
-      <w:proofErr w:type="spellEnd"/>
-      <w:r>
-        <w:rPr>
-          <w:rFonts w:ascii="Times New Roman" w:hAnsi="Times New Roman" w:cs="Times New Roman"/>
-        </w:rPr>
-        <w:t xml:space="preserve"> level, as there were also clear price differences between </w:t>
-      </w:r>
-      <w:proofErr w:type="spellStart"/>
-      <w:r>
-        <w:rPr>
-          <w:rFonts w:ascii="Times New Roman" w:hAnsi="Times New Roman" w:cs="Times New Roman"/>
-        </w:rPr>
-        <w:t>neighbourhoods</w:t>
-      </w:r>
-      <w:proofErr w:type="spellEnd"/>
-      <w:r>
-        <w:rPr>
-          <w:rFonts w:ascii="Times New Roman" w:hAnsi="Times New Roman" w:cs="Times New Roman"/>
-        </w:rPr>
-        <w:t xml:space="preserve"> in Amsterdam.</w:t>
-      </w:r>
-    </w:p>
-    <w:p>
-      <w:pPr>
-        <w:spacing w:line="360" w:lineRule="auto"/>
-        <w:jc w:val="both"/>
-        <w:rPr>
-          <w:rFonts w:ascii="Times New Roman" w:hAnsi="Times New Roman" w:cs="Times New Roman"/>
-        </w:rPr>
-      </w:pPr>
-      <w:r>
-        <w:rPr>
-          <w:rFonts w:ascii="Times New Roman" w:hAnsi="Times New Roman" w:cs="Times New Roman"/>
-        </w:rPr>
-        <w:t>Occupancy and revenue estimates were made using calendar data. The numbers are approximate, though, as unavailable calendar dates can be either booked dates or simply dates that are unavailable for hosts. In addition, the calendar price and adjusted price fields were not available, and thus a daily pricing and weekly vs. weekend price analysis was not possible.</w:t>
-      </w:r>
-    </w:p>
-    <w:p>
-      <w:pPr>
-        <w:spacing w:line="360" w:lineRule="auto"/>
-        <w:jc w:val="both"/>
-        <w:rPr>
-          <w:rFonts w:ascii="Times New Roman" w:hAnsi="Times New Roman" w:cs="Times New Roman"/>
-        </w:rPr>
-      </w:pPr>
-      <w:r>
-        <w:rPr>
-          <w:rFonts w:ascii="Times New Roman" w:hAnsi="Times New Roman" w:cs="Times New Roman"/>
-        </w:rPr>
-        <w:t>A basic statistical analysis was performed to test selected patterns in the Airbnb market. The results confirmed that listing type, neighborhood, review activity and availability are useful factors in the understanding of Airbnb prices. We also carried out a simple price prediction experiment using Linear Regression and Random Forest model. The Random Forest model performed slightly better, but the experiment was treated as exploratory rather than production-ready.</w:t>
-      </w:r>
-    </w:p>
-    <w:p>
-      <w:pPr>
-        <w:spacing w:line="360" w:lineRule="auto"/>
-        <w:jc w:val="both"/>
-        <w:rPr>
-          <w:rFonts w:ascii="Times New Roman" w:hAnsi="Times New Roman" w:cs="Times New Roman"/>
-        </w:rPr>
-      </w:pPr>
-      <w:r>
-        <w:rPr>
-          <w:rFonts w:ascii="Times New Roman" w:hAnsi="Times New Roman" w:cs="Times New Roman"/>
-        </w:rPr>
-        <w:t xml:space="preserve">A small open innovation output was also created as a rule-based market opportunity finder. It identifies value </w:t>
-      </w:r>
-      <w:proofErr w:type="spellStart"/>
-      <w:r>
-        <w:rPr>
-          <w:rFonts w:ascii="Times New Roman" w:hAnsi="Times New Roman" w:cs="Times New Roman"/>
-        </w:rPr>
-        <w:t>neighbourhoods</w:t>
-      </w:r>
-      <w:proofErr w:type="spellEnd"/>
-      <w:r>
-        <w:rPr>
-          <w:rFonts w:ascii="Times New Roman" w:hAnsi="Times New Roman" w:cs="Times New Roman"/>
-        </w:rPr>
-        <w:t xml:space="preserve">, premium </w:t>
-      </w:r>
-      <w:proofErr w:type="spellStart"/>
-      <w:r>
-        <w:rPr>
-          <w:rFonts w:ascii="Times New Roman" w:hAnsi="Times New Roman" w:cs="Times New Roman"/>
-        </w:rPr>
-        <w:t>neighbourhoods</w:t>
-      </w:r>
-      <w:proofErr w:type="spellEnd"/>
-      <w:r>
-        <w:rPr>
-          <w:rFonts w:ascii="Times New Roman" w:hAnsi="Times New Roman" w:cs="Times New Roman"/>
-        </w:rPr>
-        <w:t xml:space="preserve">, high-occupancy </w:t>
-      </w:r>
-      <w:proofErr w:type="spellStart"/>
-      <w:r>
-        <w:rPr>
-          <w:rFonts w:ascii="Times New Roman" w:hAnsi="Times New Roman" w:cs="Times New Roman"/>
-        </w:rPr>
-        <w:t>neighbourhoods</w:t>
-      </w:r>
-      <w:proofErr w:type="spellEnd"/>
-      <w:r>
-        <w:rPr>
-          <w:rFonts w:ascii="Times New Roman" w:hAnsi="Times New Roman" w:cs="Times New Roman"/>
-        </w:rPr>
-        <w:t>, potential listing improvement opportunities, and top estimated revenue listings.</w:t>
-      </w:r>
-    </w:p>
-    <w:p>
-      <w:pPr>
-        <w:spacing w:line="360" w:lineRule="auto"/>
-        <w:jc w:val="both"/>
-        <w:rPr>
-          <w:rFonts w:ascii="Times New Roman" w:hAnsi="Times New Roman" w:cs="Times New Roman"/>
-        </w:rPr>
-      </w:pPr>
-      <w:r>
-        <w:rPr>
-          <w:rFonts w:ascii="Times New Roman" w:hAnsi="Times New Roman" w:cs="Times New Roman"/>
-        </w:rPr>
         <w:t>Overall, this project is a realistic end-to-end data flow from ingestion through to profiling, cleaning, enrichment, to a proper modeling of the data in PostgreSQL, to exploratory analysis, statistical testing, to some basic machine learning, and finally to business reporting. The project's greatest benefit lies in the transparent and repeatable way of deriving insights from raw public data to become useful for business.</w:t>
       </w:r>
     </w:p>
@@ -7485,7 +7978,7 @@
           <w:szCs w:val="24"/>
         </w:rPr>
       </w:pPr>
-      <w:bookmarkStart w:id="1" w:name="_Toc233137027"/>
+      <w:bookmarkStart w:id="1" w:name="_Toc233198082"/>
       <w:r>
         <w:rPr>
           <w:rFonts w:ascii="Times New Roman" w:hAnsi="Times New Roman" w:cs="Times New Roman"/>
@@ -7495,6 +7988,7 @@
           <w:sz w:val="24"/>
           <w:szCs w:val="24"/>
         </w:rPr>
+        <w:lastRenderedPageBreak/>
         <w:t>OBJECTIVES AND SCOPE</w:t>
       </w:r>
       <w:bookmarkEnd w:id="1"/>
@@ -7555,7 +8049,6 @@
         <w:rPr>
           <w:rFonts w:ascii="Times New Roman" w:hAnsi="Times New Roman" w:cs="Times New Roman"/>
         </w:rPr>
-        <w:lastRenderedPageBreak/>
         <w:t>The scope of the project comprised the following aspects:</w:t>
       </w:r>
     </w:p>
@@ -7862,7 +8355,7 @@
           <w:szCs w:val="24"/>
         </w:rPr>
       </w:pPr>
-      <w:bookmarkStart w:id="2" w:name="_Toc233137028"/>
+      <w:bookmarkStart w:id="2" w:name="_Toc233198083"/>
       <w:r>
         <w:rPr>
           <w:rFonts w:ascii="Times New Roman" w:hAnsi="Times New Roman" w:cs="Times New Roman"/>
@@ -7872,6 +8365,7 @@
           <w:sz w:val="24"/>
           <w:szCs w:val="24"/>
         </w:rPr>
+        <w:lastRenderedPageBreak/>
         <w:t>DATASET OVERVIEW</w:t>
       </w:r>
       <w:bookmarkEnd w:id="2"/>
@@ -7946,7 +8440,7 @@
           <w:szCs w:val="24"/>
         </w:rPr>
       </w:pPr>
-      <w:bookmarkStart w:id="3" w:name="_Toc233137029"/>
+      <w:bookmarkStart w:id="3" w:name="_Toc233198084"/>
       <w:r>
         <w:rPr>
           <w:rFonts w:ascii="Times New Roman" w:hAnsi="Times New Roman" w:cs="Times New Roman"/>
@@ -8010,7 +8504,6 @@
                 <w:b/>
                 <w:bCs/>
               </w:rPr>
-              <w:lastRenderedPageBreak/>
               <w:t>File</w:t>
             </w:r>
           </w:p>
@@ -8543,7 +9036,7 @@
           <w:szCs w:val="24"/>
         </w:rPr>
       </w:pPr>
-      <w:bookmarkStart w:id="4" w:name="_Toc233137030"/>
+      <w:bookmarkStart w:id="4" w:name="_Toc233198085"/>
       <w:r>
         <w:rPr>
           <w:rFonts w:ascii="Times New Roman" w:hAnsi="Times New Roman" w:cs="Times New Roman"/>
@@ -8553,6 +9046,7 @@
           <w:sz w:val="24"/>
           <w:szCs w:val="24"/>
         </w:rPr>
+        <w:lastRenderedPageBreak/>
         <w:t>Main Entities</w:t>
       </w:r>
       <w:bookmarkEnd w:id="4"/>
@@ -8719,7 +9213,6 @@
         <w:rPr>
           <w:rFonts w:ascii="Times New Roman" w:hAnsi="Times New Roman" w:cs="Times New Roman"/>
         </w:rPr>
-        <w:lastRenderedPageBreak/>
         <w:t xml:space="preserve">A </w:t>
       </w:r>
       <w:r>
@@ -8813,7 +9306,7 @@
           <w:szCs w:val="24"/>
         </w:rPr>
       </w:pPr>
-      <w:bookmarkStart w:id="5" w:name="_Toc233137031"/>
+      <w:bookmarkStart w:id="5" w:name="_Toc233198086"/>
       <w:r>
         <w:rPr>
           <w:rFonts w:ascii="Times New Roman" w:hAnsi="Times New Roman" w:cs="Times New Roman"/>
@@ -9124,6 +9617,7 @@
         <w:rPr>
           <w:rFonts w:ascii="Times New Roman" w:hAnsi="Times New Roman" w:cs="Times New Roman"/>
         </w:rPr>
+        <w:lastRenderedPageBreak/>
         <w:t xml:space="preserve">The listings file acts as the main parent table. The calendar and reviews files are child tables because they contain multiple records for each listing. The </w:t>
       </w:r>
       <w:proofErr w:type="spellStart"/>
@@ -9169,7 +9663,7 @@
           <w:szCs w:val="24"/>
         </w:rPr>
       </w:pPr>
-      <w:bookmarkStart w:id="6" w:name="_Toc233137032"/>
+      <w:bookmarkStart w:id="6" w:name="_Toc233198087"/>
       <w:r>
         <w:rPr>
           <w:rFonts w:ascii="Times New Roman" w:hAnsi="Times New Roman" w:cs="Times New Roman"/>
@@ -9523,7 +10017,6 @@
               <w:rPr>
                 <w:rFonts w:ascii="Times New Roman" w:hAnsi="Times New Roman" w:cs="Times New Roman"/>
               </w:rPr>
-              <w:lastRenderedPageBreak/>
               <w:t>neighbourhoods.csv</w:t>
             </w:r>
           </w:p>
@@ -9624,7 +10117,7 @@
           <w:szCs w:val="24"/>
         </w:rPr>
       </w:pPr>
-      <w:bookmarkStart w:id="7" w:name="_Toc233137033"/>
+      <w:bookmarkStart w:id="7" w:name="_Toc233198088"/>
       <w:r>
         <w:rPr>
           <w:rFonts w:ascii="Times New Roman" w:hAnsi="Times New Roman" w:cs="Times New Roman"/>
@@ -9953,7 +10446,7 @@
           <w:szCs w:val="24"/>
         </w:rPr>
       </w:pPr>
-      <w:bookmarkStart w:id="8" w:name="_Toc233137034"/>
+      <w:bookmarkStart w:id="8" w:name="_Toc233198089"/>
       <w:r>
         <w:rPr>
           <w:rFonts w:ascii="Times New Roman" w:hAnsi="Times New Roman" w:cs="Times New Roman"/>
@@ -9963,6 +10456,7 @@
           <w:sz w:val="24"/>
           <w:szCs w:val="24"/>
         </w:rPr>
+        <w:lastRenderedPageBreak/>
         <w:t>Data Quality Observations</w:t>
       </w:r>
       <w:bookmarkEnd w:id="8"/>
@@ -10062,7 +10556,6 @@
         <w:rPr>
           <w:rFonts w:ascii="Times New Roman" w:hAnsi="Times New Roman" w:cs="Times New Roman"/>
         </w:rPr>
-        <w:lastRenderedPageBreak/>
         <w:t>Some review score fields were also missing, especially for listings with no or limited review history. These values were kept as nulls rather than filled with artificial scores.</w:t>
       </w:r>
     </w:p>
@@ -10121,7 +10614,7 @@
           <w:szCs w:val="24"/>
         </w:rPr>
       </w:pPr>
-      <w:bookmarkStart w:id="9" w:name="_Toc233137035"/>
+      <w:bookmarkStart w:id="9" w:name="_Toc233198090"/>
       <w:r>
         <w:rPr>
           <w:rFonts w:ascii="Times New Roman" w:hAnsi="Times New Roman" w:cs="Times New Roman"/>
@@ -10246,7 +10739,7 @@
           <w:szCs w:val="24"/>
         </w:rPr>
       </w:pPr>
-      <w:bookmarkStart w:id="10" w:name="_Toc233137036"/>
+      <w:bookmarkStart w:id="10" w:name="_Toc233198091"/>
       <w:r>
         <w:rPr>
           <w:rFonts w:ascii="Times New Roman" w:hAnsi="Times New Roman" w:cs="Times New Roman"/>
@@ -10256,6 +10749,7 @@
           <w:sz w:val="24"/>
           <w:szCs w:val="24"/>
         </w:rPr>
+        <w:lastRenderedPageBreak/>
         <w:t>Assumptions</w:t>
       </w:r>
       <w:bookmarkEnd w:id="10"/>
@@ -10438,7 +10932,6 @@
         <w:rPr>
           <w:rFonts w:ascii="Times New Roman" w:hAnsi="Times New Roman" w:cs="Times New Roman"/>
         </w:rPr>
-        <w:lastRenderedPageBreak/>
         <w:t>Listing-level price is used for pricing analysis because calendar price fields are missing.</w:t>
       </w:r>
     </w:p>
@@ -10597,7 +11090,7 @@
           <w:szCs w:val="24"/>
         </w:rPr>
       </w:pPr>
-      <w:bookmarkStart w:id="11" w:name="_Toc233137037"/>
+      <w:bookmarkStart w:id="11" w:name="_Toc233198092"/>
       <w:r>
         <w:rPr>
           <w:rFonts w:ascii="Times New Roman" w:hAnsi="Times New Roman" w:cs="Times New Roman"/>
@@ -10607,6 +11100,7 @@
           <w:sz w:val="24"/>
           <w:szCs w:val="24"/>
         </w:rPr>
+        <w:lastRenderedPageBreak/>
         <w:t>METHODOLOGY</w:t>
       </w:r>
       <w:bookmarkEnd w:id="11"/>
@@ -10650,7 +11144,7 @@
           <w:szCs w:val="24"/>
         </w:rPr>
       </w:pPr>
-      <w:bookmarkStart w:id="12" w:name="_Toc233137038"/>
+      <w:bookmarkStart w:id="12" w:name="_Toc233198093"/>
       <w:r>
         <w:rPr>
           <w:rFonts w:ascii="Times New Roman" w:hAnsi="Times New Roman" w:cs="Times New Roman"/>
@@ -10803,7 +11297,6 @@
         <w:rPr>
           <w:rFonts w:ascii="Times New Roman" w:hAnsi="Times New Roman" w:cs="Times New Roman"/>
         </w:rPr>
-        <w:lastRenderedPageBreak/>
         <w:t>This was to enable the work to be broken down into clear steps. The outputs of each step could be inputs into the subsequent step.</w:t>
       </w:r>
     </w:p>
@@ -10819,7 +11312,7 @@
           <w:szCs w:val="24"/>
         </w:rPr>
       </w:pPr>
-      <w:bookmarkStart w:id="13" w:name="_Toc233137039"/>
+      <w:bookmarkStart w:id="13" w:name="_Toc233198094"/>
       <w:r>
         <w:rPr>
           <w:rFonts w:ascii="Times New Roman" w:hAnsi="Times New Roman" w:cs="Times New Roman"/>
@@ -10926,7 +11419,7 @@
           <w:szCs w:val="24"/>
         </w:rPr>
       </w:pPr>
-      <w:bookmarkStart w:id="14" w:name="_Toc233137040"/>
+      <w:bookmarkStart w:id="14" w:name="_Toc233198095"/>
       <w:r>
         <w:rPr>
           <w:rFonts w:ascii="Times New Roman" w:hAnsi="Times New Roman" w:cs="Times New Roman"/>
@@ -10936,6 +11429,7 @@
           <w:sz w:val="24"/>
           <w:szCs w:val="24"/>
         </w:rPr>
+        <w:lastRenderedPageBreak/>
         <w:t>ETL</w:t>
       </w:r>
       <w:r>
@@ -11086,7 +11580,6 @@
         <w:rPr>
           <w:rFonts w:ascii="Times New Roman" w:hAnsi="Times New Roman" w:cs="Times New Roman"/>
         </w:rPr>
-        <w:lastRenderedPageBreak/>
         <w:t>This approach was chosen because data was sourced from files and pandas is ideal for reading, cleaning, transforming and joining CSV files. The choice of PostgreSQL was made because it is a widely used relational database and can be used to query structured analytical queries.</w:t>
       </w:r>
     </w:p>
@@ -11102,7 +11595,7 @@
           <w:szCs w:val="24"/>
         </w:rPr>
       </w:pPr>
-      <w:bookmarkStart w:id="15" w:name="_Toc233137041"/>
+      <w:bookmarkStart w:id="15" w:name="_Toc233198096"/>
       <w:r>
         <w:rPr>
           <w:rFonts w:ascii="Times New Roman" w:hAnsi="Times New Roman" w:cs="Times New Roman"/>
@@ -11330,6 +11823,7 @@
         <w:rPr>
           <w:rFonts w:ascii="Times New Roman" w:hAnsi="Times New Roman" w:cs="Times New Roman"/>
         </w:rPr>
+        <w:lastRenderedPageBreak/>
         <w:t xml:space="preserve">This was chosen as this will remove useful information if done too early. If problems are identified by </w:t>
       </w:r>
       <w:proofErr w:type="gramStart"/>
@@ -11359,7 +11853,7 @@
           <w:szCs w:val="24"/>
         </w:rPr>
       </w:pPr>
-      <w:bookmarkStart w:id="16" w:name="_Toc233137042"/>
+      <w:bookmarkStart w:id="16" w:name="_Toc233198097"/>
       <w:r>
         <w:rPr>
           <w:rFonts w:ascii="Times New Roman" w:hAnsi="Times New Roman" w:cs="Times New Roman"/>
@@ -11426,14 +11920,7 @@
         <w:rPr>
           <w:rFonts w:ascii="Times New Roman" w:hAnsi="Times New Roman" w:cs="Times New Roman"/>
         </w:rPr>
-        <w:t xml:space="preserve">The missing values were treated according to the nature of each field. The listing names and host names were replaced by the sentinel value `Unknown` if missing. Review count and review frequency were imputed with the value of 0, since an absence of review activity is often the case </w:t>
-      </w:r>
-      <w:r>
-        <w:rPr>
-          <w:rFonts w:ascii="Times New Roman" w:hAnsi="Times New Roman" w:cs="Times New Roman"/>
-        </w:rPr>
-        <w:lastRenderedPageBreak/>
-        <w:t>when these fields were left blank. If the scores for a particular review were missing, they were not replaced with nulls as this would skew the analysis of ratings.</w:t>
+        <w:t>The missing values were treated according to the nature of each field. The listing names and host names were replaced by the sentinel value `Unknown` if missing. Review count and review frequency were imputed with the value of 0, since an absence of review activity is often the case when these fields were left blank. If the scores for a particular review were missing, they were not replaced with nulls as this would skew the analysis of ratings.</w:t>
       </w:r>
     </w:p>
     <w:p>
@@ -11477,7 +11964,7 @@
           <w:szCs w:val="24"/>
         </w:rPr>
       </w:pPr>
-      <w:bookmarkStart w:id="17" w:name="_Toc233137043"/>
+      <w:bookmarkStart w:id="17" w:name="_Toc233198098"/>
       <w:r>
         <w:rPr>
           <w:rFonts w:ascii="Times New Roman" w:hAnsi="Times New Roman" w:cs="Times New Roman"/>
@@ -11692,6 +12179,7 @@
         <w:rPr>
           <w:rFonts w:ascii="Times New Roman" w:hAnsi="Times New Roman" w:cs="Times New Roman"/>
         </w:rPr>
+        <w:lastRenderedPageBreak/>
         <w:t>Increased these fields made the data set more valuable for business analysis.</w:t>
       </w:r>
     </w:p>
@@ -11707,7 +12195,7 @@
           <w:szCs w:val="24"/>
         </w:rPr>
       </w:pPr>
-      <w:bookmarkStart w:id="18" w:name="_Toc233137044"/>
+      <w:bookmarkStart w:id="18" w:name="_Toc233198099"/>
       <w:r>
         <w:rPr>
           <w:rFonts w:ascii="Times New Roman" w:hAnsi="Times New Roman" w:cs="Times New Roman"/>
@@ -11806,7 +12294,7 @@
           <w:szCs w:val="24"/>
         </w:rPr>
       </w:pPr>
-      <w:bookmarkStart w:id="19" w:name="_Toc233137045"/>
+      <w:bookmarkStart w:id="19" w:name="_Toc233198100"/>
       <w:r>
         <w:rPr>
           <w:rFonts w:ascii="Times New Roman" w:hAnsi="Times New Roman" w:cs="Times New Roman"/>
@@ -11816,7 +12304,6 @@
           <w:sz w:val="24"/>
           <w:szCs w:val="24"/>
         </w:rPr>
-        <w:lastRenderedPageBreak/>
         <w:t>Exploratory Analysis Methodology</w:t>
       </w:r>
       <w:bookmarkEnd w:id="19"/>
@@ -11889,7 +12376,7 @@
           <w:szCs w:val="24"/>
         </w:rPr>
       </w:pPr>
-      <w:bookmarkStart w:id="20" w:name="_Toc233137046"/>
+      <w:bookmarkStart w:id="20" w:name="_Toc233198101"/>
       <w:r>
         <w:rPr>
           <w:rFonts w:ascii="Times New Roman" w:hAnsi="Times New Roman" w:cs="Times New Roman"/>
@@ -12017,7 +12504,7 @@
           <w:szCs w:val="24"/>
         </w:rPr>
       </w:pPr>
-      <w:bookmarkStart w:id="21" w:name="_Toc233137047"/>
+      <w:bookmarkStart w:id="21" w:name="_Toc233198102"/>
       <w:r>
         <w:rPr>
           <w:rFonts w:ascii="Times New Roman" w:hAnsi="Times New Roman" w:cs="Times New Roman"/>
@@ -12027,6 +12514,7 @@
           <w:sz w:val="24"/>
           <w:szCs w:val="24"/>
         </w:rPr>
+        <w:lastRenderedPageBreak/>
         <w:t>Data Science Methodology</w:t>
       </w:r>
       <w:bookmarkEnd w:id="21"/>
@@ -12101,7 +12589,7 @@
           <w:szCs w:val="24"/>
         </w:rPr>
       </w:pPr>
-      <w:bookmarkStart w:id="22" w:name="_Toc233137048"/>
+      <w:bookmarkStart w:id="22" w:name="_Toc233198103"/>
       <w:r>
         <w:rPr>
           <w:rFonts w:ascii="Times New Roman" w:hAnsi="Times New Roman" w:cs="Times New Roman"/>
@@ -12111,7 +12599,6 @@
           <w:sz w:val="24"/>
           <w:szCs w:val="24"/>
         </w:rPr>
-        <w:lastRenderedPageBreak/>
         <w:t>Open Innovation Methodology</w:t>
       </w:r>
       <w:bookmarkEnd w:id="22"/>
@@ -12186,21 +12673,6 @@
           <w:rFonts w:ascii="Times New Roman" w:hAnsi="Times New Roman" w:cs="Times New Roman"/>
         </w:rPr>
         <w:t>This was chosen due to the reasons that it can be easily explained and directly linked with business decisions.</w:t>
-      </w:r>
-    </w:p>
-    <w:p>
-      <w:pPr>
-        <w:spacing w:line="360" w:lineRule="auto"/>
-        <w:jc w:val="both"/>
-        <w:rPr>
-          <w:rFonts w:ascii="Times New Roman" w:hAnsi="Times New Roman" w:cs="Times New Roman"/>
-        </w:rPr>
-      </w:pPr>
-      <w:r>
-        <w:rPr>
-          <w:rFonts w:ascii="Times New Roman" w:hAnsi="Times New Roman" w:cs="Times New Roman"/>
-        </w:rPr>
-        <w:t>In general, the methodology used was simplified and easily repeatable to be transparent. The emphasis was placed on finishing up the core data engineering and analysis process in a clear manner instead of unnecessary advanced processes.</w:t>
       </w:r>
     </w:p>
     <w:p>
@@ -12272,7 +12744,7 @@
           <w:szCs w:val="24"/>
         </w:rPr>
       </w:pPr>
-      <w:bookmarkStart w:id="23" w:name="_Toc233137049"/>
+      <w:bookmarkStart w:id="23" w:name="_Toc233198104"/>
       <w:r>
         <w:rPr>
           <w:rFonts w:ascii="Times New Roman" w:hAnsi="Times New Roman" w:cs="Times New Roman"/>
@@ -12282,6 +12754,7 @@
           <w:sz w:val="24"/>
           <w:szCs w:val="24"/>
         </w:rPr>
+        <w:lastRenderedPageBreak/>
         <w:t>ENGINEERING APPROACH</w:t>
       </w:r>
       <w:bookmarkEnd w:id="23"/>
@@ -12551,7 +13024,7 @@
           <w:szCs w:val="24"/>
         </w:rPr>
       </w:pPr>
-      <w:bookmarkStart w:id="24" w:name="_Toc233137050"/>
+      <w:bookmarkStart w:id="24" w:name="_Toc233198105"/>
       <w:r>
         <w:rPr>
           <w:rFonts w:ascii="Times New Roman" w:hAnsi="Times New Roman" w:cs="Times New Roman"/>
@@ -12561,6 +13034,7 @@
           <w:sz w:val="24"/>
           <w:szCs w:val="24"/>
         </w:rPr>
+        <w:lastRenderedPageBreak/>
         <w:t>Folder Structure</w:t>
       </w:r>
       <w:bookmarkEnd w:id="24"/>
@@ -12586,8 +13060,8 @@
         <w:tblLook w:val="04A0" w:firstRow="1" w:lastRow="0" w:firstColumn="1" w:lastColumn="0" w:noHBand="0" w:noVBand="1"/>
       </w:tblPr>
       <w:tblGrid>
-        <w:gridCol w:w="1696"/>
-        <w:gridCol w:w="6582"/>
+        <w:gridCol w:w="2443"/>
+        <w:gridCol w:w="6907"/>
       </w:tblGrid>
       <w:tr>
         <w:tc>
@@ -12676,7 +13150,29 @@
               <w:rPr>
                 <w:rFonts w:ascii="Times New Roman" w:hAnsi="Times New Roman" w:cs="Times New Roman"/>
               </w:rPr>
-              <w:t>Stores original Inside Airbnb files before processing</w:t>
+              <w:t xml:space="preserve">Stores original Inside Airbnb files before processing. Raw data files are not included in the repository; </w:t>
+            </w:r>
+            <w:proofErr w:type="gramStart"/>
+            <w:r>
+              <w:rPr>
+                <w:rFonts w:ascii="Times New Roman" w:hAnsi="Times New Roman" w:cs="Times New Roman"/>
+              </w:rPr>
+              <w:t>only .</w:t>
+            </w:r>
+            <w:proofErr w:type="spellStart"/>
+            <w:r>
+              <w:rPr>
+                <w:rFonts w:ascii="Times New Roman" w:hAnsi="Times New Roman" w:cs="Times New Roman"/>
+              </w:rPr>
+              <w:t>gitkeep</w:t>
+            </w:r>
+            <w:proofErr w:type="spellEnd"/>
+            <w:proofErr w:type="gramEnd"/>
+            <w:r>
+              <w:rPr>
+                <w:rFonts w:ascii="Times New Roman" w:hAnsi="Times New Roman" w:cs="Times New Roman"/>
+              </w:rPr>
+              <w:t xml:space="preserve"> is kept to preserve the folder.</w:t>
             </w:r>
           </w:p>
         </w:tc>
@@ -12718,7 +13214,7 @@
               <w:rPr>
                 <w:rFonts w:ascii="Times New Roman" w:hAnsi="Times New Roman" w:cs="Times New Roman"/>
               </w:rPr>
-              <w:t>Stores extracted, cleaned, and enriched intermediate outputs</w:t>
+              <w:t>Stores extracted, cleaned, and enriched intermediate outputs generated after running the pipeline. Processed CSV files are not included in the repository.</w:t>
             </w:r>
           </w:p>
         </w:tc>
@@ -12760,7 +13256,7 @@
               <w:rPr>
                 <w:rFonts w:ascii="Times New Roman" w:hAnsi="Times New Roman" w:cs="Times New Roman"/>
               </w:rPr>
-              <w:t>Stores Python scripts for ETL, analysis, and modeling</w:t>
+              <w:t>Stores Python scripts for file checking, profiling, ETL, PostgreSQL loading, EDA, statistical analysis, price prediction, and open innovation analysis.</w:t>
             </w:r>
           </w:p>
         </w:tc>
@@ -12810,7 +13306,7 @@
               <w:rPr>
                 <w:rFonts w:ascii="Times New Roman" w:hAnsi="Times New Roman" w:cs="Times New Roman"/>
               </w:rPr>
-              <w:t>Stores SQL queries used for PostgreSQL analysis</w:t>
+              <w:t>Stores SQL queries used for PostgreSQL-based analysis.</w:t>
             </w:r>
           </w:p>
         </w:tc>
@@ -12852,7 +13348,7 @@
               <w:rPr>
                 <w:rFonts w:ascii="Times New Roman" w:hAnsi="Times New Roman" w:cs="Times New Roman"/>
               </w:rPr>
-              <w:t>Stores summary reports, data quality outputs, and final report files</w:t>
+              <w:t>Stores the final report and supporting report folders.</w:t>
             </w:r>
           </w:p>
         </w:tc>
@@ -12874,7 +13370,7 @@
               <w:rPr>
                 <w:rFonts w:ascii="Times New Roman" w:hAnsi="Times New Roman" w:cs="Times New Roman"/>
               </w:rPr>
-              <w:t>figures/</w:t>
+              <w:t>reports/documentation/</w:t>
             </w:r>
           </w:p>
         </w:tc>
@@ -12894,7 +13390,7 @@
               <w:rPr>
                 <w:rFonts w:ascii="Times New Roman" w:hAnsi="Times New Roman" w:cs="Times New Roman"/>
               </w:rPr>
-              <w:t>Stores EDA and modeling charts</w:t>
+              <w:t>Stores written documentation files such as assumptions, decision log, completed work summary, incomplete work summary, AI usage disclosure, and open innovation write-up.</w:t>
             </w:r>
           </w:p>
         </w:tc>
@@ -12916,7 +13412,21 @@
               <w:rPr>
                 <w:rFonts w:ascii="Times New Roman" w:hAnsi="Times New Roman" w:cs="Times New Roman"/>
               </w:rPr>
-              <w:t>exports/</w:t>
+              <w:t>reports/</w:t>
+            </w:r>
+            <w:proofErr w:type="spellStart"/>
+            <w:r>
+              <w:rPr>
+                <w:rFonts w:ascii="Times New Roman" w:hAnsi="Times New Roman" w:cs="Times New Roman"/>
+              </w:rPr>
+              <w:t>generated_csv</w:t>
+            </w:r>
+            <w:proofErr w:type="spellEnd"/>
+            <w:r>
+              <w:rPr>
+                <w:rFonts w:ascii="Times New Roman" w:hAnsi="Times New Roman" w:cs="Times New Roman"/>
+              </w:rPr>
+              <w:t>/</w:t>
             </w:r>
           </w:p>
         </w:tc>
@@ -12936,7 +13446,7 @@
               <w:rPr>
                 <w:rFonts w:ascii="Times New Roman" w:hAnsi="Times New Roman" w:cs="Times New Roman"/>
               </w:rPr>
-              <w:t>Stores open innovation output files</w:t>
+              <w:t>Stores CSV reports generated by the pipeline and analysis scripts, such as profiling reports, quality checks, EDA summaries, model results, and pipeline logs.</w:t>
             </w:r>
           </w:p>
         </w:tc>
@@ -12958,7 +13468,7 @@
               <w:rPr>
                 <w:rFonts w:ascii="Times New Roman" w:hAnsi="Times New Roman" w:cs="Times New Roman"/>
               </w:rPr>
-              <w:t>notebooks/</w:t>
+              <w:t>figures/</w:t>
             </w:r>
           </w:p>
         </w:tc>
@@ -12978,12 +13488,369 @@
               <w:rPr>
                 <w:rFonts w:ascii="Times New Roman" w:hAnsi="Times New Roman" w:cs="Times New Roman"/>
               </w:rPr>
-              <w:t>Stores simple review and storytelling notebooks</w:t>
+              <w:t>Stores EDA and modeling charts generated by the analysis scripts.</w:t>
+            </w:r>
+          </w:p>
+        </w:tc>
+      </w:tr>
+      <w:tr>
+        <w:tc>
+          <w:tcPr>
+            <w:tcW w:w="0" w:type="auto"/>
+            <w:hideMark/>
+          </w:tcPr>
+          <w:p>
+            <w:pPr>
+              <w:spacing w:after="160" w:line="360" w:lineRule="auto"/>
+              <w:rPr>
+                <w:rFonts w:ascii="Times New Roman" w:hAnsi="Times New Roman" w:cs="Times New Roman"/>
+              </w:rPr>
+            </w:pPr>
+            <w:r>
+              <w:rPr>
+                <w:rFonts w:ascii="Times New Roman" w:hAnsi="Times New Roman" w:cs="Times New Roman"/>
+              </w:rPr>
+              <w:t>exports/</w:t>
+            </w:r>
+          </w:p>
+        </w:tc>
+        <w:tc>
+          <w:tcPr>
+            <w:tcW w:w="0" w:type="auto"/>
+            <w:hideMark/>
+          </w:tcPr>
+          <w:p>
+            <w:pPr>
+              <w:spacing w:after="160" w:line="360" w:lineRule="auto"/>
+              <w:rPr>
+                <w:rFonts w:ascii="Times New Roman" w:hAnsi="Times New Roman" w:cs="Times New Roman"/>
+              </w:rPr>
+            </w:pPr>
+            <w:r>
+              <w:rPr>
+                <w:rFonts w:ascii="Times New Roman" w:hAnsi="Times New Roman" w:cs="Times New Roman"/>
+              </w:rPr>
+              <w:t>Stores business-facing output files from the open innovation analysis.</w:t>
+            </w:r>
+          </w:p>
+        </w:tc>
+      </w:tr>
+      <w:tr>
+        <w:tc>
+          <w:tcPr>
+            <w:tcW w:w="0" w:type="auto"/>
+            <w:hideMark/>
+          </w:tcPr>
+          <w:p>
+            <w:pPr>
+              <w:spacing w:after="160" w:line="360" w:lineRule="auto"/>
+              <w:rPr>
+                <w:rFonts w:ascii="Times New Roman" w:hAnsi="Times New Roman" w:cs="Times New Roman"/>
+              </w:rPr>
+            </w:pPr>
+            <w:r>
+              <w:rPr>
+                <w:rFonts w:ascii="Times New Roman" w:hAnsi="Times New Roman" w:cs="Times New Roman"/>
+              </w:rPr>
+              <w:t>notebooks/</w:t>
+            </w:r>
+          </w:p>
+        </w:tc>
+        <w:tc>
+          <w:tcPr>
+            <w:tcW w:w="0" w:type="auto"/>
+            <w:hideMark/>
+          </w:tcPr>
+          <w:p>
+            <w:pPr>
+              <w:spacing w:after="160" w:line="360" w:lineRule="auto"/>
+              <w:rPr>
+                <w:rFonts w:ascii="Times New Roman" w:hAnsi="Times New Roman" w:cs="Times New Roman"/>
+              </w:rPr>
+            </w:pPr>
+            <w:r>
+              <w:rPr>
+                <w:rFonts w:ascii="Times New Roman" w:hAnsi="Times New Roman" w:cs="Times New Roman"/>
+              </w:rPr>
+              <w:t>Stores simple review and analytical storytelling notebooks.</w:t>
+            </w:r>
+          </w:p>
+        </w:tc>
+      </w:tr>
+      <w:tr>
+        <w:tc>
+          <w:tcPr>
+            <w:tcW w:w="0" w:type="auto"/>
+            <w:hideMark/>
+          </w:tcPr>
+          <w:p>
+            <w:pPr>
+              <w:spacing w:after="160" w:line="360" w:lineRule="auto"/>
+              <w:rPr>
+                <w:rFonts w:ascii="Times New Roman" w:hAnsi="Times New Roman" w:cs="Times New Roman"/>
+              </w:rPr>
+            </w:pPr>
+            <w:r>
+              <w:rPr>
+                <w:rFonts w:ascii="Times New Roman" w:hAnsi="Times New Roman" w:cs="Times New Roman"/>
+              </w:rPr>
+              <w:t>architecture/</w:t>
+            </w:r>
+          </w:p>
+        </w:tc>
+        <w:tc>
+          <w:tcPr>
+            <w:tcW w:w="0" w:type="auto"/>
+            <w:hideMark/>
+          </w:tcPr>
+          <w:p>
+            <w:pPr>
+              <w:spacing w:after="160" w:line="360" w:lineRule="auto"/>
+              <w:rPr>
+                <w:rFonts w:ascii="Times New Roman" w:hAnsi="Times New Roman" w:cs="Times New Roman"/>
+              </w:rPr>
+            </w:pPr>
+            <w:r>
+              <w:rPr>
+                <w:rFonts w:ascii="Times New Roman" w:hAnsi="Times New Roman" w:cs="Times New Roman"/>
+              </w:rPr>
+              <w:t>Stores the project architecture diagram files.</w:t>
+            </w:r>
+          </w:p>
+        </w:tc>
+      </w:tr>
+      <w:tr>
+        <w:tc>
+          <w:tcPr>
+            <w:tcW w:w="0" w:type="auto"/>
+            <w:hideMark/>
+          </w:tcPr>
+          <w:p>
+            <w:pPr>
+              <w:spacing w:after="160" w:line="360" w:lineRule="auto"/>
+              <w:rPr>
+                <w:rFonts w:ascii="Times New Roman" w:hAnsi="Times New Roman" w:cs="Times New Roman"/>
+              </w:rPr>
+            </w:pPr>
+            <w:r>
+              <w:rPr>
+                <w:rFonts w:ascii="Times New Roman" w:hAnsi="Times New Roman" w:cs="Times New Roman"/>
+              </w:rPr>
+              <w:t>presentation/</w:t>
+            </w:r>
+          </w:p>
+        </w:tc>
+        <w:tc>
+          <w:tcPr>
+            <w:tcW w:w="0" w:type="auto"/>
+            <w:hideMark/>
+          </w:tcPr>
+          <w:p>
+            <w:pPr>
+              <w:spacing w:after="160" w:line="360" w:lineRule="auto"/>
+              <w:rPr>
+                <w:rFonts w:ascii="Times New Roman" w:hAnsi="Times New Roman" w:cs="Times New Roman"/>
+              </w:rPr>
+            </w:pPr>
+            <w:r>
+              <w:rPr>
+                <w:rFonts w:ascii="Times New Roman" w:hAnsi="Times New Roman" w:cs="Times New Roman"/>
+              </w:rPr>
+              <w:t>Stores the optional business summary presentation deck.</w:t>
+            </w:r>
+          </w:p>
+        </w:tc>
+      </w:tr>
+      <w:tr>
+        <w:tc>
+          <w:tcPr>
+            <w:tcW w:w="0" w:type="auto"/>
+            <w:hideMark/>
+          </w:tcPr>
+          <w:p>
+            <w:pPr>
+              <w:spacing w:after="160" w:line="360" w:lineRule="auto"/>
+              <w:rPr>
+                <w:rFonts w:ascii="Times New Roman" w:hAnsi="Times New Roman" w:cs="Times New Roman"/>
+              </w:rPr>
+            </w:pPr>
+            <w:r>
+              <w:rPr>
+                <w:rFonts w:ascii="Times New Roman" w:hAnsi="Times New Roman" w:cs="Times New Roman"/>
+              </w:rPr>
+              <w:lastRenderedPageBreak/>
+              <w:t>demo/</w:t>
+            </w:r>
+          </w:p>
+        </w:tc>
+        <w:tc>
+          <w:tcPr>
+            <w:tcW w:w="0" w:type="auto"/>
+            <w:hideMark/>
+          </w:tcPr>
+          <w:p>
+            <w:pPr>
+              <w:spacing w:after="160" w:line="360" w:lineRule="auto"/>
+              <w:rPr>
+                <w:rFonts w:ascii="Times New Roman" w:hAnsi="Times New Roman" w:cs="Times New Roman"/>
+              </w:rPr>
+            </w:pPr>
+            <w:r>
+              <w:rPr>
+                <w:rFonts w:ascii="Times New Roman" w:hAnsi="Times New Roman" w:cs="Times New Roman"/>
+              </w:rPr>
+              <w:t>Stores the demo video.</w:t>
             </w:r>
           </w:p>
         </w:tc>
       </w:tr>
     </w:tbl>
+    <w:p>
+      <w:pPr>
+        <w:spacing w:line="360" w:lineRule="auto"/>
+        <w:rPr>
+          <w:rFonts w:ascii="Times New Roman" w:hAnsi="Times New Roman" w:cs="Times New Roman"/>
+        </w:rPr>
+      </w:pPr>
+    </w:p>
+    <w:p>
+      <w:pPr>
+        <w:spacing w:line="360" w:lineRule="auto"/>
+        <w:rPr>
+          <w:rFonts w:ascii="Times New Roman" w:hAnsi="Times New Roman" w:cs="Times New Roman"/>
+        </w:rPr>
+      </w:pPr>
+      <w:r>
+        <w:rPr>
+          <w:rFonts w:ascii="Times New Roman" w:hAnsi="Times New Roman" w:cs="Times New Roman"/>
+          <w:noProof/>
+        </w:rPr>
+        <w:drawing>
+          <wp:anchor distT="0" distB="0" distL="114300" distR="114300" simplePos="0" relativeHeight="251689984" behindDoc="0" locked="0" layoutInCell="1" allowOverlap="1" wp14:anchorId="6D387A69" wp14:editId="05B81562">
+            <wp:simplePos x="0" y="0"/>
+            <wp:positionH relativeFrom="column">
+              <wp:posOffset>1512570</wp:posOffset>
+            </wp:positionH>
+            <wp:positionV relativeFrom="paragraph">
+              <wp:posOffset>619966</wp:posOffset>
+            </wp:positionV>
+            <wp:extent cx="2233716" cy="3161669"/>
+            <wp:effectExtent l="19050" t="19050" r="14605" b="19685"/>
+            <wp:wrapNone/>
+            <wp:docPr id="2061186128" name="Picture 1"/>
+            <wp:cNvGraphicFramePr>
+              <a:graphicFrameLocks xmlns:a="http://schemas.openxmlformats.org/drawingml/2006/main" noChangeAspect="1"/>
+            </wp:cNvGraphicFramePr>
+            <a:graphic xmlns:a="http://schemas.openxmlformats.org/drawingml/2006/main">
+              <a:graphicData uri="http://schemas.openxmlformats.org/drawingml/2006/picture">
+                <pic:pic xmlns:pic="http://schemas.openxmlformats.org/drawingml/2006/picture">
+                  <pic:nvPicPr>
+                    <pic:cNvPr id="2061186128" name=""/>
+                    <pic:cNvPicPr/>
+                  </pic:nvPicPr>
+                  <pic:blipFill>
+                    <a:blip r:embed="rId9">
+                      <a:extLst>
+                        <a:ext uri="{28A0092B-C50C-407E-A947-70E740481C1C}">
+                          <a14:useLocalDpi xmlns:a14="http://schemas.microsoft.com/office/drawing/2010/main" val="0"/>
+                        </a:ext>
+                      </a:extLst>
+                    </a:blip>
+                    <a:stretch>
+                      <a:fillRect/>
+                    </a:stretch>
+                  </pic:blipFill>
+                  <pic:spPr>
+                    <a:xfrm>
+                      <a:off x="0" y="0"/>
+                      <a:ext cx="2233716" cy="3161669"/>
+                    </a:xfrm>
+                    <a:prstGeom prst="rect">
+                      <a:avLst/>
+                    </a:prstGeom>
+                    <a:ln>
+                      <a:solidFill>
+                        <a:schemeClr val="bg1">
+                          <a:lumMod val="85000"/>
+                        </a:schemeClr>
+                      </a:solidFill>
+                    </a:ln>
+                  </pic:spPr>
+                </pic:pic>
+              </a:graphicData>
+            </a:graphic>
+            <wp14:sizeRelH relativeFrom="margin">
+              <wp14:pctWidth>0</wp14:pctWidth>
+            </wp14:sizeRelH>
+            <wp14:sizeRelV relativeFrom="margin">
+              <wp14:pctHeight>0</wp14:pctHeight>
+            </wp14:sizeRelV>
+          </wp:anchor>
+        </w:drawing>
+      </w:r>
+      <w:r>
+        <w:rPr>
+          <w:rFonts w:ascii="Times New Roman" w:hAnsi="Times New Roman" w:cs="Times New Roman"/>
+        </w:rPr>
+        <w:t>This structure separates raw data, processed data, source code, reports, and visual outputs. It also makes the project easier to navigate during review.</w:t>
+      </w:r>
+    </w:p>
+    <w:p>
+      <w:pPr>
+        <w:spacing w:line="360" w:lineRule="auto"/>
+        <w:rPr>
+          <w:rFonts w:ascii="Times New Roman" w:hAnsi="Times New Roman" w:cs="Times New Roman"/>
+        </w:rPr>
+      </w:pPr>
+    </w:p>
+    <w:p>
+      <w:pPr>
+        <w:spacing w:line="360" w:lineRule="auto"/>
+        <w:rPr>
+          <w:rFonts w:ascii="Times New Roman" w:hAnsi="Times New Roman" w:cs="Times New Roman"/>
+        </w:rPr>
+      </w:pPr>
+    </w:p>
+    <w:p>
+      <w:pPr>
+        <w:spacing w:line="360" w:lineRule="auto"/>
+        <w:rPr>
+          <w:rFonts w:ascii="Times New Roman" w:hAnsi="Times New Roman" w:cs="Times New Roman"/>
+        </w:rPr>
+      </w:pPr>
+    </w:p>
+    <w:p>
+      <w:pPr>
+        <w:spacing w:line="360" w:lineRule="auto"/>
+        <w:rPr>
+          <w:rFonts w:ascii="Times New Roman" w:hAnsi="Times New Roman" w:cs="Times New Roman"/>
+        </w:rPr>
+      </w:pPr>
+    </w:p>
+    <w:p>
+      <w:pPr>
+        <w:spacing w:line="360" w:lineRule="auto"/>
+        <w:rPr>
+          <w:rFonts w:ascii="Times New Roman" w:hAnsi="Times New Roman" w:cs="Times New Roman"/>
+        </w:rPr>
+      </w:pPr>
+    </w:p>
+    <w:p>
+      <w:pPr>
+        <w:spacing w:line="360" w:lineRule="auto"/>
+        <w:rPr>
+          <w:rFonts w:ascii="Times New Roman" w:hAnsi="Times New Roman" w:cs="Times New Roman"/>
+        </w:rPr>
+      </w:pPr>
+    </w:p>
+    <w:p>
+      <w:pPr>
+        <w:spacing w:line="360" w:lineRule="auto"/>
+        <w:rPr>
+          <w:rFonts w:ascii="Times New Roman" w:hAnsi="Times New Roman" w:cs="Times New Roman"/>
+        </w:rPr>
+      </w:pPr>
+    </w:p>
     <w:p>
       <w:pPr>
         <w:spacing w:line="360" w:lineRule="auto"/>
@@ -13006,13 +13873,13 @@
         <mc:AlternateContent>
           <mc:Choice Requires="wps">
             <w:drawing>
-              <wp:anchor distT="0" distB="0" distL="114300" distR="114300" simplePos="0" relativeHeight="251660288" behindDoc="0" locked="0" layoutInCell="1" allowOverlap="1" wp14:anchorId="5621F6B6" wp14:editId="4FF3E573">
+              <wp:anchor distT="0" distB="0" distL="114300" distR="114300" simplePos="0" relativeHeight="251660288" behindDoc="0" locked="0" layoutInCell="1" allowOverlap="1" wp14:anchorId="5621F6B6" wp14:editId="11D2245C">
                 <wp:simplePos x="0" y="0"/>
                 <wp:positionH relativeFrom="column">
-                  <wp:posOffset>1579880</wp:posOffset>
+                  <wp:posOffset>1513472</wp:posOffset>
                 </wp:positionH>
                 <wp:positionV relativeFrom="paragraph">
-                  <wp:posOffset>3775075</wp:posOffset>
+                  <wp:posOffset>325779</wp:posOffset>
                 </wp:positionV>
                 <wp:extent cx="2165350" cy="635"/>
                 <wp:effectExtent l="0" t="0" r="0" b="0"/>
@@ -13168,7 +14035,7 @@
                 <v:stroke joinstyle="miter"/>
                 <v:path gradientshapeok="t" o:connecttype="rect"/>
               </v:shapetype>
-              <v:shape id="Text Box 1" o:spid="_x0000_s1026" type="#_x0000_t202" style="position:absolute;margin-left:124.4pt;margin-top:297.25pt;width:170.5pt;height:.05pt;z-index:251660288;visibility:visible;mso-wrap-style:square;mso-wrap-distance-left:9pt;mso-wrap-distance-top:0;mso-wrap-distance-right:9pt;mso-wrap-distance-bottom:0;mso-position-horizontal:absolute;mso-position-horizontal-relative:text;mso-position-vertical:absolute;mso-position-vertical-relative:text;v-text-anchor:top" o:gfxdata="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" stroked="f">
+              <v:shape id="Text Box 1" o:spid="_x0000_s1026" type="#_x0000_t202" style="position:absolute;margin-left:119.15pt;margin-top:25.65pt;width:170.5pt;height:.05pt;z-index:251660288;visibility:visible;mso-wrap-style:square;mso-wrap-distance-left:9pt;mso-wrap-distance-top:0;mso-wrap-distance-right:9pt;mso-wrap-distance-bottom:0;mso-position-horizontal:absolute;mso-position-horizontal-relative:text;mso-position-vertical:absolute;mso-position-vertical-relative:text;v-text-anchor:top" o:gfxdata="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" stroked="f">
                 <v:textbox style="mso-fit-shape-to-text:t" inset="0,0,0,0">
                   <w:txbxContent>
                     <w:p>
@@ -13286,135 +14153,6 @@
           </mc:Fallback>
         </mc:AlternateContent>
       </w:r>
-      <w:r>
-        <w:rPr>
-          <w:rFonts w:ascii="Times New Roman" w:hAnsi="Times New Roman" w:cs="Times New Roman"/>
-        </w:rPr>
-        <w:drawing>
-          <wp:anchor distT="0" distB="0" distL="114300" distR="114300" simplePos="0" relativeHeight="251658240" behindDoc="0" locked="0" layoutInCell="1" allowOverlap="1" wp14:anchorId="52130C3D" wp14:editId="164D44DB">
-            <wp:simplePos x="0" y="0"/>
-            <wp:positionH relativeFrom="column">
-              <wp:posOffset>1580147</wp:posOffset>
-            </wp:positionH>
-            <wp:positionV relativeFrom="paragraph">
-              <wp:posOffset>543694</wp:posOffset>
-            </wp:positionV>
-            <wp:extent cx="2165684" cy="3174454"/>
-            <wp:effectExtent l="19050" t="19050" r="25400" b="26035"/>
-            <wp:wrapNone/>
-            <wp:docPr id="1814514482" name="Picture 1"/>
-            <wp:cNvGraphicFramePr>
-              <a:graphicFrameLocks xmlns:a="http://schemas.openxmlformats.org/drawingml/2006/main" noChangeAspect="1"/>
-            </wp:cNvGraphicFramePr>
-            <a:graphic xmlns:a="http://schemas.openxmlformats.org/drawingml/2006/main">
-              <a:graphicData uri="http://schemas.openxmlformats.org/drawingml/2006/picture">
-                <pic:pic xmlns:pic="http://schemas.openxmlformats.org/drawingml/2006/picture">
-                  <pic:nvPicPr>
-                    <pic:cNvPr id="1814514482" name=""/>
-                    <pic:cNvPicPr/>
-                  </pic:nvPicPr>
-                  <pic:blipFill>
-                    <a:blip r:embed="rId9">
-                      <a:extLst>
-                        <a:ext uri="{28A0092B-C50C-407E-A947-70E740481C1C}">
-                          <a14:useLocalDpi xmlns:a14="http://schemas.microsoft.com/office/drawing/2010/main" val="0"/>
-                        </a:ext>
-                      </a:extLst>
-                    </a:blip>
-                    <a:stretch>
-                      <a:fillRect/>
-                    </a:stretch>
-                  </pic:blipFill>
-                  <pic:spPr>
-                    <a:xfrm>
-                      <a:off x="0" y="0"/>
-                      <a:ext cx="2165684" cy="3174454"/>
-                    </a:xfrm>
-                    <a:prstGeom prst="rect">
-                      <a:avLst/>
-                    </a:prstGeom>
-                    <a:ln>
-                      <a:solidFill>
-                        <a:schemeClr val="bg1">
-                          <a:lumMod val="75000"/>
-                        </a:schemeClr>
-                      </a:solidFill>
-                    </a:ln>
-                  </pic:spPr>
-                </pic:pic>
-              </a:graphicData>
-            </a:graphic>
-            <wp14:sizeRelH relativeFrom="margin">
-              <wp14:pctWidth>0</wp14:pctWidth>
-            </wp14:sizeRelH>
-            <wp14:sizeRelV relativeFrom="margin">
-              <wp14:pctHeight>0</wp14:pctHeight>
-            </wp14:sizeRelV>
-          </wp:anchor>
-        </w:drawing>
-      </w:r>
-      <w:r>
-        <w:rPr>
-          <w:rFonts w:ascii="Times New Roman" w:hAnsi="Times New Roman" w:cs="Times New Roman"/>
-        </w:rPr>
-        <w:t>This structure separates raw data, processed data, source code, reports, and visual outputs. It also makes the project easier to navigate during review.</w:t>
-      </w:r>
-    </w:p>
-    <w:p>
-      <w:pPr>
-        <w:spacing w:line="360" w:lineRule="auto"/>
-        <w:rPr>
-          <w:rFonts w:ascii="Times New Roman" w:hAnsi="Times New Roman" w:cs="Times New Roman"/>
-        </w:rPr>
-      </w:pPr>
-    </w:p>
-    <w:p>
-      <w:pPr>
-        <w:spacing w:line="360" w:lineRule="auto"/>
-        <w:rPr>
-          <w:rFonts w:ascii="Times New Roman" w:hAnsi="Times New Roman" w:cs="Times New Roman"/>
-        </w:rPr>
-      </w:pPr>
-    </w:p>
-    <w:p>
-      <w:pPr>
-        <w:spacing w:line="360" w:lineRule="auto"/>
-        <w:rPr>
-          <w:rFonts w:ascii="Times New Roman" w:hAnsi="Times New Roman" w:cs="Times New Roman"/>
-        </w:rPr>
-      </w:pPr>
-    </w:p>
-    <w:p>
-      <w:pPr>
-        <w:spacing w:line="360" w:lineRule="auto"/>
-        <w:rPr>
-          <w:rFonts w:ascii="Times New Roman" w:hAnsi="Times New Roman" w:cs="Times New Roman"/>
-        </w:rPr>
-      </w:pPr>
-    </w:p>
-    <w:p>
-      <w:pPr>
-        <w:spacing w:line="360" w:lineRule="auto"/>
-        <w:rPr>
-          <w:rFonts w:ascii="Times New Roman" w:hAnsi="Times New Roman" w:cs="Times New Roman"/>
-        </w:rPr>
-      </w:pPr>
-    </w:p>
-    <w:p>
-      <w:pPr>
-        <w:spacing w:line="360" w:lineRule="auto"/>
-        <w:rPr>
-          <w:rFonts w:ascii="Times New Roman" w:hAnsi="Times New Roman" w:cs="Times New Roman"/>
-        </w:rPr>
-      </w:pPr>
-    </w:p>
-    <w:p>
-      <w:pPr>
-        <w:spacing w:line="360" w:lineRule="auto"/>
-        <w:rPr>
-          <w:rFonts w:ascii="Times New Roman" w:hAnsi="Times New Roman" w:cs="Times New Roman"/>
-        </w:rPr>
-      </w:pPr>
     </w:p>
     <w:p>
       <w:pPr>
@@ -13436,7 +14174,7 @@
           <w:szCs w:val="24"/>
         </w:rPr>
       </w:pPr>
-      <w:bookmarkStart w:id="25" w:name="_Toc233137051"/>
+      <w:bookmarkStart w:id="25" w:name="_Toc233198106"/>
       <w:r>
         <w:rPr>
           <w:rFonts w:ascii="Times New Roman" w:hAnsi="Times New Roman" w:cs="Times New Roman"/>
@@ -14306,7 +15044,7 @@
           <w:szCs w:val="24"/>
         </w:rPr>
       </w:pPr>
-      <w:bookmarkStart w:id="26" w:name="_Toc233137052"/>
+      <w:bookmarkStart w:id="26" w:name="_Toc233198107"/>
       <w:r>
         <w:rPr>
           <w:rFonts w:ascii="Times New Roman" w:hAnsi="Times New Roman" w:cs="Times New Roman"/>
@@ -14452,7 +15190,7 @@
           <w:szCs w:val="24"/>
         </w:rPr>
       </w:pPr>
-      <w:bookmarkStart w:id="27" w:name="_Toc233137053"/>
+      <w:bookmarkStart w:id="27" w:name="_Toc233198108"/>
       <w:r>
         <w:rPr>
           <w:rFonts w:ascii="Times New Roman" w:hAnsi="Times New Roman" w:cs="Times New Roman"/>
@@ -14524,7 +15262,7 @@
           <w:szCs w:val="24"/>
         </w:rPr>
       </w:pPr>
-      <w:bookmarkStart w:id="28" w:name="_Toc233137054"/>
+      <w:bookmarkStart w:id="28" w:name="_Toc233198109"/>
       <w:r>
         <w:rPr>
           <w:rFonts w:ascii="Times New Roman" w:hAnsi="Times New Roman" w:cs="Times New Roman"/>
@@ -14805,7 +15543,7 @@
           <w:szCs w:val="24"/>
         </w:rPr>
       </w:pPr>
-      <w:bookmarkStart w:id="29" w:name="_Toc233137055"/>
+      <w:bookmarkStart w:id="29" w:name="_Toc233198110"/>
       <w:r>
         <w:rPr>
           <w:rFonts w:ascii="Times New Roman" w:hAnsi="Times New Roman" w:cs="Times New Roman"/>
@@ -14989,7 +15727,7 @@
           <w:szCs w:val="24"/>
         </w:rPr>
       </w:pPr>
-      <w:bookmarkStart w:id="30" w:name="_Toc233137056"/>
+      <w:bookmarkStart w:id="30" w:name="_Toc233198111"/>
       <w:r>
         <w:rPr>
           <w:rFonts w:ascii="Times New Roman" w:hAnsi="Times New Roman" w:cs="Times New Roman"/>
@@ -15317,7 +16055,7 @@
           <w:szCs w:val="24"/>
         </w:rPr>
       </w:pPr>
-      <w:bookmarkStart w:id="31" w:name="_Toc233137057"/>
+      <w:bookmarkStart w:id="31" w:name="_Toc233198112"/>
       <w:r>
         <w:rPr>
           <w:rFonts w:ascii="Times New Roman" w:hAnsi="Times New Roman" w:cs="Times New Roman"/>
@@ -15388,13 +16126,7 @@
         <w:rPr>
           <w:rFonts w:ascii="Times New Roman" w:hAnsi="Times New Roman" w:cs="Times New Roman"/>
         </w:rPr>
-        <w:t xml:space="preserve">Checking </w:t>
-      </w:r>
-      <w:r>
-        <w:rPr>
-          <w:rFonts w:ascii="Times New Roman" w:hAnsi="Times New Roman" w:cs="Times New Roman"/>
-        </w:rPr>
-        <w:t xml:space="preserve">row counts for the loaded </w:t>
+        <w:t xml:space="preserve">Checking row counts for the loaded </w:t>
       </w:r>
       <w:r>
         <w:rPr>
@@ -15418,13 +16150,7 @@
         <w:rPr>
           <w:rFonts w:ascii="Times New Roman" w:hAnsi="Times New Roman" w:cs="Times New Roman"/>
         </w:rPr>
-        <w:t xml:space="preserve"> </w:t>
-      </w:r>
-      <w:r>
-        <w:rPr>
-          <w:rFonts w:ascii="Times New Roman" w:hAnsi="Times New Roman" w:cs="Times New Roman"/>
-        </w:rPr>
-        <w:t>tables</w:t>
+        <w:t xml:space="preserve"> tables</w:t>
       </w:r>
     </w:p>
     <w:p>
@@ -15442,13 +16168,7 @@
         <w:rPr>
           <w:rFonts w:ascii="Times New Roman" w:hAnsi="Times New Roman" w:cs="Times New Roman"/>
         </w:rPr>
-        <w:t xml:space="preserve">Average </w:t>
-      </w:r>
-      <w:r>
-        <w:rPr>
-          <w:rFonts w:ascii="Times New Roman" w:hAnsi="Times New Roman" w:cs="Times New Roman"/>
-        </w:rPr>
-        <w:t>and median price by room type</w:t>
+        <w:t>Average and median price by room type</w:t>
       </w:r>
     </w:p>
     <w:p>
@@ -15466,13 +16186,7 @@
         <w:rPr>
           <w:rFonts w:ascii="Times New Roman" w:hAnsi="Times New Roman" w:cs="Times New Roman"/>
         </w:rPr>
-        <w:t>Price</w:t>
-      </w:r>
-      <w:r>
-        <w:rPr>
-          <w:rFonts w:ascii="Times New Roman" w:hAnsi="Times New Roman" w:cs="Times New Roman"/>
-        </w:rPr>
-        <w:t xml:space="preserve">, rating, and estimated occupancy by </w:t>
+        <w:t xml:space="preserve">Price, rating, and estimated occupancy by </w:t>
       </w:r>
       <w:proofErr w:type="spellStart"/>
       <w:r>
@@ -15498,13 +16212,7 @@
         <w:rPr>
           <w:rFonts w:ascii="Times New Roman" w:hAnsi="Times New Roman" w:cs="Times New Roman"/>
         </w:rPr>
-        <w:t xml:space="preserve">Top </w:t>
-      </w:r>
-      <w:r>
-        <w:rPr>
-          <w:rFonts w:ascii="Times New Roman" w:hAnsi="Times New Roman" w:cs="Times New Roman"/>
-        </w:rPr>
-        <w:t>hosts by listing count</w:t>
+        <w:t>Top hosts by listing count</w:t>
       </w:r>
     </w:p>
     <w:p>
@@ -15522,13 +16230,7 @@
         <w:rPr>
           <w:rFonts w:ascii="Times New Roman" w:hAnsi="Times New Roman" w:cs="Times New Roman"/>
         </w:rPr>
-        <w:t xml:space="preserve">Top </w:t>
-      </w:r>
-      <w:r>
-        <w:rPr>
-          <w:rFonts w:ascii="Times New Roman" w:hAnsi="Times New Roman" w:cs="Times New Roman"/>
-        </w:rPr>
-        <w:t>listings by estimated annual revenue</w:t>
+        <w:t>Top listings by estimated annual revenue</w:t>
       </w:r>
     </w:p>
     <w:p>
@@ -15546,13 +16248,7 @@
         <w:rPr>
           <w:rFonts w:ascii="Times New Roman" w:hAnsi="Times New Roman" w:cs="Times New Roman"/>
         </w:rPr>
-        <w:t xml:space="preserve">Review </w:t>
-      </w:r>
-      <w:r>
-        <w:rPr>
-          <w:rFonts w:ascii="Times New Roman" w:hAnsi="Times New Roman" w:cs="Times New Roman"/>
-        </w:rPr>
-        <w:t>score by room type</w:t>
+        <w:t>Review score by room type</w:t>
       </w:r>
     </w:p>
     <w:p>
@@ -15570,13 +16266,7 @@
         <w:rPr>
           <w:rFonts w:ascii="Times New Roman" w:hAnsi="Times New Roman" w:cs="Times New Roman"/>
         </w:rPr>
-        <w:t xml:space="preserve">Price </w:t>
-      </w:r>
-      <w:r>
-        <w:rPr>
-          <w:rFonts w:ascii="Times New Roman" w:hAnsi="Times New Roman" w:cs="Times New Roman"/>
-        </w:rPr>
-        <w:t>per bedroom by room type</w:t>
+        <w:t>Price per bedroom by room type</w:t>
       </w:r>
     </w:p>
     <w:p>
@@ -15658,10 +16348,56 @@
           <w:rFonts w:ascii="Times New Roman" w:hAnsi="Times New Roman" w:cs="Times New Roman"/>
         </w:rPr>
       </w:pPr>
+    </w:p>
+    <w:p>
+      <w:pPr>
+        <w:spacing w:line="360" w:lineRule="auto"/>
+        <w:jc w:val="both"/>
+        <w:rPr>
+          <w:rFonts w:ascii="Times New Roman" w:hAnsi="Times New Roman" w:cs="Times New Roman"/>
+        </w:rPr>
+      </w:pPr>
+    </w:p>
+    <w:p>
+      <w:pPr>
+        <w:spacing w:line="360" w:lineRule="auto"/>
+        <w:jc w:val="both"/>
+        <w:rPr>
+          <w:rFonts w:ascii="Times New Roman" w:hAnsi="Times New Roman" w:cs="Times New Roman"/>
+        </w:rPr>
+      </w:pPr>
+    </w:p>
+    <w:p>
+      <w:pPr>
+        <w:spacing w:line="360" w:lineRule="auto"/>
+        <w:jc w:val="both"/>
+        <w:rPr>
+          <w:rFonts w:ascii="Times New Roman" w:hAnsi="Times New Roman" w:cs="Times New Roman"/>
+        </w:rPr>
+      </w:pPr>
+    </w:p>
+    <w:p>
+      <w:pPr>
+        <w:spacing w:line="360" w:lineRule="auto"/>
+        <w:jc w:val="both"/>
+        <w:rPr>
+          <w:rFonts w:ascii="Times New Roman" w:hAnsi="Times New Roman" w:cs="Times New Roman"/>
+        </w:rPr>
+      </w:pPr>
+    </w:p>
+    <w:p>
+      <w:pPr>
+        <w:spacing w:line="360" w:lineRule="auto"/>
+        <w:jc w:val="both"/>
+        <w:rPr>
+          <w:rFonts w:ascii="Times New Roman" w:hAnsi="Times New Roman" w:cs="Times New Roman"/>
+        </w:rPr>
+      </w:pPr>
       <w:r>
         <w:rPr>
           <w:noProof/>
         </w:rPr>
+        <w:lastRenderedPageBreak/>
         <mc:AlternateContent>
           <mc:Choice Requires="wps">
             <w:drawing>
@@ -15807,7 +16543,7 @@
           </mc:Choice>
           <mc:Fallback>
             <w:pict>
-              <v:shape w14:anchorId="79B887B1" id="_x0000_s1027" type="#_x0000_t202" style="position:absolute;left:0;text-align:left;margin-left:87.75pt;margin-top:167.25pt;width:240pt;height:.05pt;z-index:251681792;visibility:visible;mso-wrap-style:square;mso-wrap-distance-left:9pt;mso-wrap-distance-top:0;mso-wrap-distance-right:9pt;mso-wrap-distance-bottom:0;mso-position-horizontal:absolute;mso-position-horizontal-relative:text;mso-position-vertical:absolute;mso-position-vertical-relative:text;v-text-anchor:top" o:gfxdata="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" stroked="f">
+              <v:shape w14:anchorId="79B887B1" id="_x0000_s1027" type="#_x0000_t202" style="position:absolute;left:0;text-align:left;margin-left:87.75pt;margin-top:167.25pt;width:240pt;height:.05pt;z-index:251681792;visibility:visible;mso-wrap-style:square;mso-wrap-distance-left:9pt;mso-wrap-distance-top:0;mso-wrap-distance-right:9pt;mso-wrap-distance-bottom:0;mso-position-horizontal:absolute;mso-position-horizontal-relative:text;mso-position-vertical:absolute;mso-position-vertical-relative:text;v-text-anchor:top" o:gfxdata="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" stroked="f">
                 <v:textbox style="mso-fit-shape-to-text:t" inset="0,0,0,0">
                   <w:txbxContent>
                     <w:p>
@@ -15912,6 +16648,7 @@
       <w:r>
         <w:rPr>
           <w:rFonts w:ascii="Times New Roman" w:hAnsi="Times New Roman" w:cs="Times New Roman"/>
+          <w:noProof/>
         </w:rPr>
         <w:drawing>
           <wp:anchor distT="0" distB="0" distL="114300" distR="114300" simplePos="0" relativeHeight="251679744" behindDoc="0" locked="0" layoutInCell="1" allowOverlap="1" wp14:anchorId="0089C0F6" wp14:editId="7150D422">
@@ -16030,7 +16767,7 @@
           <w:szCs w:val="24"/>
         </w:rPr>
       </w:pPr>
-      <w:bookmarkStart w:id="32" w:name="_Toc233137058"/>
+      <w:bookmarkStart w:id="32" w:name="_Toc233198113"/>
       <w:r>
         <w:rPr>
           <w:rFonts w:ascii="Times New Roman" w:hAnsi="Times New Roman" w:cs="Times New Roman"/>
@@ -16068,7 +16805,33 @@
         <w:rPr>
           <w:rFonts w:ascii="Times New Roman" w:hAnsi="Times New Roman" w:cs="Times New Roman"/>
         </w:rPr>
-        <w:t xml:space="preserve"> steps in sequence. It records each step in reports/pipeline_run_log.csv.</w:t>
+        <w:t xml:space="preserve"> steps in sequence. It records each step in </w:t>
+      </w:r>
+      <w:r>
+        <w:rPr>
+          <w:rFonts w:ascii="Times New Roman" w:hAnsi="Times New Roman" w:cs="Times New Roman"/>
+        </w:rPr>
+        <w:t>reports/</w:t>
+      </w:r>
+      <w:proofErr w:type="spellStart"/>
+      <w:r>
+        <w:rPr>
+          <w:rFonts w:ascii="Times New Roman" w:hAnsi="Times New Roman" w:cs="Times New Roman"/>
+        </w:rPr>
+        <w:t>generated_csv</w:t>
+      </w:r>
+      <w:proofErr w:type="spellEnd"/>
+      <w:r>
+        <w:rPr>
+          <w:rFonts w:ascii="Times New Roman" w:hAnsi="Times New Roman" w:cs="Times New Roman"/>
+        </w:rPr>
+        <w:t>/pipeline_run_log.csv</w:t>
+      </w:r>
+      <w:r>
+        <w:rPr>
+          <w:rFonts w:ascii="Times New Roman" w:hAnsi="Times New Roman" w:cs="Times New Roman"/>
+        </w:rPr>
+        <w:t>.</w:t>
       </w:r>
     </w:p>
     <w:p>
@@ -16278,142 +17041,6 @@
         </w:rPr>
         <w:t>This makes the pipeline more transparent and easier to troubleshoot.</w:t>
       </w:r>
-    </w:p>
-    <w:p>
-      <w:pPr>
-        <w:spacing w:line="360" w:lineRule="auto"/>
-        <w:rPr>
-          <w:rFonts w:ascii="Times New Roman" w:hAnsi="Times New Roman" w:cs="Times New Roman"/>
-        </w:rPr>
-      </w:pPr>
-    </w:p>
-    <w:p>
-      <w:pPr>
-        <w:spacing w:line="360" w:lineRule="auto"/>
-        <w:rPr>
-          <w:rFonts w:ascii="Times New Roman" w:hAnsi="Times New Roman" w:cs="Times New Roman"/>
-        </w:rPr>
-      </w:pPr>
-    </w:p>
-    <w:p>
-      <w:pPr>
-        <w:spacing w:line="360" w:lineRule="auto"/>
-        <w:rPr>
-          <w:rFonts w:ascii="Times New Roman" w:hAnsi="Times New Roman" w:cs="Times New Roman"/>
-        </w:rPr>
-      </w:pPr>
-    </w:p>
-    <w:p>
-      <w:pPr>
-        <w:spacing w:line="360" w:lineRule="auto"/>
-        <w:rPr>
-          <w:rFonts w:ascii="Times New Roman" w:hAnsi="Times New Roman" w:cs="Times New Roman"/>
-        </w:rPr>
-      </w:pPr>
-    </w:p>
-    <w:p>
-      <w:pPr>
-        <w:spacing w:line="360" w:lineRule="auto"/>
-        <w:rPr>
-          <w:rFonts w:ascii="Times New Roman" w:hAnsi="Times New Roman" w:cs="Times New Roman"/>
-        </w:rPr>
-      </w:pPr>
-    </w:p>
-    <w:p>
-      <w:pPr>
-        <w:spacing w:line="360" w:lineRule="auto"/>
-        <w:rPr>
-          <w:rFonts w:ascii="Times New Roman" w:hAnsi="Times New Roman" w:cs="Times New Roman"/>
-        </w:rPr>
-      </w:pPr>
-    </w:p>
-    <w:p>
-      <w:pPr>
-        <w:spacing w:line="360" w:lineRule="auto"/>
-        <w:rPr>
-          <w:rFonts w:ascii="Times New Roman" w:hAnsi="Times New Roman" w:cs="Times New Roman"/>
-        </w:rPr>
-      </w:pPr>
-    </w:p>
-    <w:p>
-      <w:pPr>
-        <w:spacing w:line="360" w:lineRule="auto"/>
-        <w:rPr>
-          <w:rFonts w:ascii="Times New Roman" w:hAnsi="Times New Roman" w:cs="Times New Roman"/>
-        </w:rPr>
-      </w:pPr>
-    </w:p>
-    <w:p>
-      <w:pPr>
-        <w:spacing w:line="360" w:lineRule="auto"/>
-        <w:rPr>
-          <w:rFonts w:ascii="Times New Roman" w:hAnsi="Times New Roman" w:cs="Times New Roman"/>
-        </w:rPr>
-      </w:pPr>
-    </w:p>
-    <w:p>
-      <w:pPr>
-        <w:spacing w:line="360" w:lineRule="auto"/>
-        <w:rPr>
-          <w:rFonts w:ascii="Times New Roman" w:hAnsi="Times New Roman" w:cs="Times New Roman"/>
-        </w:rPr>
-      </w:pPr>
-    </w:p>
-    <w:p>
-      <w:pPr>
-        <w:spacing w:line="360" w:lineRule="auto"/>
-        <w:rPr>
-          <w:rFonts w:ascii="Times New Roman" w:hAnsi="Times New Roman" w:cs="Times New Roman"/>
-        </w:rPr>
-      </w:pPr>
-    </w:p>
-    <w:p>
-      <w:pPr>
-        <w:spacing w:line="360" w:lineRule="auto"/>
-        <w:rPr>
-          <w:rFonts w:ascii="Times New Roman" w:hAnsi="Times New Roman" w:cs="Times New Roman"/>
-        </w:rPr>
-      </w:pPr>
-    </w:p>
-    <w:p>
-      <w:pPr>
-        <w:spacing w:line="360" w:lineRule="auto"/>
-        <w:rPr>
-          <w:rFonts w:ascii="Times New Roman" w:hAnsi="Times New Roman" w:cs="Times New Roman"/>
-        </w:rPr>
-      </w:pPr>
-    </w:p>
-    <w:p>
-      <w:pPr>
-        <w:spacing w:line="360" w:lineRule="auto"/>
-        <w:rPr>
-          <w:rFonts w:ascii="Times New Roman" w:hAnsi="Times New Roman" w:cs="Times New Roman"/>
-        </w:rPr>
-      </w:pPr>
-    </w:p>
-    <w:p>
-      <w:pPr>
-        <w:spacing w:line="360" w:lineRule="auto"/>
-        <w:rPr>
-          <w:rFonts w:ascii="Times New Roman" w:hAnsi="Times New Roman" w:cs="Times New Roman"/>
-        </w:rPr>
-      </w:pPr>
-    </w:p>
-    <w:p>
-      <w:pPr>
-        <w:spacing w:line="360" w:lineRule="auto"/>
-        <w:rPr>
-          <w:rFonts w:ascii="Times New Roman" w:hAnsi="Times New Roman" w:cs="Times New Roman"/>
-        </w:rPr>
-      </w:pPr>
-    </w:p>
-    <w:p>
-      <w:pPr>
-        <w:spacing w:line="360" w:lineRule="auto"/>
-        <w:rPr>
-          <w:rFonts w:ascii="Times New Roman" w:hAnsi="Times New Roman" w:cs="Times New Roman"/>
-        </w:rPr>
-      </w:pPr>
     </w:p>
     <w:p>
       <w:pPr>
@@ -16436,7 +17063,7 @@
           <w:szCs w:val="24"/>
         </w:rPr>
       </w:pPr>
-      <w:bookmarkStart w:id="33" w:name="_Toc233137059"/>
+      <w:bookmarkStart w:id="33" w:name="_Toc233198114"/>
       <w:r>
         <w:rPr>
           <w:rFonts w:ascii="Times New Roman" w:hAnsi="Times New Roman" w:cs="Times New Roman"/>
@@ -16446,6 +17073,7 @@
           <w:sz w:val="24"/>
           <w:szCs w:val="24"/>
         </w:rPr>
+        <w:lastRenderedPageBreak/>
         <w:t>EXPLORATORY DATA ANALYSIS FINDINGS</w:t>
       </w:r>
       <w:bookmarkEnd w:id="33"/>
@@ -16505,7 +17133,27 @@
         <w:rPr>
           <w:rFonts w:ascii="Times New Roman" w:hAnsi="Times New Roman" w:cs="Times New Roman"/>
         </w:rPr>
-        <w:t>The primary EDA results were generated from the enhanced listing-level dataset and saved as CSV Report and Chart images in the `reports/` and `figures/` folders.</w:t>
+        <w:t xml:space="preserve">The primary EDA results were generated from the enhanced listing-level dataset and saved as </w:t>
+      </w:r>
+      <w:r>
+        <w:rPr>
+          <w:rFonts w:ascii="Times New Roman" w:hAnsi="Times New Roman" w:cs="Times New Roman"/>
+        </w:rPr>
+        <w:t>CSV reports and chart images in the `reports/</w:t>
+      </w:r>
+      <w:proofErr w:type="spellStart"/>
+      <w:r>
+        <w:rPr>
+          <w:rFonts w:ascii="Times New Roman" w:hAnsi="Times New Roman" w:cs="Times New Roman"/>
+        </w:rPr>
+        <w:t>generated_csv</w:t>
+      </w:r>
+      <w:proofErr w:type="spellEnd"/>
+      <w:r>
+        <w:rPr>
+          <w:rFonts w:ascii="Times New Roman" w:hAnsi="Times New Roman" w:cs="Times New Roman"/>
+        </w:rPr>
+        <w:t>/` and `figures/` folders.</w:t>
       </w:r>
     </w:p>
     <w:p>
@@ -16520,7 +17168,7 @@
           <w:szCs w:val="24"/>
         </w:rPr>
       </w:pPr>
-      <w:bookmarkStart w:id="34" w:name="_Toc233137060"/>
+      <w:bookmarkStart w:id="34" w:name="_Toc233198115"/>
       <w:r>
         <w:rPr>
           <w:rFonts w:ascii="Times New Roman" w:hAnsi="Times New Roman" w:cs="Times New Roman"/>
@@ -16591,7 +17239,7 @@
           <w:szCs w:val="24"/>
         </w:rPr>
       </w:pPr>
-      <w:bookmarkStart w:id="35" w:name="_Toc233137061"/>
+      <w:bookmarkStart w:id="35" w:name="_Toc233198116"/>
       <w:r>
         <w:rPr>
           <w:rFonts w:ascii="Times New Roman" w:hAnsi="Times New Roman" w:cs="Times New Roman"/>
@@ -16601,83 +17249,89 @@
           <w:sz w:val="24"/>
           <w:szCs w:val="24"/>
         </w:rPr>
+        <w:t>Price Distribution</w:t>
+      </w:r>
+      <w:bookmarkEnd w:id="35"/>
+    </w:p>
+    <w:p>
+      <w:pPr>
+        <w:spacing w:line="360" w:lineRule="auto"/>
+        <w:jc w:val="both"/>
+        <w:rPr>
+          <w:rFonts w:ascii="Times New Roman" w:hAnsi="Times New Roman" w:cs="Times New Roman"/>
+        </w:rPr>
+      </w:pPr>
+      <w:r>
+        <w:rPr>
+          <w:rFonts w:ascii="Times New Roman" w:hAnsi="Times New Roman" w:cs="Times New Roman"/>
+        </w:rPr>
+        <w:t>The distribution of prices revealed that the price of Airbnb properties in Amsterdam is not normal. The majority of listings fall within the lower and mid-range of prices, and a smaller proportion of listings are very expensive.</w:t>
+      </w:r>
+    </w:p>
+    <w:p>
+      <w:pPr>
+        <w:spacing w:line="360" w:lineRule="auto"/>
+        <w:jc w:val="both"/>
+        <w:rPr>
+          <w:rFonts w:ascii="Times New Roman" w:hAnsi="Times New Roman" w:cs="Times New Roman"/>
+        </w:rPr>
+      </w:pPr>
+      <w:r>
+        <w:rPr>
+          <w:rFonts w:ascii="Times New Roman" w:hAnsi="Times New Roman" w:cs="Times New Roman"/>
+        </w:rPr>
+        <w:t xml:space="preserve">This is a typical trend in the field of accommodation. Most of the times, with standard private rooms and apartments, one will have a relatively </w:t>
+      </w:r>
+      <w:proofErr w:type="gramStart"/>
+      <w:r>
+        <w:rPr>
+          <w:rFonts w:ascii="Times New Roman" w:hAnsi="Times New Roman" w:cs="Times New Roman"/>
+        </w:rPr>
+        <w:t>low price</w:t>
+      </w:r>
+      <w:proofErr w:type="gramEnd"/>
+      <w:r>
+        <w:rPr>
+          <w:rFonts w:ascii="Times New Roman" w:hAnsi="Times New Roman" w:cs="Times New Roman"/>
+        </w:rPr>
+        <w:t xml:space="preserve"> value, but luxury homes, large properties and premium locations will generate very high prices.</w:t>
+      </w:r>
+    </w:p>
+    <w:p>
+      <w:pPr>
+        <w:spacing w:line="360" w:lineRule="auto"/>
+        <w:jc w:val="both"/>
+        <w:rPr>
+          <w:rFonts w:ascii="Times New Roman" w:hAnsi="Times New Roman" w:cs="Times New Roman"/>
+        </w:rPr>
+      </w:pPr>
+      <w:r>
+        <w:rPr>
+          <w:rFonts w:ascii="Times New Roman" w:hAnsi="Times New Roman" w:cs="Times New Roman"/>
+        </w:rPr>
+        <w:t>Due to this imbalanced distribution, it is better to use the median price than the average price to describe the typical Airbnb listing price.</w:t>
+      </w:r>
+    </w:p>
+    <w:p>
+      <w:pPr>
+        <w:spacing w:line="360" w:lineRule="auto"/>
+        <w:jc w:val="both"/>
+        <w:rPr>
+          <w:rFonts w:ascii="Times New Roman" w:hAnsi="Times New Roman" w:cs="Times New Roman"/>
+        </w:rPr>
+      </w:pPr>
+      <w:r>
+        <w:rPr>
+          <w:rFonts w:ascii="Times New Roman" w:hAnsi="Times New Roman" w:cs="Times New Roman"/>
+        </w:rPr>
+        <w:t xml:space="preserve">Before creating selected EDA charts and average price summaries, very high price values were handled separately. The 99th percentile price value, 991.62, was used as the EDA outlier threshold. Prices above this value were not deleted from the dataset, but they were excluded from selected </w:t>
+      </w:r>
+      <w:r>
+        <w:rPr>
+          <w:rFonts w:ascii="Times New Roman" w:hAnsi="Times New Roman" w:cs="Times New Roman"/>
+        </w:rPr>
         <w:lastRenderedPageBreak/>
-        <w:t>Price Distribution</w:t>
-      </w:r>
-      <w:bookmarkEnd w:id="35"/>
-    </w:p>
-    <w:p>
-      <w:pPr>
-        <w:spacing w:line="360" w:lineRule="auto"/>
-        <w:jc w:val="both"/>
-        <w:rPr>
-          <w:rFonts w:ascii="Times New Roman" w:hAnsi="Times New Roman" w:cs="Times New Roman"/>
-        </w:rPr>
-      </w:pPr>
-      <w:r>
-        <w:rPr>
-          <w:rFonts w:ascii="Times New Roman" w:hAnsi="Times New Roman" w:cs="Times New Roman"/>
-        </w:rPr>
-        <w:t>The distribution of prices revealed that the price of Airbnb properties in Amsterdam is not normal. The majority of listings fall within the lower and mid-range of prices, and a smaller proportion of listings are very expensive.</w:t>
-      </w:r>
-    </w:p>
-    <w:p>
-      <w:pPr>
-        <w:spacing w:line="360" w:lineRule="auto"/>
-        <w:jc w:val="both"/>
-        <w:rPr>
-          <w:rFonts w:ascii="Times New Roman" w:hAnsi="Times New Roman" w:cs="Times New Roman"/>
-        </w:rPr>
-      </w:pPr>
-      <w:r>
-        <w:rPr>
-          <w:rFonts w:ascii="Times New Roman" w:hAnsi="Times New Roman" w:cs="Times New Roman"/>
-        </w:rPr>
-        <w:t xml:space="preserve">This is a typical trend in the field of accommodation. Most of the times, with standard private rooms and apartments, one will have a relatively </w:t>
-      </w:r>
-      <w:proofErr w:type="gramStart"/>
-      <w:r>
-        <w:rPr>
-          <w:rFonts w:ascii="Times New Roman" w:hAnsi="Times New Roman" w:cs="Times New Roman"/>
-        </w:rPr>
-        <w:t>low price</w:t>
-      </w:r>
-      <w:proofErr w:type="gramEnd"/>
-      <w:r>
-        <w:rPr>
-          <w:rFonts w:ascii="Times New Roman" w:hAnsi="Times New Roman" w:cs="Times New Roman"/>
-        </w:rPr>
-        <w:t xml:space="preserve"> value, but luxury homes, large properties and premium locations will generate very high prices.</w:t>
-      </w:r>
-    </w:p>
-    <w:p>
-      <w:pPr>
-        <w:spacing w:line="360" w:lineRule="auto"/>
-        <w:jc w:val="both"/>
-        <w:rPr>
-          <w:rFonts w:ascii="Times New Roman" w:hAnsi="Times New Roman" w:cs="Times New Roman"/>
-        </w:rPr>
-      </w:pPr>
-      <w:r>
-        <w:rPr>
-          <w:rFonts w:ascii="Times New Roman" w:hAnsi="Times New Roman" w:cs="Times New Roman"/>
-        </w:rPr>
-        <w:t>Due to this imbalanced distribution, it is better to use the median price than the average price to describe the typical Airbnb listing price.</w:t>
-      </w:r>
-    </w:p>
-    <w:p>
-      <w:pPr>
-        <w:spacing w:line="360" w:lineRule="auto"/>
-        <w:jc w:val="both"/>
-        <w:rPr>
-          <w:rFonts w:ascii="Times New Roman" w:hAnsi="Times New Roman" w:cs="Times New Roman"/>
-        </w:rPr>
-      </w:pPr>
-      <w:r>
-        <w:rPr>
-          <w:rFonts w:ascii="Times New Roman" w:hAnsi="Times New Roman" w:cs="Times New Roman"/>
-        </w:rPr>
-        <w:t>Before creating selected EDA charts and average price summaries, very high price values were handled separately. The 99th percentile price value, 991.62, was used as the EDA outlier threshold. Prices above this value were not deleted from the dataset, but they were excluded from selected charts and average summaries to avoid a small number of extreme prices distorting the interpretation.</w:t>
+        <w:t>charts and average summaries to avoid a small number of extreme prices distorting the interpretation.</w:t>
       </w:r>
     </w:p>
     <w:p>
@@ -17358,7 +18012,7 @@
           </mc:Choice>
           <mc:Fallback>
             <w:pict>
-              <v:shape w14:anchorId="18DF3D2E" id="_x0000_s1028" type="#_x0000_t202" style="position:absolute;left:0;text-align:left;margin-left:48.6pt;margin-top:241.75pt;width:353.05pt;height:.05pt;z-index:251663360;visibility:visible;mso-wrap-style:square;mso-wrap-distance-left:9pt;mso-wrap-distance-top:0;mso-wrap-distance-right:9pt;mso-wrap-distance-bottom:0;mso-position-horizontal:absolute;mso-position-horizontal-relative:text;mso-position-vertical:absolute;mso-position-vertical-relative:text;v-text-anchor:top" o:gfxdata="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" stroked="f">
+              <v:shape w14:anchorId="18DF3D2E" id="_x0000_s1028" type="#_x0000_t202" style="position:absolute;left:0;text-align:left;margin-left:48.6pt;margin-top:241.75pt;width:353.05pt;height:.05pt;z-index:251663360;visibility:visible;mso-wrap-style:square;mso-wrap-distance-left:9pt;mso-wrap-distance-top:0;mso-wrap-distance-right:9pt;mso-wrap-distance-bottom:0;mso-position-horizontal:absolute;mso-position-horizontal-relative:text;mso-position-vertical:absolute;mso-position-vertical-relative:text;v-text-anchor:top" o:gfxdata="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" stroked="f">
                 <v:textbox style="mso-fit-shape-to-text:t" inset="0,0,0,0">
                   <w:txbxContent>
                     <w:p>
@@ -17571,7 +18225,7 @@
           <w:szCs w:val="24"/>
         </w:rPr>
       </w:pPr>
-      <w:bookmarkStart w:id="37" w:name="_Toc233137062"/>
+      <w:bookmarkStart w:id="37" w:name="_Toc233198117"/>
       <w:r>
         <w:rPr>
           <w:rFonts w:ascii="Times New Roman" w:hAnsi="Times New Roman" w:cs="Times New Roman"/>
@@ -17581,54 +18235,60 @@
           <w:sz w:val="24"/>
           <w:szCs w:val="24"/>
         </w:rPr>
+        <w:t>Price by room type</w:t>
+      </w:r>
+      <w:bookmarkEnd w:id="37"/>
+    </w:p>
+    <w:p>
+      <w:pPr>
+        <w:spacing w:line="360" w:lineRule="auto"/>
+        <w:jc w:val="both"/>
+        <w:rPr>
+          <w:rFonts w:ascii="Times New Roman" w:hAnsi="Times New Roman" w:cs="Times New Roman"/>
+        </w:rPr>
+      </w:pPr>
+      <w:r>
+        <w:rPr>
+          <w:rFonts w:ascii="Times New Roman" w:hAnsi="Times New Roman" w:cs="Times New Roman"/>
+        </w:rPr>
+        <w:t>Room type was one of the clearest pricing factors in the dataset. Entire homes and apartments had the highest median price, followed by hotel rooms, private rooms, and shared rooms.</w:t>
+      </w:r>
+    </w:p>
+    <w:p>
+      <w:pPr>
+        <w:spacing w:line="360" w:lineRule="auto"/>
+        <w:jc w:val="both"/>
+        <w:rPr>
+          <w:rFonts w:ascii="Times New Roman" w:hAnsi="Times New Roman" w:cs="Times New Roman"/>
+        </w:rPr>
+      </w:pPr>
+      <w:r>
+        <w:rPr>
+          <w:rFonts w:ascii="Times New Roman" w:hAnsi="Times New Roman" w:cs="Times New Roman"/>
+        </w:rPr>
+        <w:t>This result is expected because entire homes and apartments usually provide more privacy, space, and control for guests. Private rooms are usually more affordable because the guest may share part of the property with the host or other guests.</w:t>
+      </w:r>
+    </w:p>
+    <w:p>
+      <w:pPr>
+        <w:spacing w:line="360" w:lineRule="auto"/>
+        <w:jc w:val="both"/>
+        <w:rPr>
+          <w:rFonts w:ascii="Times New Roman" w:hAnsi="Times New Roman" w:cs="Times New Roman"/>
+        </w:rPr>
+      </w:pPr>
+      <w:r>
+        <w:rPr>
+          <w:rFonts w:ascii="Times New Roman" w:hAnsi="Times New Roman" w:cs="Times New Roman"/>
+        </w:rPr>
+        <w:t xml:space="preserve">The hotel room category needs careful interpretation. It had only 38 listings, and a few extreme price values affected the raw average price. After applying the EDA outlier handling step, the </w:t>
+      </w:r>
+      <w:r>
+        <w:rPr>
+          <w:rFonts w:ascii="Times New Roman" w:hAnsi="Times New Roman" w:cs="Times New Roman"/>
+        </w:rPr>
         <w:lastRenderedPageBreak/>
-        <w:t>Price by room type</w:t>
-      </w:r>
-      <w:bookmarkEnd w:id="37"/>
-    </w:p>
-    <w:p>
-      <w:pPr>
-        <w:spacing w:line="360" w:lineRule="auto"/>
-        <w:jc w:val="both"/>
-        <w:rPr>
-          <w:rFonts w:ascii="Times New Roman" w:hAnsi="Times New Roman" w:cs="Times New Roman"/>
-        </w:rPr>
-      </w:pPr>
-      <w:r>
-        <w:rPr>
-          <w:rFonts w:ascii="Times New Roman" w:hAnsi="Times New Roman" w:cs="Times New Roman"/>
-        </w:rPr>
-        <w:t>Room type was one of the clearest pricing factors in the dataset. Entire homes and apartments had the highest median price, followed by hotel rooms, private rooms, and shared rooms.</w:t>
-      </w:r>
-    </w:p>
-    <w:p>
-      <w:pPr>
-        <w:spacing w:line="360" w:lineRule="auto"/>
-        <w:jc w:val="both"/>
-        <w:rPr>
-          <w:rFonts w:ascii="Times New Roman" w:hAnsi="Times New Roman" w:cs="Times New Roman"/>
-        </w:rPr>
-      </w:pPr>
-      <w:r>
-        <w:rPr>
-          <w:rFonts w:ascii="Times New Roman" w:hAnsi="Times New Roman" w:cs="Times New Roman"/>
-        </w:rPr>
-        <w:t>This result is expected because entire homes and apartments usually provide more privacy, space, and control for guests. Private rooms are usually more affordable because the guest may share part of the property with the host or other guests.</w:t>
-      </w:r>
-    </w:p>
-    <w:p>
-      <w:pPr>
-        <w:spacing w:line="360" w:lineRule="auto"/>
-        <w:jc w:val="both"/>
-        <w:rPr>
-          <w:rFonts w:ascii="Times New Roman" w:hAnsi="Times New Roman" w:cs="Times New Roman"/>
-        </w:rPr>
-      </w:pPr>
-      <w:r>
-        <w:rPr>
-          <w:rFonts w:ascii="Times New Roman" w:hAnsi="Times New Roman" w:cs="Times New Roman"/>
-        </w:rPr>
-        <w:t>The hotel room category needs careful interpretation. It had only 38 listings, and a few extreme price values affected the raw average price. After applying the EDA outlier handling step, the average hotel room price became more reasonable. Therefore, median price is the better value to use when comparing room types.</w:t>
+        <w:t>average hotel room price became more reasonable. Therefore, median price is the better value to use when comparing room types.</w:t>
       </w:r>
     </w:p>
     <w:p>
@@ -18527,7 +19187,7 @@
           </mc:Choice>
           <mc:Fallback>
             <w:pict>
-              <v:shape w14:anchorId="2DDBC83B" id="_x0000_s1029" type="#_x0000_t202" style="position:absolute;margin-left:55.55pt;margin-top:244.15pt;width:344.8pt;height:.05pt;z-index:251666432;visibility:visible;mso-wrap-style:square;mso-wrap-distance-left:9pt;mso-wrap-distance-top:0;mso-wrap-distance-right:9pt;mso-wrap-distance-bottom:0;mso-position-horizontal:absolute;mso-position-horizontal-relative:text;mso-position-vertical:absolute;mso-position-vertical-relative:text;v-text-anchor:top" o:gfxdata="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" stroked="f">
+              <v:shape w14:anchorId="2DDBC83B" id="_x0000_s1029" type="#_x0000_t202" style="position:absolute;margin-left:55.55pt;margin-top:244.15pt;width:344.8pt;height:.05pt;z-index:251666432;visibility:visible;mso-wrap-style:square;mso-wrap-distance-left:9pt;mso-wrap-distance-top:0;mso-wrap-distance-right:9pt;mso-wrap-distance-bottom:0;mso-position-horizontal:absolute;mso-position-horizontal-relative:text;mso-position-vertical:absolute;mso-position-vertical-relative:text;v-text-anchor:top" o:gfxdata="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" stroked="f">
                 <v:textbox style="mso-fit-shape-to-text:t" inset="0,0,0,0">
                   <w:txbxContent>
                     <w:p>
@@ -18790,7 +19450,7 @@
           <w:szCs w:val="24"/>
         </w:rPr>
       </w:pPr>
-      <w:bookmarkStart w:id="38" w:name="_Toc233137063"/>
+      <w:bookmarkStart w:id="38" w:name="_Toc233198118"/>
       <w:proofErr w:type="spellStart"/>
       <w:r>
         <w:rPr>
@@ -18914,7 +19574,14 @@
         <w:rPr>
           <w:rFonts w:ascii="Times New Roman" w:hAnsi="Times New Roman" w:cs="Times New Roman"/>
         </w:rPr>
-        <w:t xml:space="preserve"> listings in more central, popular or in-demand areas might command higher prices. The prices may be lower in more residential or less central </w:t>
+        <w:t xml:space="preserve"> listings in more central, popular or in-demand areas might command higher prices. The prices may be lower in </w:t>
+      </w:r>
+      <w:r>
+        <w:rPr>
+          <w:rFonts w:ascii="Times New Roman" w:hAnsi="Times New Roman" w:cs="Times New Roman"/>
+        </w:rPr>
+        <w:lastRenderedPageBreak/>
+        <w:t xml:space="preserve">more residential or less central </w:t>
       </w:r>
       <w:proofErr w:type="spellStart"/>
       <w:r>
@@ -20283,7 +20950,7 @@
           </mc:Choice>
           <mc:Fallback>
             <w:pict>
-              <v:shape w14:anchorId="0F082709" id="_x0000_s1030" type="#_x0000_t202" style="position:absolute;margin-left:49.2pt;margin-top:214.35pt;width:370.1pt;height:.05pt;z-index:251669504;visibility:visible;mso-wrap-style:square;mso-wrap-distance-left:9pt;mso-wrap-distance-top:0;mso-wrap-distance-right:9pt;mso-wrap-distance-bottom:0;mso-position-horizontal:absolute;mso-position-horizontal-relative:text;mso-position-vertical:absolute;mso-position-vertical-relative:text;v-text-anchor:top" o:gfxdata="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" stroked="f">
+              <v:shape w14:anchorId="0F082709" id="_x0000_s1030" type="#_x0000_t202" style="position:absolute;margin-left:49.2pt;margin-top:214.35pt;width:370.1pt;height:.05pt;z-index:251669504;visibility:visible;mso-wrap-style:square;mso-wrap-distance-left:9pt;mso-wrap-distance-top:0;mso-wrap-distance-right:9pt;mso-wrap-distance-bottom:0;mso-position-horizontal:absolute;mso-position-horizontal-relative:text;mso-position-vertical:absolute;mso-position-vertical-relative:text;v-text-anchor:top" o:gfxdata="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" stroked="f">
                 <v:textbox style="mso-fit-shape-to-text:t" inset="0,0,0,0">
                   <w:txbxContent>
                     <w:p>
@@ -20554,7 +21221,7 @@
           <w:szCs w:val="24"/>
         </w:rPr>
       </w:pPr>
-      <w:bookmarkStart w:id="39" w:name="_Toc233137064"/>
+      <w:bookmarkStart w:id="39" w:name="_Toc233198119"/>
       <w:r>
         <w:rPr>
           <w:rFonts w:ascii="Times New Roman" w:hAnsi="Times New Roman" w:cs="Times New Roman"/>
@@ -20595,7 +21262,14 @@
         <w:rPr>
           <w:rFonts w:ascii="Times New Roman" w:hAnsi="Times New Roman" w:cs="Times New Roman"/>
         </w:rPr>
-        <w:t>This indicates that for a significant part of the calendar period many listings seemed to be unavailable, due to the calendar availability data. If the date is not available, it doesn't necessarily mean that the room or apartment was booked on that day. It is also possible that the date was manually blocked by the host or for a limited period of time, the host has removed availability.</w:t>
+        <w:t xml:space="preserve">This indicates that for a significant part of the calendar period many listings seemed to be unavailable, due to the calendar availability data. If the date is not available, it doesn't necessarily </w:t>
+      </w:r>
+      <w:r>
+        <w:rPr>
+          <w:rFonts w:ascii="Times New Roman" w:hAnsi="Times New Roman" w:cs="Times New Roman"/>
+        </w:rPr>
+        <w:lastRenderedPageBreak/>
+        <w:t>mean that the room or apartment was booked on that day. It is also possible that the date was manually blocked by the host or for a limited period of time, the host has removed availability.</w:t>
       </w:r>
     </w:p>
     <w:p>
@@ -21355,7 +22029,7 @@
           </mc:Choice>
           <mc:Fallback>
             <w:pict>
-              <v:shape w14:anchorId="2453E32B" id="_x0000_s1031" type="#_x0000_t202" style="position:absolute;left:0;text-align:left;margin-left:65.65pt;margin-top:195.65pt;width:340.4pt;height:.05pt;z-index:251672576;visibility:visible;mso-wrap-style:square;mso-wrap-distance-left:9pt;mso-wrap-distance-top:0;mso-wrap-distance-right:9pt;mso-wrap-distance-bottom:0;mso-position-horizontal:absolute;mso-position-horizontal-relative:text;mso-position-vertical:absolute;mso-position-vertical-relative:text;v-text-anchor:top" o:gfxdata="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" stroked="f">
+              <v:shape w14:anchorId="2453E32B" id="_x0000_s1031" type="#_x0000_t202" style="position:absolute;left:0;text-align:left;margin-left:65.65pt;margin-top:195.65pt;width:340.4pt;height:.05pt;z-index:251672576;visibility:visible;mso-wrap-style:square;mso-wrap-distance-left:9pt;mso-wrap-distance-top:0;mso-wrap-distance-right:9pt;mso-wrap-distance-bottom:0;mso-position-horizontal:absolute;mso-position-horizontal-relative:text;mso-position-vertical:absolute;mso-position-vertical-relative:text;v-text-anchor:top" o:gfxdata="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" stroked="f">
                 <v:textbox style="mso-fit-shape-to-text:t" inset="0,0,0,0">
                   <w:txbxContent>
                     <w:p>
@@ -21621,7 +22295,7 @@
           <w:szCs w:val="24"/>
         </w:rPr>
       </w:pPr>
-      <w:bookmarkStart w:id="40" w:name="_Toc233137065"/>
+      <w:bookmarkStart w:id="40" w:name="_Toc233198120"/>
       <w:r>
         <w:rPr>
           <w:rFonts w:ascii="Times New Roman" w:hAnsi="Times New Roman" w:cs="Times New Roman"/>
@@ -21631,6 +22305,7 @@
           <w:sz w:val="24"/>
           <w:szCs w:val="24"/>
         </w:rPr>
+        <w:lastRenderedPageBreak/>
         <w:t>Host Activit</w:t>
       </w:r>
       <w:r>
@@ -21849,7 +22524,7 @@
           </mc:Choice>
           <mc:Fallback>
             <w:pict>
-              <v:shape w14:anchorId="783AEE22" id="_x0000_s1032" type="#_x0000_t202" style="position:absolute;left:0;text-align:left;margin-left:52pt;margin-top:188.25pt;width:355.7pt;height:.05pt;z-index:251675648;visibility:visible;mso-wrap-style:square;mso-wrap-distance-left:9pt;mso-wrap-distance-top:0;mso-wrap-distance-right:9pt;mso-wrap-distance-bottom:0;mso-position-horizontal:absolute;mso-position-horizontal-relative:text;mso-position-vertical:absolute;mso-position-vertical-relative:text;v-text-anchor:top" o:gfxdata="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" stroked="f">
+              <v:shape w14:anchorId="783AEE22" id="_x0000_s1032" type="#_x0000_t202" style="position:absolute;left:0;text-align:left;margin-left:52pt;margin-top:188.25pt;width:355.7pt;height:.05pt;z-index:251675648;visibility:visible;mso-wrap-style:square;mso-wrap-distance-left:9pt;mso-wrap-distance-top:0;mso-wrap-distance-right:9pt;mso-wrap-distance-bottom:0;mso-position-horizontal:absolute;mso-position-horizontal-relative:text;mso-position-vertical:absolute;mso-position-vertical-relative:text;v-text-anchor:top" o:gfxdata="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" stroked="f">
                 <v:textbox style="mso-fit-shape-to-text:t" inset="0,0,0,0">
                   <w:txbxContent>
                     <w:p>
@@ -22100,7 +22775,7 @@
           <w:szCs w:val="24"/>
         </w:rPr>
       </w:pPr>
-      <w:bookmarkStart w:id="41" w:name="_Toc233137066"/>
+      <w:bookmarkStart w:id="41" w:name="_Toc233198121"/>
       <w:r>
         <w:rPr>
           <w:rFonts w:ascii="Times New Roman" w:hAnsi="Times New Roman" w:cs="Times New Roman"/>
@@ -22141,41 +22816,41 @@
         <w:rPr>
           <w:rFonts w:ascii="Times New Roman" w:hAnsi="Times New Roman" w:cs="Times New Roman"/>
         </w:rPr>
+        <w:t>But the high review ratings do not necessarily equate to higher prices. The price depends on several factors such as the type of rooms, the neighborhood, the property size, the capacity of guests, property availability, and host strategy.</w:t>
+      </w:r>
+    </w:p>
+    <w:p>
+      <w:pPr>
+        <w:spacing w:line="360" w:lineRule="auto"/>
+        <w:jc w:val="both"/>
+        <w:rPr>
+          <w:rFonts w:ascii="Times New Roman" w:hAnsi="Times New Roman" w:cs="Times New Roman"/>
+        </w:rPr>
+      </w:pPr>
+    </w:p>
+    <w:p>
+      <w:pPr>
+        <w:spacing w:line="360" w:lineRule="auto"/>
+        <w:jc w:val="both"/>
+        <w:rPr>
+          <w:rFonts w:ascii="Times New Roman" w:hAnsi="Times New Roman" w:cs="Times New Roman"/>
+        </w:rPr>
+      </w:pPr>
+    </w:p>
+    <w:p>
+      <w:pPr>
+        <w:spacing w:line="360" w:lineRule="auto"/>
+        <w:jc w:val="both"/>
+        <w:rPr>
+          <w:rFonts w:ascii="Times New Roman" w:hAnsi="Times New Roman" w:cs="Times New Roman"/>
+        </w:rPr>
+      </w:pPr>
+      <w:r>
+        <w:rPr>
+          <w:rFonts w:ascii="Times New Roman" w:hAnsi="Times New Roman" w:cs="Times New Roman"/>
+          <w:noProof/>
+        </w:rPr>
         <w:lastRenderedPageBreak/>
-        <w:t>But the high review ratings do not necessarily equate to higher prices. The price depends on several factors such as the type of rooms, the neighborhood, the property size, the capacity of guests, property availability, and host strategy.</w:t>
-      </w:r>
-    </w:p>
-    <w:p>
-      <w:pPr>
-        <w:spacing w:line="360" w:lineRule="auto"/>
-        <w:jc w:val="both"/>
-        <w:rPr>
-          <w:rFonts w:ascii="Times New Roman" w:hAnsi="Times New Roman" w:cs="Times New Roman"/>
-        </w:rPr>
-      </w:pPr>
-    </w:p>
-    <w:p>
-      <w:pPr>
-        <w:spacing w:line="360" w:lineRule="auto"/>
-        <w:jc w:val="both"/>
-        <w:rPr>
-          <w:rFonts w:ascii="Times New Roman" w:hAnsi="Times New Roman" w:cs="Times New Roman"/>
-        </w:rPr>
-      </w:pPr>
-    </w:p>
-    <w:p>
-      <w:pPr>
-        <w:spacing w:line="360" w:lineRule="auto"/>
-        <w:jc w:val="both"/>
-        <w:rPr>
-          <w:rFonts w:ascii="Times New Roman" w:hAnsi="Times New Roman" w:cs="Times New Roman"/>
-        </w:rPr>
-      </w:pPr>
-      <w:r>
-        <w:rPr>
-          <w:rFonts w:ascii="Times New Roman" w:hAnsi="Times New Roman" w:cs="Times New Roman"/>
-          <w:noProof/>
-        </w:rPr>
         <w:drawing>
           <wp:anchor distT="0" distB="0" distL="114300" distR="114300" simplePos="0" relativeHeight="251688960" behindDoc="0" locked="0" layoutInCell="1" allowOverlap="1" wp14:anchorId="2C975912" wp14:editId="532451EC">
             <wp:simplePos x="0" y="0"/>
@@ -22386,7 +23061,7 @@
           </mc:Choice>
           <mc:Fallback>
             <w:pict>
-              <v:shape w14:anchorId="119D9138" id="_x0000_s1033" type="#_x0000_t202" style="position:absolute;left:0;text-align:left;margin-left:66.45pt;margin-top:254pt;width:336.6pt;height:.05pt;z-index:251678720;visibility:visible;mso-wrap-style:square;mso-wrap-distance-left:9pt;mso-wrap-distance-top:0;mso-wrap-distance-right:9pt;mso-wrap-distance-bottom:0;mso-position-horizontal:absolute;mso-position-horizontal-relative:text;mso-position-vertical:absolute;mso-position-vertical-relative:text;v-text-anchor:top" o:gfxdata="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" stroked="f">
+              <v:shape w14:anchorId="119D9138" id="_x0000_s1033" type="#_x0000_t202" style="position:absolute;left:0;text-align:left;margin-left:66.45pt;margin-top:254pt;width:336.6pt;height:.05pt;z-index:251678720;visibility:visible;mso-wrap-style:square;mso-wrap-distance-left:9pt;mso-wrap-distance-top:0;mso-wrap-distance-right:9pt;mso-wrap-distance-bottom:0;mso-position-horizontal:absolute;mso-position-horizontal-relative:text;mso-position-vertical:absolute;mso-position-vertical-relative:text;v-text-anchor:top" o:gfxdata="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" stroked="f">
                 <v:textbox style="mso-fit-shape-to-text:t" inset="0,0,0,0">
                   <w:txbxContent>
                     <w:p>
@@ -22577,7 +23252,7 @@
           <w:szCs w:val="24"/>
         </w:rPr>
       </w:pPr>
-      <w:bookmarkStart w:id="42" w:name="_Toc233137067"/>
+      <w:bookmarkStart w:id="42" w:name="_Toc233198122"/>
       <w:r>
         <w:rPr>
           <w:rFonts w:ascii="Times New Roman" w:hAnsi="Times New Roman" w:cs="Times New Roman"/>
@@ -22698,7 +23373,7 @@
           <w:szCs w:val="24"/>
         </w:rPr>
       </w:pPr>
-      <w:bookmarkStart w:id="43" w:name="_Toc233137068"/>
+      <w:bookmarkStart w:id="43" w:name="_Toc233198123"/>
       <w:r>
         <w:rPr>
           <w:rFonts w:ascii="Times New Roman" w:hAnsi="Times New Roman" w:cs="Times New Roman"/>
@@ -22708,6 +23383,7 @@
           <w:sz w:val="24"/>
           <w:szCs w:val="24"/>
         </w:rPr>
+        <w:lastRenderedPageBreak/>
         <w:t>STATISTICAL FINDINGS</w:t>
       </w:r>
       <w:bookmarkEnd w:id="43"/>
@@ -22779,7 +23455,7 @@
           <w:szCs w:val="24"/>
         </w:rPr>
       </w:pPr>
-      <w:bookmarkStart w:id="44" w:name="_Toc233137069"/>
+      <w:bookmarkStart w:id="44" w:name="_Toc233198124"/>
       <w:r>
         <w:rPr>
           <w:rFonts w:ascii="Times New Roman" w:hAnsi="Times New Roman" w:cs="Times New Roman"/>
@@ -22864,7 +23540,7 @@
           <w:szCs w:val="24"/>
         </w:rPr>
       </w:pPr>
-      <w:bookmarkStart w:id="45" w:name="_Toc233137070"/>
+      <w:bookmarkStart w:id="45" w:name="_Toc233198125"/>
       <w:r>
         <w:rPr>
           <w:rFonts w:ascii="Times New Roman" w:hAnsi="Times New Roman" w:cs="Times New Roman"/>
@@ -22956,7 +23632,6 @@
                 <w:b/>
                 <w:bCs/>
               </w:rPr>
-              <w:lastRenderedPageBreak/>
               <w:t>Group</w:t>
             </w:r>
           </w:p>
@@ -23210,6 +23885,7 @@
           <w:b/>
           <w:bCs/>
         </w:rPr>
+        <w:lastRenderedPageBreak/>
         <w:t>Business interpretation:</w:t>
       </w:r>
     </w:p>
@@ -23240,7 +23916,7 @@
           <w:szCs w:val="24"/>
         </w:rPr>
       </w:pPr>
-      <w:bookmarkStart w:id="46" w:name="_Toc233137071"/>
+      <w:bookmarkStart w:id="46" w:name="_Toc233198126"/>
       <w:r>
         <w:rPr>
           <w:rFonts w:ascii="Times New Roman" w:hAnsi="Times New Roman" w:cs="Times New Roman"/>
@@ -23687,7 +24363,6 @@
         <w:rPr>
           <w:rFonts w:ascii="Times New Roman" w:hAnsi="Times New Roman" w:cs="Times New Roman"/>
         </w:rPr>
-        <w:lastRenderedPageBreak/>
         <w:t xml:space="preserve">Although the difference was statistically significant, it is not large enough to be a strong business conclusion by itself. Review scores are generally high across the dataset, so the </w:t>
       </w:r>
       <w:proofErr w:type="spellStart"/>
@@ -23757,7 +24432,7 @@
           <w:szCs w:val="24"/>
         </w:rPr>
       </w:pPr>
-      <w:bookmarkStart w:id="47" w:name="_Toc233137072"/>
+      <w:bookmarkStart w:id="47" w:name="_Toc233198127"/>
       <w:r>
         <w:rPr>
           <w:rFonts w:ascii="Times New Roman" w:hAnsi="Times New Roman" w:cs="Times New Roman"/>
@@ -23767,6 +24442,7 @@
           <w:sz w:val="24"/>
           <w:szCs w:val="24"/>
         </w:rPr>
+        <w:lastRenderedPageBreak/>
         <w:t>Hypothesis 3: Listings With More Reviews vs Fewer Reviews</w:t>
       </w:r>
       <w:bookmarkEnd w:id="47"/>
@@ -24073,7 +24749,7 @@
           <w:szCs w:val="24"/>
         </w:rPr>
       </w:pPr>
-      <w:bookmarkStart w:id="48" w:name="_Toc233137073"/>
+      <w:bookmarkStart w:id="48" w:name="_Toc233198128"/>
       <w:r>
         <w:rPr>
           <w:rFonts w:ascii="Times New Roman" w:hAnsi="Times New Roman" w:cs="Times New Roman"/>
@@ -24083,7 +24759,6 @@
           <w:sz w:val="24"/>
           <w:szCs w:val="24"/>
         </w:rPr>
-        <w:lastRenderedPageBreak/>
         <w:t xml:space="preserve">Hypothesis 4: Price Differences Across Major </w:t>
       </w:r>
       <w:proofErr w:type="spellStart"/>
@@ -24275,7 +24950,7 @@
           <w:szCs w:val="24"/>
         </w:rPr>
       </w:pPr>
-      <w:bookmarkStart w:id="49" w:name="_Toc233137074"/>
+      <w:bookmarkStart w:id="49" w:name="_Toc233198129"/>
       <w:r>
         <w:rPr>
           <w:rFonts w:ascii="Times New Roman" w:hAnsi="Times New Roman" w:cs="Times New Roman"/>
@@ -24285,6 +24960,7 @@
           <w:sz w:val="24"/>
           <w:szCs w:val="24"/>
         </w:rPr>
+        <w:lastRenderedPageBreak/>
         <w:t>Hypothesis 5: Weekend vs Weekday Prices</w:t>
       </w:r>
       <w:bookmarkEnd w:id="49"/>
@@ -24399,7 +25075,7 @@
           <w:szCs w:val="24"/>
         </w:rPr>
       </w:pPr>
-      <w:bookmarkStart w:id="50" w:name="_Toc233137075"/>
+      <w:bookmarkStart w:id="50" w:name="_Toc233198130"/>
       <w:r>
         <w:rPr>
           <w:rFonts w:ascii="Times New Roman" w:hAnsi="Times New Roman" w:cs="Times New Roman"/>
@@ -24672,7 +25348,6 @@
               <w:rPr>
                 <w:rFonts w:ascii="Times New Roman" w:hAnsi="Times New Roman" w:cs="Times New Roman"/>
               </w:rPr>
-              <w:lastRenderedPageBreak/>
               <w:t>More than 10 reviews vs 10 or fewer reviews</w:t>
             </w:r>
           </w:p>
@@ -24901,7 +25576,7 @@
           <w:szCs w:val="24"/>
         </w:rPr>
       </w:pPr>
-      <w:bookmarkStart w:id="51" w:name="_Toc233137076"/>
+      <w:bookmarkStart w:id="51" w:name="_Toc233198131"/>
       <w:r>
         <w:rPr>
           <w:rFonts w:ascii="Times New Roman" w:hAnsi="Times New Roman" w:cs="Times New Roman"/>
@@ -24911,6 +25586,7 @@
           <w:sz w:val="24"/>
           <w:szCs w:val="24"/>
         </w:rPr>
+        <w:lastRenderedPageBreak/>
         <w:t>DATA SCIENCE EXPERIMENT - PRICE PREDICTION</w:t>
       </w:r>
       <w:bookmarkEnd w:id="51"/>
@@ -24971,7 +25647,7 @@
           <w:szCs w:val="24"/>
         </w:rPr>
       </w:pPr>
-      <w:bookmarkStart w:id="52" w:name="_Toc233137077"/>
+      <w:bookmarkStart w:id="52" w:name="_Toc233198132"/>
       <w:r>
         <w:rPr>
           <w:rFonts w:ascii="Times New Roman" w:hAnsi="Times New Roman" w:cs="Times New Roman"/>
@@ -25131,7 +25807,6 @@
         <w:rPr>
           <w:rFonts w:ascii="Times New Roman" w:hAnsi="Times New Roman" w:cs="Times New Roman"/>
         </w:rPr>
-        <w:lastRenderedPageBreak/>
         <w:t>Availability_365</w:t>
       </w:r>
     </w:p>
@@ -25219,7 +25894,7 @@
           <w:szCs w:val="24"/>
         </w:rPr>
       </w:pPr>
-      <w:bookmarkStart w:id="53" w:name="_Toc233137078"/>
+      <w:bookmarkStart w:id="53" w:name="_Toc233198133"/>
       <w:r>
         <w:rPr>
           <w:rFonts w:ascii="Times New Roman" w:hAnsi="Times New Roman" w:cs="Times New Roman"/>
@@ -25411,6 +26086,7 @@
         <w:rPr>
           <w:rFonts w:ascii="Times New Roman" w:hAnsi="Times New Roman" w:cs="Times New Roman"/>
         </w:rPr>
+        <w:lastRenderedPageBreak/>
         <w:t>Linear Regression was used because it is simple and easy to interpret. Random Forest was used because it can capture more complex relationships between listing features and price.</w:t>
       </w:r>
     </w:p>
@@ -25426,7 +26102,7 @@
           <w:szCs w:val="24"/>
         </w:rPr>
       </w:pPr>
-      <w:bookmarkStart w:id="54" w:name="_Toc233137079"/>
+      <w:bookmarkStart w:id="54" w:name="_Toc233198134"/>
       <w:r>
         <w:rPr>
           <w:rFonts w:ascii="Times New Roman" w:hAnsi="Times New Roman" w:cs="Times New Roman"/>
@@ -25810,7 +26486,7 @@
           <w:szCs w:val="24"/>
         </w:rPr>
       </w:pPr>
-      <w:bookmarkStart w:id="55" w:name="_Toc233137080"/>
+      <w:bookmarkStart w:id="55" w:name="_Toc233198135"/>
       <w:r>
         <w:rPr>
           <w:rFonts w:ascii="Times New Roman" w:hAnsi="Times New Roman" w:cs="Times New Roman"/>
@@ -25820,7 +26496,6 @@
           <w:sz w:val="24"/>
           <w:szCs w:val="24"/>
         </w:rPr>
-        <w:lastRenderedPageBreak/>
         <w:t>Interpretation</w:t>
       </w:r>
       <w:bookmarkEnd w:id="55"/>
@@ -25936,7 +26611,7 @@
           <w:szCs w:val="24"/>
         </w:rPr>
       </w:pPr>
-      <w:bookmarkStart w:id="56" w:name="_Toc233137081"/>
+      <w:bookmarkStart w:id="56" w:name="_Toc233198136"/>
       <w:r>
         <w:rPr>
           <w:rFonts w:ascii="Times New Roman" w:hAnsi="Times New Roman" w:cs="Times New Roman"/>
@@ -25946,6 +26621,7 @@
           <w:sz w:val="24"/>
           <w:szCs w:val="24"/>
         </w:rPr>
+        <w:lastRenderedPageBreak/>
         <w:t>Limitations</w:t>
       </w:r>
       <w:bookmarkEnd w:id="56"/>
@@ -25979,11 +26655,6 @@
         </w:rPr>
         <w:t>Overall, this price prediction experiment revealed that simple listing characteristics account for some of the variation in Airbnb prices. The model can be used as an exploratory analysis but is not an actual tool for pricing production.</w:t>
       </w:r>
-    </w:p>
-    <w:p>
-      <w:pPr>
-        <w:pStyle w:val="Caption"/>
-      </w:pPr>
     </w:p>
     <w:p>
       <w:pPr>
@@ -26902,7 +27573,7 @@
           <w:szCs w:val="24"/>
         </w:rPr>
       </w:pPr>
-      <w:bookmarkStart w:id="57" w:name="_Toc233137082"/>
+      <w:bookmarkStart w:id="57" w:name="_Toc233198137"/>
       <w:r>
         <w:rPr>
           <w:rFonts w:ascii="Times New Roman" w:hAnsi="Times New Roman" w:cs="Times New Roman"/>
@@ -26912,6 +27583,7 @@
           <w:sz w:val="24"/>
           <w:szCs w:val="24"/>
         </w:rPr>
+        <w:lastRenderedPageBreak/>
         <w:t>OPEN INNOVATION CHALLENGE</w:t>
       </w:r>
       <w:bookmarkEnd w:id="57"/>
@@ -28074,7 +28746,6 @@
                 <w:sz w:val="22"/>
                 <w:szCs w:val="22"/>
               </w:rPr>
-              <w:lastRenderedPageBreak/>
               <w:t>neighbourhood_cleansed</w:t>
             </w:r>
             <w:proofErr w:type="spellEnd"/>
@@ -29567,6 +30238,7 @@
           <w:sz w:val="24"/>
           <w:szCs w:val="24"/>
         </w:rPr>
+        <w:lastRenderedPageBreak/>
         <w:t xml:space="preserve">High occupancy </w:t>
       </w:r>
       <w:proofErr w:type="spellStart"/>
@@ -31247,7 +31919,7 @@
           <w:szCs w:val="24"/>
         </w:rPr>
       </w:pPr>
-      <w:bookmarkStart w:id="58" w:name="_Toc233137083"/>
+      <w:bookmarkStart w:id="58" w:name="_Toc233198138"/>
       <w:r>
         <w:rPr>
           <w:rFonts w:ascii="Times New Roman" w:hAnsi="Times New Roman" w:cs="Times New Roman"/>
@@ -31257,6 +31929,7 @@
           <w:sz w:val="24"/>
           <w:szCs w:val="24"/>
         </w:rPr>
+        <w:lastRenderedPageBreak/>
         <w:t>BUSINESS RECOMMENDATION</w:t>
       </w:r>
       <w:bookmarkEnd w:id="58"/>
@@ -31288,7 +31961,7 @@
           <w:szCs w:val="24"/>
         </w:rPr>
       </w:pPr>
-      <w:bookmarkStart w:id="59" w:name="_Toc233137084"/>
+      <w:bookmarkStart w:id="59" w:name="_Toc233198139"/>
       <w:r>
         <w:rPr>
           <w:rFonts w:ascii="Times New Roman" w:hAnsi="Times New Roman" w:cs="Times New Roman"/>
@@ -31411,7 +32084,7 @@
           <w:szCs w:val="24"/>
         </w:rPr>
       </w:pPr>
-      <w:bookmarkStart w:id="60" w:name="_Toc233137085"/>
+      <w:bookmarkStart w:id="60" w:name="_Toc233198140"/>
       <w:r>
         <w:rPr>
           <w:rFonts w:ascii="Times New Roman" w:hAnsi="Times New Roman" w:cs="Times New Roman"/>
@@ -31452,7 +32125,6 @@
         <w:rPr>
           <w:rFonts w:ascii="Times New Roman" w:hAnsi="Times New Roman" w:cs="Times New Roman"/>
         </w:rPr>
-        <w:lastRenderedPageBreak/>
         <w:t>This means hosts should compare their listing against similar room types instead of comparing against the whole market.</w:t>
       </w:r>
     </w:p>
@@ -31501,7 +32173,7 @@
           <w:szCs w:val="24"/>
         </w:rPr>
       </w:pPr>
-      <w:bookmarkStart w:id="61" w:name="_Toc233137086"/>
+      <w:bookmarkStart w:id="61" w:name="_Toc233198141"/>
       <w:r>
         <w:rPr>
           <w:rFonts w:ascii="Times New Roman" w:hAnsi="Times New Roman" w:cs="Times New Roman"/>
@@ -31652,7 +32324,7 @@
           <w:szCs w:val="24"/>
         </w:rPr>
       </w:pPr>
-      <w:bookmarkStart w:id="62" w:name="_Toc233137087"/>
+      <w:bookmarkStart w:id="62" w:name="_Toc233198142"/>
       <w:r>
         <w:rPr>
           <w:rFonts w:ascii="Times New Roman" w:hAnsi="Times New Roman" w:cs="Times New Roman"/>
@@ -31662,6 +32334,7 @@
           <w:sz w:val="24"/>
           <w:szCs w:val="24"/>
         </w:rPr>
+        <w:lastRenderedPageBreak/>
         <w:t>Treat Occupancy and Revenue as Estimates</w:t>
       </w:r>
       <w:bookmarkEnd w:id="62"/>
@@ -31738,7 +32411,7 @@
           <w:szCs w:val="24"/>
         </w:rPr>
       </w:pPr>
-      <w:bookmarkStart w:id="63" w:name="_Toc233137088"/>
+      <w:bookmarkStart w:id="63" w:name="_Toc233198143"/>
       <w:r>
         <w:rPr>
           <w:rFonts w:ascii="Times New Roman" w:hAnsi="Times New Roman" w:cs="Times New Roman"/>
@@ -31833,7 +32506,7 @@
           <w:szCs w:val="24"/>
         </w:rPr>
       </w:pPr>
-      <w:bookmarkStart w:id="64" w:name="_Toc233137089"/>
+      <w:bookmarkStart w:id="64" w:name="_Toc233198144"/>
       <w:r>
         <w:rPr>
           <w:rFonts w:ascii="Times New Roman" w:hAnsi="Times New Roman" w:cs="Times New Roman"/>
@@ -31898,7 +32571,6 @@
           <w:b/>
           <w:bCs/>
         </w:rPr>
-        <w:lastRenderedPageBreak/>
         <w:t>Recommendation:</w:t>
       </w:r>
       <w:r>
@@ -31933,7 +32605,7 @@
           <w:szCs w:val="24"/>
         </w:rPr>
       </w:pPr>
-      <w:bookmarkStart w:id="65" w:name="_Toc233137090"/>
+      <w:bookmarkStart w:id="65" w:name="_Toc233198145"/>
       <w:r>
         <w:rPr>
           <w:rFonts w:ascii="Times New Roman" w:hAnsi="Times New Roman" w:cs="Times New Roman"/>
@@ -32045,7 +32717,7 @@
           <w:szCs w:val="24"/>
         </w:rPr>
       </w:pPr>
-      <w:bookmarkStart w:id="66" w:name="_Toc233137091"/>
+      <w:bookmarkStart w:id="66" w:name="_Toc233198146"/>
       <w:r>
         <w:rPr>
           <w:rFonts w:ascii="Times New Roman" w:hAnsi="Times New Roman" w:cs="Times New Roman"/>
@@ -32055,6 +32727,7 @@
           <w:sz w:val="24"/>
           <w:szCs w:val="24"/>
         </w:rPr>
+        <w:lastRenderedPageBreak/>
         <w:t>Summary of Recommendations</w:t>
       </w:r>
       <w:bookmarkEnd w:id="66"/>
@@ -32351,7 +33024,7 @@
           <w:szCs w:val="24"/>
         </w:rPr>
       </w:pPr>
-      <w:bookmarkStart w:id="67" w:name="_Toc233137092"/>
+      <w:bookmarkStart w:id="67" w:name="_Toc233198147"/>
       <w:r>
         <w:rPr>
           <w:rFonts w:ascii="Times New Roman" w:hAnsi="Times New Roman" w:cs="Times New Roman"/>
@@ -32361,6 +33034,7 @@
           <w:sz w:val="24"/>
           <w:szCs w:val="24"/>
         </w:rPr>
+        <w:lastRenderedPageBreak/>
         <w:t>CROSS-CITY COMPARISONS</w:t>
       </w:r>
       <w:bookmarkEnd w:id="67"/>
@@ -32368,6 +33042,7 @@
     <w:p>
       <w:pPr>
         <w:spacing w:line="360" w:lineRule="auto"/>
+        <w:jc w:val="both"/>
         <w:rPr>
           <w:rFonts w:ascii="Times New Roman" w:hAnsi="Times New Roman" w:cs="Times New Roman"/>
         </w:rPr>
@@ -32382,6 +33057,7 @@
     <w:p>
       <w:pPr>
         <w:spacing w:line="360" w:lineRule="auto"/>
+        <w:jc w:val="both"/>
         <w:rPr>
           <w:rFonts w:ascii="Times New Roman" w:hAnsi="Times New Roman" w:cs="Times New Roman"/>
         </w:rPr>
@@ -32534,7 +33210,7 @@
           <w:szCs w:val="24"/>
         </w:rPr>
       </w:pPr>
-      <w:bookmarkStart w:id="68" w:name="_Toc233137093"/>
+      <w:bookmarkStart w:id="68" w:name="_Toc233198148"/>
       <w:r>
         <w:rPr>
           <w:rFonts w:ascii="Times New Roman" w:hAnsi="Times New Roman" w:cs="Times New Roman"/>
@@ -32544,6 +33220,7 @@
           <w:sz w:val="24"/>
           <w:szCs w:val="24"/>
         </w:rPr>
+        <w:lastRenderedPageBreak/>
         <w:t>LIMITATIONS &amp; CAVEATS</w:t>
       </w:r>
       <w:bookmarkEnd w:id="68"/>
@@ -32700,7 +33377,6 @@
         <w:rPr>
           <w:rFonts w:ascii="Times New Roman" w:hAnsi="Times New Roman" w:cs="Times New Roman"/>
         </w:rPr>
-        <w:lastRenderedPageBreak/>
         <w:t>Last, some missing values were retained to prevent the creation of artificial information. This is suitable for analysis integrity, but also means that some analyses only utilized records with valid values.</w:t>
       </w:r>
     </w:p>
@@ -32762,7 +33438,7 @@
           <w:szCs w:val="24"/>
         </w:rPr>
       </w:pPr>
-      <w:bookmarkStart w:id="69" w:name="_Toc233137094"/>
+      <w:bookmarkStart w:id="69" w:name="_Toc233198149"/>
       <w:r>
         <w:rPr>
           <w:rFonts w:ascii="Times New Roman" w:hAnsi="Times New Roman" w:cs="Times New Roman"/>
@@ -32772,6 +33448,7 @@
           <w:sz w:val="24"/>
           <w:szCs w:val="24"/>
         </w:rPr>
+        <w:lastRenderedPageBreak/>
         <w:t>FUTURE IMPROVEMENTS</w:t>
       </w:r>
       <w:bookmarkEnd w:id="69"/>
@@ -32951,8 +33628,7 @@
         <w:rPr>
           <w:rFonts w:ascii="Times New Roman" w:hAnsi="Times New Roman" w:cs="Times New Roman"/>
         </w:rPr>
-        <w:lastRenderedPageBreak/>
-        <w:t>In general, this project could be improved to make it more automated and reusable as an assessment analytics workflow for future projects.</w:t>
+        <w:t>Overall, these improvements would make the project more automated, reusable, and useful for future Airbnb market analysis.</w:t>
       </w:r>
     </w:p>
     <w:p>
@@ -33012,7 +33688,7 @@
           <w:szCs w:val="24"/>
         </w:rPr>
       </w:pPr>
-      <w:bookmarkStart w:id="70" w:name="_Toc233137095"/>
+      <w:bookmarkStart w:id="70" w:name="_Toc233198150"/>
       <w:r>
         <w:rPr>
           <w:rFonts w:ascii="Times New Roman" w:hAnsi="Times New Roman" w:cs="Times New Roman"/>
@@ -33022,6 +33698,7 @@
           <w:sz w:val="24"/>
           <w:szCs w:val="24"/>
         </w:rPr>
+        <w:lastRenderedPageBreak/>
         <w:t>REFLECTION</w:t>
       </w:r>
       <w:bookmarkEnd w:id="70"/>
@@ -33124,6 +33801,544 @@
         </w:rPr>
         <w:t>In general, I emphasized interpretation, reproduction and clarity. A practical end-to-end workflow that demonstrates how raw Airbnb files can be transformed into structured outputs and business insights.</w:t>
       </w:r>
+    </w:p>
+    <w:p>
+      <w:pPr>
+        <w:spacing w:line="360" w:lineRule="auto"/>
+        <w:jc w:val="both"/>
+        <w:rPr>
+          <w:rFonts w:ascii="Times New Roman" w:hAnsi="Times New Roman" w:cs="Times New Roman"/>
+        </w:rPr>
+      </w:pPr>
+    </w:p>
+    <w:p>
+      <w:pPr>
+        <w:spacing w:line="360" w:lineRule="auto"/>
+        <w:jc w:val="both"/>
+        <w:rPr>
+          <w:rFonts w:ascii="Times New Roman" w:hAnsi="Times New Roman" w:cs="Times New Roman"/>
+        </w:rPr>
+      </w:pPr>
+    </w:p>
+    <w:p>
+      <w:pPr>
+        <w:spacing w:line="360" w:lineRule="auto"/>
+        <w:jc w:val="both"/>
+        <w:rPr>
+          <w:rFonts w:ascii="Times New Roman" w:hAnsi="Times New Roman" w:cs="Times New Roman"/>
+        </w:rPr>
+      </w:pPr>
+    </w:p>
+    <w:p>
+      <w:pPr>
+        <w:spacing w:line="360" w:lineRule="auto"/>
+        <w:jc w:val="both"/>
+        <w:rPr>
+          <w:rFonts w:ascii="Times New Roman" w:hAnsi="Times New Roman" w:cs="Times New Roman"/>
+        </w:rPr>
+      </w:pPr>
+    </w:p>
+    <w:p>
+      <w:pPr>
+        <w:spacing w:line="360" w:lineRule="auto"/>
+        <w:jc w:val="both"/>
+        <w:rPr>
+          <w:rFonts w:ascii="Times New Roman" w:hAnsi="Times New Roman" w:cs="Times New Roman"/>
+        </w:rPr>
+      </w:pPr>
+    </w:p>
+    <w:p>
+      <w:pPr>
+        <w:spacing w:line="360" w:lineRule="auto"/>
+        <w:jc w:val="both"/>
+        <w:rPr>
+          <w:rFonts w:ascii="Times New Roman" w:hAnsi="Times New Roman" w:cs="Times New Roman"/>
+        </w:rPr>
+      </w:pPr>
+    </w:p>
+    <w:p>
+      <w:pPr>
+        <w:spacing w:line="360" w:lineRule="auto"/>
+        <w:jc w:val="both"/>
+        <w:rPr>
+          <w:rFonts w:ascii="Times New Roman" w:hAnsi="Times New Roman" w:cs="Times New Roman"/>
+        </w:rPr>
+      </w:pPr>
+    </w:p>
+    <w:p>
+      <w:pPr>
+        <w:pStyle w:val="Heading1"/>
+        <w:rPr>
+          <w:rFonts w:ascii="Times New Roman" w:hAnsi="Times New Roman" w:cs="Times New Roman"/>
+          <w:b/>
+          <w:bCs/>
+        </w:rPr>
+      </w:pPr>
+      <w:bookmarkStart w:id="71" w:name="_Toc233198151"/>
+      <w:r>
+        <w:rPr>
+          <w:rFonts w:ascii="Times New Roman" w:hAnsi="Times New Roman" w:cs="Times New Roman"/>
+          <w:b/>
+          <w:bCs/>
+          <w:color w:val="000000" w:themeColor="text1"/>
+          <w:sz w:val="24"/>
+          <w:szCs w:val="24"/>
+        </w:rPr>
+        <w:lastRenderedPageBreak/>
+        <w:t>VISUALIZATIONS</w:t>
+      </w:r>
+      <w:bookmarkEnd w:id="71"/>
+    </w:p>
+    <w:p>
+      <w:pPr>
+        <w:spacing w:line="360" w:lineRule="auto"/>
+        <w:jc w:val="both"/>
+        <w:rPr>
+          <w:rFonts w:ascii="Times New Roman" w:hAnsi="Times New Roman" w:cs="Times New Roman"/>
+        </w:rPr>
+      </w:pPr>
+      <w:r>
+        <w:rPr>
+          <w:rFonts w:ascii="Times New Roman" w:hAnsi="Times New Roman" w:cs="Times New Roman"/>
+        </w:rPr>
+        <w:t>The main visualizations created for this project are included in the Exploratory Data Analysis section of this report. Numbers were computed in Python, with matplotlib, and the image files are saved in the `figures/` folder.</w:t>
+      </w:r>
+    </w:p>
+    <w:p>
+      <w:pPr>
+        <w:spacing w:line="360" w:lineRule="auto"/>
+        <w:jc w:val="both"/>
+        <w:rPr>
+          <w:rFonts w:ascii="Times New Roman" w:hAnsi="Times New Roman" w:cs="Times New Roman"/>
+        </w:rPr>
+      </w:pPr>
+      <w:r>
+        <w:rPr>
+          <w:rFonts w:ascii="Times New Roman" w:hAnsi="Times New Roman" w:cs="Times New Roman"/>
+        </w:rPr>
+        <w:t xml:space="preserve">The </w:t>
+      </w:r>
+      <w:proofErr w:type="spellStart"/>
+      <w:r>
+        <w:rPr>
+          <w:rFonts w:ascii="Times New Roman" w:hAnsi="Times New Roman" w:cs="Times New Roman"/>
+        </w:rPr>
+        <w:t>visualisations</w:t>
+      </w:r>
+      <w:proofErr w:type="spellEnd"/>
+      <w:r>
+        <w:rPr>
+          <w:rFonts w:ascii="Times New Roman" w:hAnsi="Times New Roman" w:cs="Times New Roman"/>
+        </w:rPr>
+        <w:t xml:space="preserve"> that can be found in the EDA section are:</w:t>
+      </w:r>
+    </w:p>
+    <w:p>
+      <w:pPr>
+        <w:pStyle w:val="ListParagraph"/>
+        <w:numPr>
+          <w:ilvl w:val="0"/>
+          <w:numId w:val="31"/>
+        </w:numPr>
+        <w:spacing w:line="360" w:lineRule="auto"/>
+        <w:jc w:val="both"/>
+        <w:rPr>
+          <w:rFonts w:ascii="Times New Roman" w:hAnsi="Times New Roman" w:cs="Times New Roman"/>
+        </w:rPr>
+      </w:pPr>
+      <w:r>
+        <w:rPr>
+          <w:rFonts w:ascii="Times New Roman" w:hAnsi="Times New Roman" w:cs="Times New Roman"/>
+        </w:rPr>
+        <w:t>Figure 3: Price Distribution</w:t>
+      </w:r>
+    </w:p>
+    <w:p>
+      <w:pPr>
+        <w:pStyle w:val="ListParagraph"/>
+        <w:numPr>
+          <w:ilvl w:val="0"/>
+          <w:numId w:val="31"/>
+        </w:numPr>
+        <w:spacing w:line="360" w:lineRule="auto"/>
+        <w:jc w:val="both"/>
+        <w:rPr>
+          <w:rFonts w:ascii="Times New Roman" w:hAnsi="Times New Roman" w:cs="Times New Roman"/>
+        </w:rPr>
+      </w:pPr>
+      <w:r>
+        <w:rPr>
+          <w:rFonts w:ascii="Times New Roman" w:hAnsi="Times New Roman" w:cs="Times New Roman"/>
+        </w:rPr>
+        <w:t>Figure 4: Price by Room Type</w:t>
+      </w:r>
+    </w:p>
+    <w:p>
+      <w:pPr>
+        <w:pStyle w:val="ListParagraph"/>
+        <w:numPr>
+          <w:ilvl w:val="0"/>
+          <w:numId w:val="31"/>
+        </w:numPr>
+        <w:spacing w:line="360" w:lineRule="auto"/>
+        <w:jc w:val="both"/>
+        <w:rPr>
+          <w:rFonts w:ascii="Times New Roman" w:hAnsi="Times New Roman" w:cs="Times New Roman"/>
+        </w:rPr>
+      </w:pPr>
+      <w:r>
+        <w:rPr>
+          <w:rFonts w:ascii="Times New Roman" w:hAnsi="Times New Roman" w:cs="Times New Roman"/>
+        </w:rPr>
+        <w:t xml:space="preserve">Figure 5: Top </w:t>
+      </w:r>
+      <w:proofErr w:type="spellStart"/>
+      <w:r>
+        <w:rPr>
+          <w:rFonts w:ascii="Times New Roman" w:hAnsi="Times New Roman" w:cs="Times New Roman"/>
+        </w:rPr>
+        <w:t>Neighbourhoods</w:t>
+      </w:r>
+      <w:proofErr w:type="spellEnd"/>
+      <w:r>
+        <w:rPr>
+          <w:rFonts w:ascii="Times New Roman" w:hAnsi="Times New Roman" w:cs="Times New Roman"/>
+        </w:rPr>
+        <w:t xml:space="preserve"> by Price</w:t>
+      </w:r>
+    </w:p>
+    <w:p>
+      <w:pPr>
+        <w:pStyle w:val="ListParagraph"/>
+        <w:numPr>
+          <w:ilvl w:val="0"/>
+          <w:numId w:val="31"/>
+        </w:numPr>
+        <w:spacing w:line="360" w:lineRule="auto"/>
+        <w:jc w:val="both"/>
+        <w:rPr>
+          <w:rFonts w:ascii="Times New Roman" w:hAnsi="Times New Roman" w:cs="Times New Roman"/>
+        </w:rPr>
+      </w:pPr>
+      <w:r>
+        <w:rPr>
+          <w:rFonts w:ascii="Times New Roman" w:hAnsi="Times New Roman" w:cs="Times New Roman"/>
+        </w:rPr>
+        <w:t>Figure 6: Monthly Availability</w:t>
+      </w:r>
+    </w:p>
+    <w:p>
+      <w:pPr>
+        <w:pStyle w:val="ListParagraph"/>
+        <w:numPr>
+          <w:ilvl w:val="0"/>
+          <w:numId w:val="31"/>
+        </w:numPr>
+        <w:spacing w:line="360" w:lineRule="auto"/>
+        <w:jc w:val="both"/>
+        <w:rPr>
+          <w:rFonts w:ascii="Times New Roman" w:hAnsi="Times New Roman" w:cs="Times New Roman"/>
+        </w:rPr>
+      </w:pPr>
+      <w:r>
+        <w:rPr>
+          <w:rFonts w:ascii="Times New Roman" w:hAnsi="Times New Roman" w:cs="Times New Roman"/>
+        </w:rPr>
+        <w:t>Figure 7: Top Hosts by Listing Count</w:t>
+      </w:r>
+    </w:p>
+    <w:p>
+      <w:pPr>
+        <w:pStyle w:val="ListParagraph"/>
+        <w:numPr>
+          <w:ilvl w:val="0"/>
+          <w:numId w:val="31"/>
+        </w:numPr>
+        <w:spacing w:line="360" w:lineRule="auto"/>
+        <w:jc w:val="both"/>
+        <w:rPr>
+          <w:rFonts w:ascii="Times New Roman" w:hAnsi="Times New Roman" w:cs="Times New Roman"/>
+        </w:rPr>
+      </w:pPr>
+      <w:r>
+        <w:rPr>
+          <w:rFonts w:ascii="Times New Roman" w:hAnsi="Times New Roman" w:cs="Times New Roman"/>
+        </w:rPr>
+        <w:t>Figure 8: Review Score vs Price</w:t>
+      </w:r>
+    </w:p>
+    <w:p>
+      <w:pPr>
+        <w:spacing w:line="360" w:lineRule="auto"/>
+        <w:jc w:val="both"/>
+        <w:rPr>
+          <w:rFonts w:ascii="Times New Roman" w:hAnsi="Times New Roman" w:cs="Times New Roman"/>
+        </w:rPr>
+      </w:pPr>
+      <w:r>
+        <w:rPr>
+          <w:rFonts w:ascii="Times New Roman" w:hAnsi="Times New Roman" w:cs="Times New Roman"/>
+        </w:rPr>
+        <w:t xml:space="preserve">These charts were created to complement key EDA findings. A price distribution graph reveals the prices are right skewed. The room type chart indicates that the prices for entire home and apartment rentals are usually more expensive than for private rooms and shared rooms. From the </w:t>
+      </w:r>
+      <w:proofErr w:type="spellStart"/>
+      <w:r>
+        <w:rPr>
+          <w:rFonts w:ascii="Times New Roman" w:hAnsi="Times New Roman" w:cs="Times New Roman"/>
+        </w:rPr>
+        <w:t>neighbourhood</w:t>
+      </w:r>
+      <w:proofErr w:type="spellEnd"/>
+      <w:r>
+        <w:rPr>
+          <w:rFonts w:ascii="Times New Roman" w:hAnsi="Times New Roman" w:cs="Times New Roman"/>
+        </w:rPr>
+        <w:t xml:space="preserve"> map it is clear that the location is reflected in pricing in Amsterdam. The monthly availability chart is based on the estimated occupancy analysis. Host chart is the host chart of a host computer that displays individual and multi-listing hosts. The review score chart indicates that a review score alone isn't enough to explain listing price.</w:t>
+      </w:r>
+    </w:p>
+    <w:p>
+      <w:pPr>
+        <w:spacing w:line="360" w:lineRule="auto"/>
+        <w:jc w:val="both"/>
+        <w:rPr>
+          <w:rFonts w:ascii="Times New Roman" w:hAnsi="Times New Roman" w:cs="Times New Roman"/>
+        </w:rPr>
+      </w:pPr>
+      <w:r>
+        <w:rPr>
+          <w:rFonts w:ascii="Times New Roman" w:hAnsi="Times New Roman" w:cs="Times New Roman"/>
+        </w:rPr>
+        <w:t>The price prediction feature importance chart is also added to the Data Science Experiment section as shown below in Figure 9. This chart shows which features were most useful in the Random Forest price prediction experiment.</w:t>
+      </w:r>
+    </w:p>
+    <w:p>
+      <w:pPr>
+        <w:spacing w:line="360" w:lineRule="auto"/>
+        <w:jc w:val="both"/>
+        <w:rPr>
+          <w:rFonts w:ascii="Times New Roman" w:hAnsi="Times New Roman" w:cs="Times New Roman"/>
+        </w:rPr>
+      </w:pPr>
+      <w:r>
+        <w:rPr>
+          <w:rFonts w:ascii="Times New Roman" w:hAnsi="Times New Roman" w:cs="Times New Roman"/>
+        </w:rPr>
+        <w:t xml:space="preserve">In general, the visualizations were effective at communicating the analysis and at aiding the business interpretation of pricing, </w:t>
+      </w:r>
+      <w:proofErr w:type="spellStart"/>
+      <w:r>
+        <w:rPr>
+          <w:rFonts w:ascii="Times New Roman" w:hAnsi="Times New Roman" w:cs="Times New Roman"/>
+        </w:rPr>
+        <w:t>neighbourhood</w:t>
+      </w:r>
+      <w:proofErr w:type="spellEnd"/>
+      <w:r>
+        <w:rPr>
+          <w:rFonts w:ascii="Times New Roman" w:hAnsi="Times New Roman" w:cs="Times New Roman"/>
+        </w:rPr>
+        <w:t xml:space="preserve"> differences, availability, host activity, review patterns and model results.</w:t>
+      </w:r>
+    </w:p>
+    <w:p>
+      <w:pPr>
+        <w:spacing w:line="360" w:lineRule="auto"/>
+        <w:jc w:val="both"/>
+        <w:rPr>
+          <w:rFonts w:ascii="Times New Roman" w:hAnsi="Times New Roman" w:cs="Times New Roman"/>
+        </w:rPr>
+      </w:pPr>
+    </w:p>
+    <w:p>
+      <w:pPr>
+        <w:spacing w:line="360" w:lineRule="auto"/>
+        <w:jc w:val="both"/>
+        <w:rPr>
+          <w:rFonts w:ascii="Times New Roman" w:hAnsi="Times New Roman" w:cs="Times New Roman"/>
+        </w:rPr>
+      </w:pPr>
+    </w:p>
+    <w:p>
+      <w:pPr>
+        <w:spacing w:line="360" w:lineRule="auto"/>
+        <w:jc w:val="both"/>
+        <w:rPr>
+          <w:rFonts w:ascii="Times New Roman" w:hAnsi="Times New Roman" w:cs="Times New Roman"/>
+        </w:rPr>
+      </w:pPr>
+    </w:p>
+    <w:p>
+      <w:pPr>
+        <w:spacing w:line="360" w:lineRule="auto"/>
+        <w:jc w:val="both"/>
+        <w:rPr>
+          <w:rFonts w:ascii="Times New Roman" w:hAnsi="Times New Roman" w:cs="Times New Roman"/>
+        </w:rPr>
+      </w:pPr>
+    </w:p>
+    <w:p>
+      <w:pPr>
+        <w:pStyle w:val="Heading1"/>
+        <w:rPr>
+          <w:rFonts w:ascii="Times New Roman" w:hAnsi="Times New Roman" w:cs="Times New Roman"/>
+          <w:b/>
+          <w:bCs/>
+          <w:sz w:val="24"/>
+          <w:szCs w:val="24"/>
+        </w:rPr>
+      </w:pPr>
+      <w:bookmarkStart w:id="72" w:name="_Toc233198152"/>
+      <w:r>
+        <w:rPr>
+          <w:rFonts w:ascii="Times New Roman" w:hAnsi="Times New Roman" w:cs="Times New Roman"/>
+          <w:b/>
+          <w:bCs/>
+          <w:color w:val="000000" w:themeColor="text1"/>
+          <w:sz w:val="24"/>
+          <w:szCs w:val="24"/>
+        </w:rPr>
+        <w:lastRenderedPageBreak/>
+        <w:t>AI/ML EXPERIMENTS</w:t>
+      </w:r>
+      <w:bookmarkEnd w:id="72"/>
+    </w:p>
+    <w:p>
+      <w:pPr>
+        <w:spacing w:line="360" w:lineRule="auto"/>
+        <w:jc w:val="both"/>
+        <w:rPr>
+          <w:rFonts w:ascii="Times New Roman" w:hAnsi="Times New Roman" w:cs="Times New Roman"/>
+        </w:rPr>
+      </w:pPr>
+      <w:r>
+        <w:rPr>
+          <w:rFonts w:ascii="Times New Roman" w:hAnsi="Times New Roman" w:cs="Times New Roman"/>
+        </w:rPr>
+        <w:t xml:space="preserve">An advanced AI or LLM-based experiment was not implemented in this project. </w:t>
+      </w:r>
+      <w:r>
+        <w:rPr>
+          <w:rFonts w:ascii="Times New Roman" w:hAnsi="Times New Roman" w:cs="Times New Roman"/>
+        </w:rPr>
+        <w:t xml:space="preserve">Prioritize on </w:t>
+      </w:r>
+      <w:r>
+        <w:rPr>
+          <w:rFonts w:ascii="Times New Roman" w:hAnsi="Times New Roman" w:cs="Times New Roman"/>
+        </w:rPr>
+        <w:t>complete</w:t>
+      </w:r>
+      <w:r>
+        <w:rPr>
+          <w:rFonts w:ascii="Times New Roman" w:hAnsi="Times New Roman" w:cs="Times New Roman"/>
+        </w:rPr>
+        <w:t xml:space="preserve"> a clear data engineering workflow, to create a PostgreSQL model, to do exploratory analysis and statistical testing, and to run a baseline machine learning experiment on the data within the time frame.</w:t>
+      </w:r>
+    </w:p>
+    <w:p>
+      <w:pPr>
+        <w:spacing w:line="360" w:lineRule="auto"/>
+        <w:jc w:val="both"/>
+        <w:rPr>
+          <w:rFonts w:ascii="Times New Roman" w:hAnsi="Times New Roman" w:cs="Times New Roman"/>
+        </w:rPr>
+      </w:pPr>
+      <w:r>
+        <w:rPr>
+          <w:rFonts w:ascii="Times New Roman" w:hAnsi="Times New Roman" w:cs="Times New Roman"/>
+        </w:rPr>
+        <w:t>The machine learning experiment performed in this project was the price prediction experiment discussed in the Data Science Experiment section. Selected features of listing, location, review and availability were used to predict the listing price using Linear Regression and Random Forest Regressor.</w:t>
+      </w:r>
+    </w:p>
+    <w:p>
+      <w:pPr>
+        <w:spacing w:line="360" w:lineRule="auto"/>
+        <w:jc w:val="both"/>
+        <w:rPr>
+          <w:rFonts w:ascii="Times New Roman" w:hAnsi="Times New Roman" w:cs="Times New Roman"/>
+        </w:rPr>
+      </w:pPr>
+    </w:p>
+    <w:p>
+      <w:pPr>
+        <w:spacing w:line="360" w:lineRule="auto"/>
+        <w:jc w:val="both"/>
+        <w:rPr>
+          <w:rFonts w:ascii="Times New Roman" w:hAnsi="Times New Roman" w:cs="Times New Roman"/>
+        </w:rPr>
+      </w:pPr>
+    </w:p>
+    <w:p>
+      <w:pPr>
+        <w:spacing w:line="360" w:lineRule="auto"/>
+        <w:jc w:val="both"/>
+        <w:rPr>
+          <w:rFonts w:ascii="Times New Roman" w:hAnsi="Times New Roman" w:cs="Times New Roman"/>
+        </w:rPr>
+      </w:pPr>
+    </w:p>
+    <w:p>
+      <w:pPr>
+        <w:spacing w:line="360" w:lineRule="auto"/>
+        <w:jc w:val="both"/>
+        <w:rPr>
+          <w:rFonts w:ascii="Times New Roman" w:hAnsi="Times New Roman" w:cs="Times New Roman"/>
+        </w:rPr>
+      </w:pPr>
+    </w:p>
+    <w:p>
+      <w:pPr>
+        <w:spacing w:line="360" w:lineRule="auto"/>
+        <w:jc w:val="both"/>
+        <w:rPr>
+          <w:rFonts w:ascii="Times New Roman" w:hAnsi="Times New Roman" w:cs="Times New Roman"/>
+        </w:rPr>
+      </w:pPr>
+    </w:p>
+    <w:p>
+      <w:pPr>
+        <w:spacing w:line="360" w:lineRule="auto"/>
+        <w:jc w:val="both"/>
+        <w:rPr>
+          <w:rFonts w:ascii="Times New Roman" w:hAnsi="Times New Roman" w:cs="Times New Roman"/>
+        </w:rPr>
+      </w:pPr>
+    </w:p>
+    <w:p>
+      <w:pPr>
+        <w:spacing w:line="360" w:lineRule="auto"/>
+        <w:jc w:val="both"/>
+        <w:rPr>
+          <w:rFonts w:ascii="Times New Roman" w:hAnsi="Times New Roman" w:cs="Times New Roman"/>
+        </w:rPr>
+      </w:pPr>
+    </w:p>
+    <w:p>
+      <w:pPr>
+        <w:spacing w:line="360" w:lineRule="auto"/>
+        <w:jc w:val="both"/>
+        <w:rPr>
+          <w:rFonts w:ascii="Times New Roman" w:hAnsi="Times New Roman" w:cs="Times New Roman"/>
+        </w:rPr>
+      </w:pPr>
+    </w:p>
+    <w:p>
+      <w:pPr>
+        <w:spacing w:line="360" w:lineRule="auto"/>
+        <w:jc w:val="both"/>
+        <w:rPr>
+          <w:rFonts w:ascii="Times New Roman" w:hAnsi="Times New Roman" w:cs="Times New Roman"/>
+        </w:rPr>
+      </w:pPr>
+    </w:p>
+    <w:p>
+      <w:pPr>
+        <w:spacing w:line="360" w:lineRule="auto"/>
+        <w:jc w:val="both"/>
+        <w:rPr>
+          <w:rFonts w:ascii="Times New Roman" w:hAnsi="Times New Roman" w:cs="Times New Roman"/>
+        </w:rPr>
+      </w:pPr>
     </w:p>
     <w:p>
       <w:pPr>
@@ -33196,7 +34411,7 @@
           <w:szCs w:val="24"/>
         </w:rPr>
       </w:pPr>
-      <w:bookmarkStart w:id="71" w:name="_Toc233137096"/>
+      <w:bookmarkStart w:id="73" w:name="_Toc233198153"/>
       <w:r>
         <w:rPr>
           <w:rFonts w:ascii="Times New Roman" w:hAnsi="Times New Roman" w:cs="Times New Roman"/>
@@ -33206,46 +34421,68 @@
           <w:sz w:val="24"/>
           <w:szCs w:val="24"/>
         </w:rPr>
+        <w:lastRenderedPageBreak/>
         <w:t>APPENDIX A: AI USAGE DISCLOSURE</w:t>
       </w:r>
-      <w:bookmarkEnd w:id="71"/>
-    </w:p>
-    <w:p>
-      <w:pPr>
-        <w:spacing w:line="360" w:lineRule="auto"/>
-        <w:jc w:val="both"/>
-        <w:rPr>
-          <w:rFonts w:ascii="Times New Roman" w:hAnsi="Times New Roman" w:cs="Times New Roman"/>
-        </w:rPr>
-      </w:pPr>
-      <w:r>
-        <w:rPr>
-          <w:rFonts w:ascii="Times New Roman" w:hAnsi="Times New Roman" w:cs="Times New Roman"/>
-        </w:rPr>
-        <w:t>AI tools were used as support during this project. They assisted in the comprehension of the assessment requirements, the development of the project structure, code logic review, documentation construction and in enhancing the wording of the report.</w:t>
-      </w:r>
-    </w:p>
-    <w:p>
-      <w:pPr>
-        <w:spacing w:line="360" w:lineRule="auto"/>
-        <w:jc w:val="both"/>
-        <w:rPr>
-          <w:rFonts w:ascii="Times New Roman" w:hAnsi="Times New Roman" w:cs="Times New Roman"/>
-        </w:rPr>
-      </w:pPr>
-      <w:r>
-        <w:rPr>
-          <w:rFonts w:ascii="Times New Roman" w:hAnsi="Times New Roman" w:cs="Times New Roman"/>
-        </w:rPr>
-        <w:t>The following areas of the document were assisted by AI:</w:t>
-      </w:r>
-    </w:p>
-    <w:p>
-      <w:pPr>
-        <w:pStyle w:val="ListParagraph"/>
+      <w:bookmarkEnd w:id="73"/>
+    </w:p>
+    <w:p>
+      <w:pPr>
+        <w:spacing w:line="360" w:lineRule="auto"/>
+        <w:jc w:val="both"/>
+        <w:rPr>
+          <w:rFonts w:ascii="Times New Roman" w:hAnsi="Times New Roman" w:cs="Times New Roman"/>
+        </w:rPr>
+      </w:pPr>
+      <w:r>
+        <w:rPr>
+          <w:rFonts w:ascii="Times New Roman" w:hAnsi="Times New Roman" w:cs="Times New Roman"/>
+        </w:rPr>
+        <w:t>AI tools were used as support during this project. They were used to help understand the assessment requirements, organize the work</w:t>
+      </w:r>
+      <w:r>
+        <w:rPr>
+          <w:rFonts w:ascii="Times New Roman" w:hAnsi="Times New Roman" w:cs="Times New Roman"/>
+        </w:rPr>
+        <w:t xml:space="preserve"> and </w:t>
+      </w:r>
+      <w:r>
+        <w:rPr>
+          <w:rFonts w:ascii="Times New Roman" w:hAnsi="Times New Roman" w:cs="Times New Roman"/>
+        </w:rPr>
+        <w:t>improve documentation</w:t>
+      </w:r>
+      <w:r>
+        <w:rPr>
+          <w:rFonts w:ascii="Times New Roman" w:hAnsi="Times New Roman" w:cs="Times New Roman"/>
+        </w:rPr>
+        <w:t>.</w:t>
+      </w:r>
+    </w:p>
+    <w:p>
+      <w:pPr>
+        <w:spacing w:line="360" w:lineRule="auto"/>
+        <w:jc w:val="both"/>
+        <w:rPr>
+          <w:rFonts w:ascii="Times New Roman" w:hAnsi="Times New Roman" w:cs="Times New Roman"/>
+          <w:b/>
+          <w:bCs/>
+        </w:rPr>
+      </w:pPr>
+      <w:r>
+        <w:rPr>
+          <w:rFonts w:ascii="Times New Roman" w:hAnsi="Times New Roman" w:cs="Times New Roman"/>
+          <w:b/>
+          <w:bCs/>
+        </w:rPr>
+        <w:t>AI Tools Used</w:t>
+      </w:r>
+    </w:p>
+    <w:p>
+      <w:pPr>
         <w:numPr>
           <w:ilvl w:val="0"/>
-          <w:numId w:val="25"/>
+          <w:numId w:val="28"/>
         </w:numPr>
         <w:spacing w:line="360" w:lineRule="auto"/>
         <w:jc w:val="both"/>
@@ -33257,15 +34494,33 @@
         <w:rPr>
           <w:rFonts w:ascii="Times New Roman" w:hAnsi="Times New Roman" w:cs="Times New Roman"/>
         </w:rPr>
-        <w:t>Breaking down the assignment requirements</w:t>
-      </w:r>
-    </w:p>
-    <w:p>
-      <w:pPr>
-        <w:pStyle w:val="ListParagraph"/>
+        <w:t>ChatGPT</w:t>
+      </w:r>
+    </w:p>
+    <w:p>
+      <w:pPr>
+        <w:spacing w:line="360" w:lineRule="auto"/>
+        <w:jc w:val="both"/>
+        <w:rPr>
+          <w:rFonts w:ascii="Times New Roman" w:hAnsi="Times New Roman" w:cs="Times New Roman"/>
+          <w:b/>
+          <w:bCs/>
+        </w:rPr>
+      </w:pPr>
+      <w:r>
+        <w:rPr>
+          <w:rFonts w:ascii="Times New Roman" w:hAnsi="Times New Roman" w:cs="Times New Roman"/>
+          <w:b/>
+          <w:bCs/>
+        </w:rPr>
+        <w:t>Areas Where AI Assisted</w:t>
+      </w:r>
+    </w:p>
+    <w:p>
+      <w:pPr>
         <w:numPr>
           <w:ilvl w:val="0"/>
-          <w:numId w:val="25"/>
+          <w:numId w:val="29"/>
         </w:numPr>
         <w:spacing w:line="360" w:lineRule="auto"/>
         <w:jc w:val="both"/>
@@ -33277,15 +34532,14 @@
         <w:rPr>
           <w:rFonts w:ascii="Times New Roman" w:hAnsi="Times New Roman" w:cs="Times New Roman"/>
         </w:rPr>
-        <w:t>The process of organizing the folder structure.</w:t>
-      </w:r>
-    </w:p>
-    <w:p>
-      <w:pPr>
-        <w:pStyle w:val="ListParagraph"/>
+        <w:t>Understanding the assessment brief and required deliverables.</w:t>
+      </w:r>
+    </w:p>
+    <w:p>
+      <w:pPr>
         <w:numPr>
           <w:ilvl w:val="0"/>
-          <w:numId w:val="25"/>
+          <w:numId w:val="29"/>
         </w:numPr>
         <w:spacing w:line="360" w:lineRule="auto"/>
         <w:jc w:val="both"/>
@@ -33297,27 +34551,14 @@
         <w:rPr>
           <w:rFonts w:ascii="Times New Roman" w:hAnsi="Times New Roman" w:cs="Times New Roman"/>
         </w:rPr>
-        <w:t xml:space="preserve">Scanning the flow of the </w:t>
-      </w:r>
-      <w:r>
-        <w:rPr>
-          <w:rFonts w:ascii="Times New Roman" w:hAnsi="Times New Roman" w:cs="Times New Roman"/>
-        </w:rPr>
-        <w:t>ETL</w:t>
-      </w:r>
-      <w:r>
-        <w:rPr>
-          <w:rFonts w:ascii="Times New Roman" w:hAnsi="Times New Roman" w:cs="Times New Roman"/>
-        </w:rPr>
-        <w:t xml:space="preserve"> pipeline</w:t>
-      </w:r>
-    </w:p>
-    <w:p>
-      <w:pPr>
-        <w:pStyle w:val="ListParagraph"/>
+        <w:t>Breaking the assignment into manageable sections.</w:t>
+      </w:r>
+    </w:p>
+    <w:p>
+      <w:pPr>
         <w:numPr>
           <w:ilvl w:val="0"/>
-          <w:numId w:val="25"/>
+          <w:numId w:val="29"/>
         </w:numPr>
         <w:spacing w:line="360" w:lineRule="auto"/>
         <w:jc w:val="both"/>
@@ -33329,15 +34570,14 @@
         <w:rPr>
           <w:rFonts w:ascii="Times New Roman" w:hAnsi="Times New Roman" w:cs="Times New Roman"/>
         </w:rPr>
-        <w:t>Reviewing Code</w:t>
-      </w:r>
-    </w:p>
-    <w:p>
-      <w:pPr>
-        <w:pStyle w:val="ListParagraph"/>
+        <w:t>Planning the project folder structure and report structure.</w:t>
+      </w:r>
+    </w:p>
+    <w:p>
+      <w:pPr>
         <w:numPr>
           <w:ilvl w:val="0"/>
-          <w:numId w:val="25"/>
+          <w:numId w:val="29"/>
         </w:numPr>
         <w:spacing w:line="360" w:lineRule="auto"/>
         <w:jc w:val="both"/>
@@ -33349,15 +34589,14 @@
         <w:rPr>
           <w:rFonts w:ascii="Times New Roman" w:hAnsi="Times New Roman" w:cs="Times New Roman"/>
         </w:rPr>
-        <w:t>Enhancing data cleaning documentation.</w:t>
-      </w:r>
-    </w:p>
-    <w:p>
-      <w:pPr>
-        <w:pStyle w:val="ListParagraph"/>
+        <w:t>Understanding how each project output maps to the assessment sections.</w:t>
+      </w:r>
+    </w:p>
+    <w:p>
+      <w:pPr>
         <w:numPr>
           <w:ilvl w:val="0"/>
-          <w:numId w:val="25"/>
+          <w:numId w:val="29"/>
         </w:numPr>
         <w:spacing w:line="360" w:lineRule="auto"/>
         <w:jc w:val="both"/>
@@ -33369,15 +34608,14 @@
         <w:rPr>
           <w:rFonts w:ascii="Times New Roman" w:hAnsi="Times New Roman" w:cs="Times New Roman"/>
         </w:rPr>
-        <w:t>Drafting readme content</w:t>
-      </w:r>
-    </w:p>
-    <w:p>
-      <w:pPr>
-        <w:pStyle w:val="ListParagraph"/>
+        <w:t>Improving the wording of README and report sections.</w:t>
+      </w:r>
+    </w:p>
+    <w:p>
+      <w:pPr>
         <w:numPr>
           <w:ilvl w:val="0"/>
-          <w:numId w:val="25"/>
+          <w:numId w:val="29"/>
         </w:numPr>
         <w:spacing w:line="360" w:lineRule="auto"/>
         <w:jc w:val="both"/>
@@ -33389,15 +34627,14 @@
         <w:rPr>
           <w:rFonts w:ascii="Times New Roman" w:hAnsi="Times New Roman" w:cs="Times New Roman"/>
         </w:rPr>
-        <w:t>Drafting report sections</w:t>
-      </w:r>
-    </w:p>
-    <w:p>
-      <w:pPr>
-        <w:pStyle w:val="ListParagraph"/>
+        <w:t>Explaining how to document assumptions, limitations, and decisions.</w:t>
+      </w:r>
+    </w:p>
+    <w:p>
+      <w:pPr>
         <w:numPr>
           <w:ilvl w:val="0"/>
-          <w:numId w:val="25"/>
+          <w:numId w:val="29"/>
         </w:numPr>
         <w:spacing w:line="360" w:lineRule="auto"/>
         <w:jc w:val="both"/>
@@ -33409,8 +34646,37 @@
         <w:rPr>
           <w:rFonts w:ascii="Times New Roman" w:hAnsi="Times New Roman" w:cs="Times New Roman"/>
         </w:rPr>
-        <w:t>Providing explanation about project files and assessment sections</w:t>
-      </w:r>
+        <w:t>Improving the clarity of business interpretations and recommendations.</w:t>
+      </w:r>
+    </w:p>
+    <w:p>
+      <w:pPr>
+        <w:spacing w:line="360" w:lineRule="auto"/>
+        <w:jc w:val="both"/>
+        <w:rPr>
+          <w:rFonts w:ascii="Times New Roman" w:hAnsi="Times New Roman" w:cs="Times New Roman"/>
+          <w:b/>
+          <w:bCs/>
+        </w:rPr>
+      </w:pPr>
+    </w:p>
+    <w:p>
+      <w:pPr>
+        <w:spacing w:line="360" w:lineRule="auto"/>
+        <w:jc w:val="both"/>
+        <w:rPr>
+          <w:rFonts w:ascii="Times New Roman" w:hAnsi="Times New Roman" w:cs="Times New Roman"/>
+        </w:rPr>
+      </w:pPr>
+    </w:p>
+    <w:p>
+      <w:pPr>
+        <w:spacing w:line="360" w:lineRule="auto"/>
+        <w:jc w:val="both"/>
+        <w:rPr>
+          <w:rFonts w:ascii="Times New Roman" w:hAnsi="Times New Roman" w:cs="Times New Roman"/>
+        </w:rPr>
+      </w:pPr>
     </w:p>
     <w:sectPr>
       <w:footerReference w:type="default" r:id="rId18"/>
@@ -34912,9 +36178,9 @@
     </w:lvl>
   </w:abstractNum>
   <w:abstractNum w:abstractNumId="11" w15:restartNumberingAfterBreak="0">
-    <w:nsid w:val="40925099"/>
+    <w:nsid w:val="3DB22716"/>
     <w:multiLevelType w:val="hybridMultilevel"/>
-    <w:tmpl w:val="913C358E"/>
+    <w:tmpl w:val="591C0390"/>
     <w:lvl w:ilvl="0" w:tplc="B9E64C86">
       <w:start w:val="1"/>
       <w:numFmt w:val="bullet"/>
@@ -35026,235 +36292,9 @@
     </w:lvl>
   </w:abstractNum>
   <w:abstractNum w:abstractNumId="12" w15:restartNumberingAfterBreak="0">
-    <w:nsid w:val="40A41F13"/>
-    <w:multiLevelType w:val="hybridMultilevel"/>
-    <w:tmpl w:val="CC26863C"/>
-    <w:lvl w:ilvl="0" w:tplc="04090001">
-      <w:start w:val="1"/>
-      <w:numFmt w:val="bullet"/>
-      <w:lvlText w:val=""/>
-      <w:lvlJc w:val="left"/>
-      <w:pPr>
-        <w:ind w:left="720" w:hanging="360"/>
-      </w:pPr>
-      <w:rPr>
-        <w:rFonts w:ascii="Symbol" w:hAnsi="Symbol" w:hint="default"/>
-      </w:rPr>
-    </w:lvl>
-    <w:lvl w:ilvl="1" w:tplc="04090003" w:tentative="1">
-      <w:start w:val="1"/>
-      <w:numFmt w:val="bullet"/>
-      <w:lvlText w:val="o"/>
-      <w:lvlJc w:val="left"/>
-      <w:pPr>
-        <w:ind w:left="1440" w:hanging="360"/>
-      </w:pPr>
-      <w:rPr>
-        <w:rFonts w:ascii="Courier New" w:hAnsi="Courier New" w:cs="Courier New" w:hint="default"/>
-      </w:rPr>
-    </w:lvl>
-    <w:lvl w:ilvl="2" w:tplc="04090005" w:tentative="1">
-      <w:start w:val="1"/>
-      <w:numFmt w:val="bullet"/>
-      <w:lvlText w:val=""/>
-      <w:lvlJc w:val="left"/>
-      <w:pPr>
-        <w:ind w:left="2160" w:hanging="360"/>
-      </w:pPr>
-      <w:rPr>
-        <w:rFonts w:ascii="Wingdings" w:hAnsi="Wingdings" w:hint="default"/>
-      </w:rPr>
-    </w:lvl>
-    <w:lvl w:ilvl="3" w:tplc="04090001" w:tentative="1">
-      <w:start w:val="1"/>
-      <w:numFmt w:val="bullet"/>
-      <w:lvlText w:val=""/>
-      <w:lvlJc w:val="left"/>
-      <w:pPr>
-        <w:ind w:left="2880" w:hanging="360"/>
-      </w:pPr>
-      <w:rPr>
-        <w:rFonts w:ascii="Symbol" w:hAnsi="Symbol" w:hint="default"/>
-      </w:rPr>
-    </w:lvl>
-    <w:lvl w:ilvl="4" w:tplc="04090003" w:tentative="1">
-      <w:start w:val="1"/>
-      <w:numFmt w:val="bullet"/>
-      <w:lvlText w:val="o"/>
-      <w:lvlJc w:val="left"/>
-      <w:pPr>
-        <w:ind w:left="3600" w:hanging="360"/>
-      </w:pPr>
-      <w:rPr>
-        <w:rFonts w:ascii="Courier New" w:hAnsi="Courier New" w:cs="Courier New" w:hint="default"/>
-      </w:rPr>
-    </w:lvl>
-    <w:lvl w:ilvl="5" w:tplc="04090005" w:tentative="1">
-      <w:start w:val="1"/>
-      <w:numFmt w:val="bullet"/>
-      <w:lvlText w:val=""/>
-      <w:lvlJc w:val="left"/>
-      <w:pPr>
-        <w:ind w:left="4320" w:hanging="360"/>
-      </w:pPr>
-      <w:rPr>
-        <w:rFonts w:ascii="Wingdings" w:hAnsi="Wingdings" w:hint="default"/>
-      </w:rPr>
-    </w:lvl>
-    <w:lvl w:ilvl="6" w:tplc="04090001" w:tentative="1">
-      <w:start w:val="1"/>
-      <w:numFmt w:val="bullet"/>
-      <w:lvlText w:val=""/>
-      <w:lvlJc w:val="left"/>
-      <w:pPr>
-        <w:ind w:left="5040" w:hanging="360"/>
-      </w:pPr>
-      <w:rPr>
-        <w:rFonts w:ascii="Symbol" w:hAnsi="Symbol" w:hint="default"/>
-      </w:rPr>
-    </w:lvl>
-    <w:lvl w:ilvl="7" w:tplc="04090003" w:tentative="1">
-      <w:start w:val="1"/>
-      <w:numFmt w:val="bullet"/>
-      <w:lvlText w:val="o"/>
-      <w:lvlJc w:val="left"/>
-      <w:pPr>
-        <w:ind w:left="5760" w:hanging="360"/>
-      </w:pPr>
-      <w:rPr>
-        <w:rFonts w:ascii="Courier New" w:hAnsi="Courier New" w:cs="Courier New" w:hint="default"/>
-      </w:rPr>
-    </w:lvl>
-    <w:lvl w:ilvl="8" w:tplc="04090005" w:tentative="1">
-      <w:start w:val="1"/>
-      <w:numFmt w:val="bullet"/>
-      <w:lvlText w:val=""/>
-      <w:lvlJc w:val="left"/>
-      <w:pPr>
-        <w:ind w:left="6480" w:hanging="360"/>
-      </w:pPr>
-      <w:rPr>
-        <w:rFonts w:ascii="Wingdings" w:hAnsi="Wingdings" w:hint="default"/>
-      </w:rPr>
-    </w:lvl>
-  </w:abstractNum>
-  <w:abstractNum w:abstractNumId="13" w15:restartNumberingAfterBreak="0">
-    <w:nsid w:val="41842F88"/>
+    <w:nsid w:val="3E2F4546"/>
     <w:multiLevelType w:val="multilevel"/>
-    <w:tmpl w:val="5142EA70"/>
-    <w:lvl w:ilvl="0">
-      <w:start w:val="1"/>
-      <w:numFmt w:val="decimal"/>
-      <w:lvlText w:val="%1."/>
-      <w:lvlJc w:val="left"/>
-      <w:pPr>
-        <w:tabs>
-          <w:tab w:val="num" w:pos="720"/>
-        </w:tabs>
-        <w:ind w:left="720" w:hanging="360"/>
-      </w:pPr>
-    </w:lvl>
-    <w:lvl w:ilvl="1" w:tentative="1">
-      <w:start w:val="1"/>
-      <w:numFmt w:val="decimal"/>
-      <w:lvlText w:val="%2."/>
-      <w:lvlJc w:val="left"/>
-      <w:pPr>
-        <w:tabs>
-          <w:tab w:val="num" w:pos="1440"/>
-        </w:tabs>
-        <w:ind w:left="1440" w:hanging="360"/>
-      </w:pPr>
-    </w:lvl>
-    <w:lvl w:ilvl="2" w:tentative="1">
-      <w:start w:val="1"/>
-      <w:numFmt w:val="decimal"/>
-      <w:lvlText w:val="%3."/>
-      <w:lvlJc w:val="left"/>
-      <w:pPr>
-        <w:tabs>
-          <w:tab w:val="num" w:pos="2160"/>
-        </w:tabs>
-        <w:ind w:left="2160" w:hanging="360"/>
-      </w:pPr>
-    </w:lvl>
-    <w:lvl w:ilvl="3" w:tentative="1">
-      <w:start w:val="1"/>
-      <w:numFmt w:val="decimal"/>
-      <w:lvlText w:val="%4."/>
-      <w:lvlJc w:val="left"/>
-      <w:pPr>
-        <w:tabs>
-          <w:tab w:val="num" w:pos="2880"/>
-        </w:tabs>
-        <w:ind w:left="2880" w:hanging="360"/>
-      </w:pPr>
-    </w:lvl>
-    <w:lvl w:ilvl="4" w:tentative="1">
-      <w:start w:val="1"/>
-      <w:numFmt w:val="decimal"/>
-      <w:lvlText w:val="%5."/>
-      <w:lvlJc w:val="left"/>
-      <w:pPr>
-        <w:tabs>
-          <w:tab w:val="num" w:pos="3600"/>
-        </w:tabs>
-        <w:ind w:left="3600" w:hanging="360"/>
-      </w:pPr>
-    </w:lvl>
-    <w:lvl w:ilvl="5" w:tentative="1">
-      <w:start w:val="1"/>
-      <w:numFmt w:val="decimal"/>
-      <w:lvlText w:val="%6."/>
-      <w:lvlJc w:val="left"/>
-      <w:pPr>
-        <w:tabs>
-          <w:tab w:val="num" w:pos="4320"/>
-        </w:tabs>
-        <w:ind w:left="4320" w:hanging="360"/>
-      </w:pPr>
-    </w:lvl>
-    <w:lvl w:ilvl="6" w:tentative="1">
-      <w:start w:val="1"/>
-      <w:numFmt w:val="decimal"/>
-      <w:lvlText w:val="%7."/>
-      <w:lvlJc w:val="left"/>
-      <w:pPr>
-        <w:tabs>
-          <w:tab w:val="num" w:pos="5040"/>
-        </w:tabs>
-        <w:ind w:left="5040" w:hanging="360"/>
-      </w:pPr>
-    </w:lvl>
-    <w:lvl w:ilvl="7" w:tentative="1">
-      <w:start w:val="1"/>
-      <w:numFmt w:val="decimal"/>
-      <w:lvlText w:val="%8."/>
-      <w:lvlJc w:val="left"/>
-      <w:pPr>
-        <w:tabs>
-          <w:tab w:val="num" w:pos="5760"/>
-        </w:tabs>
-        <w:ind w:left="5760" w:hanging="360"/>
-      </w:pPr>
-    </w:lvl>
-    <w:lvl w:ilvl="8" w:tentative="1">
-      <w:start w:val="1"/>
-      <w:numFmt w:val="decimal"/>
-      <w:lvlText w:val="%9."/>
-      <w:lvlJc w:val="left"/>
-      <w:pPr>
-        <w:tabs>
-          <w:tab w:val="num" w:pos="6480"/>
-        </w:tabs>
-        <w:ind w:left="6480" w:hanging="360"/>
-      </w:pPr>
-    </w:lvl>
-  </w:abstractNum>
-  <w:abstractNum w:abstractNumId="14" w15:restartNumberingAfterBreak="0">
-    <w:nsid w:val="432E6BE3"/>
-    <w:multiLevelType w:val="multilevel"/>
-    <w:tmpl w:val="53AA0EF6"/>
+    <w:tmpl w:val="BE545814"/>
     <w:lvl w:ilvl="0">
       <w:start w:val="1"/>
       <w:numFmt w:val="bullet"/>
@@ -35400,10 +36440,350 @@
       </w:rPr>
     </w:lvl>
   </w:abstractNum>
+  <w:abstractNum w:abstractNumId="13" w15:restartNumberingAfterBreak="0">
+    <w:nsid w:val="40925099"/>
+    <w:multiLevelType w:val="hybridMultilevel"/>
+    <w:tmpl w:val="913C358E"/>
+    <w:lvl w:ilvl="0" w:tplc="B9E64C86">
+      <w:start w:val="1"/>
+      <w:numFmt w:val="bullet"/>
+      <w:lvlText w:val=""/>
+      <w:lvlJc w:val="left"/>
+      <w:pPr>
+        <w:ind w:left="720" w:hanging="360"/>
+      </w:pPr>
+      <w:rPr>
+        <w:rFonts w:ascii="Symbol" w:hAnsi="Symbol" w:hint="default"/>
+        <w:sz w:val="16"/>
+      </w:rPr>
+    </w:lvl>
+    <w:lvl w:ilvl="1" w:tplc="04090003" w:tentative="1">
+      <w:start w:val="1"/>
+      <w:numFmt w:val="bullet"/>
+      <w:lvlText w:val="o"/>
+      <w:lvlJc w:val="left"/>
+      <w:pPr>
+        <w:ind w:left="1440" w:hanging="360"/>
+      </w:pPr>
+      <w:rPr>
+        <w:rFonts w:ascii="Courier New" w:hAnsi="Courier New" w:cs="Courier New" w:hint="default"/>
+      </w:rPr>
+    </w:lvl>
+    <w:lvl w:ilvl="2" w:tplc="04090005" w:tentative="1">
+      <w:start w:val="1"/>
+      <w:numFmt w:val="bullet"/>
+      <w:lvlText w:val=""/>
+      <w:lvlJc w:val="left"/>
+      <w:pPr>
+        <w:ind w:left="2160" w:hanging="360"/>
+      </w:pPr>
+      <w:rPr>
+        <w:rFonts w:ascii="Wingdings" w:hAnsi="Wingdings" w:hint="default"/>
+      </w:rPr>
+    </w:lvl>
+    <w:lvl w:ilvl="3" w:tplc="04090001" w:tentative="1">
+      <w:start w:val="1"/>
+      <w:numFmt w:val="bullet"/>
+      <w:lvlText w:val=""/>
+      <w:lvlJc w:val="left"/>
+      <w:pPr>
+        <w:ind w:left="2880" w:hanging="360"/>
+      </w:pPr>
+      <w:rPr>
+        <w:rFonts w:ascii="Symbol" w:hAnsi="Symbol" w:hint="default"/>
+      </w:rPr>
+    </w:lvl>
+    <w:lvl w:ilvl="4" w:tplc="04090003" w:tentative="1">
+      <w:start w:val="1"/>
+      <w:numFmt w:val="bullet"/>
+      <w:lvlText w:val="o"/>
+      <w:lvlJc w:val="left"/>
+      <w:pPr>
+        <w:ind w:left="3600" w:hanging="360"/>
+      </w:pPr>
+      <w:rPr>
+        <w:rFonts w:ascii="Courier New" w:hAnsi="Courier New" w:cs="Courier New" w:hint="default"/>
+      </w:rPr>
+    </w:lvl>
+    <w:lvl w:ilvl="5" w:tplc="04090005" w:tentative="1">
+      <w:start w:val="1"/>
+      <w:numFmt w:val="bullet"/>
+      <w:lvlText w:val=""/>
+      <w:lvlJc w:val="left"/>
+      <w:pPr>
+        <w:ind w:left="4320" w:hanging="360"/>
+      </w:pPr>
+      <w:rPr>
+        <w:rFonts w:ascii="Wingdings" w:hAnsi="Wingdings" w:hint="default"/>
+      </w:rPr>
+    </w:lvl>
+    <w:lvl w:ilvl="6" w:tplc="04090001" w:tentative="1">
+      <w:start w:val="1"/>
+      <w:numFmt w:val="bullet"/>
+      <w:lvlText w:val=""/>
+      <w:lvlJc w:val="left"/>
+      <w:pPr>
+        <w:ind w:left="5040" w:hanging="360"/>
+      </w:pPr>
+      <w:rPr>
+        <w:rFonts w:ascii="Symbol" w:hAnsi="Symbol" w:hint="default"/>
+      </w:rPr>
+    </w:lvl>
+    <w:lvl w:ilvl="7" w:tplc="04090003" w:tentative="1">
+      <w:start w:val="1"/>
+      <w:numFmt w:val="bullet"/>
+      <w:lvlText w:val="o"/>
+      <w:lvlJc w:val="left"/>
+      <w:pPr>
+        <w:ind w:left="5760" w:hanging="360"/>
+      </w:pPr>
+      <w:rPr>
+        <w:rFonts w:ascii="Courier New" w:hAnsi="Courier New" w:cs="Courier New" w:hint="default"/>
+      </w:rPr>
+    </w:lvl>
+    <w:lvl w:ilvl="8" w:tplc="04090005" w:tentative="1">
+      <w:start w:val="1"/>
+      <w:numFmt w:val="bullet"/>
+      <w:lvlText w:val=""/>
+      <w:lvlJc w:val="left"/>
+      <w:pPr>
+        <w:ind w:left="6480" w:hanging="360"/>
+      </w:pPr>
+      <w:rPr>
+        <w:rFonts w:ascii="Wingdings" w:hAnsi="Wingdings" w:hint="default"/>
+      </w:rPr>
+    </w:lvl>
+  </w:abstractNum>
+  <w:abstractNum w:abstractNumId="14" w15:restartNumberingAfterBreak="0">
+    <w:nsid w:val="40A41F13"/>
+    <w:multiLevelType w:val="hybridMultilevel"/>
+    <w:tmpl w:val="CC26863C"/>
+    <w:lvl w:ilvl="0" w:tplc="04090001">
+      <w:start w:val="1"/>
+      <w:numFmt w:val="bullet"/>
+      <w:lvlText w:val=""/>
+      <w:lvlJc w:val="left"/>
+      <w:pPr>
+        <w:ind w:left="720" w:hanging="360"/>
+      </w:pPr>
+      <w:rPr>
+        <w:rFonts w:ascii="Symbol" w:hAnsi="Symbol" w:hint="default"/>
+      </w:rPr>
+    </w:lvl>
+    <w:lvl w:ilvl="1" w:tplc="04090003" w:tentative="1">
+      <w:start w:val="1"/>
+      <w:numFmt w:val="bullet"/>
+      <w:lvlText w:val="o"/>
+      <w:lvlJc w:val="left"/>
+      <w:pPr>
+        <w:ind w:left="1440" w:hanging="360"/>
+      </w:pPr>
+      <w:rPr>
+        <w:rFonts w:ascii="Courier New" w:hAnsi="Courier New" w:cs="Courier New" w:hint="default"/>
+      </w:rPr>
+    </w:lvl>
+    <w:lvl w:ilvl="2" w:tplc="04090005" w:tentative="1">
+      <w:start w:val="1"/>
+      <w:numFmt w:val="bullet"/>
+      <w:lvlText w:val=""/>
+      <w:lvlJc w:val="left"/>
+      <w:pPr>
+        <w:ind w:left="2160" w:hanging="360"/>
+      </w:pPr>
+      <w:rPr>
+        <w:rFonts w:ascii="Wingdings" w:hAnsi="Wingdings" w:hint="default"/>
+      </w:rPr>
+    </w:lvl>
+    <w:lvl w:ilvl="3" w:tplc="04090001" w:tentative="1">
+      <w:start w:val="1"/>
+      <w:numFmt w:val="bullet"/>
+      <w:lvlText w:val=""/>
+      <w:lvlJc w:val="left"/>
+      <w:pPr>
+        <w:ind w:left="2880" w:hanging="360"/>
+      </w:pPr>
+      <w:rPr>
+        <w:rFonts w:ascii="Symbol" w:hAnsi="Symbol" w:hint="default"/>
+      </w:rPr>
+    </w:lvl>
+    <w:lvl w:ilvl="4" w:tplc="04090003" w:tentative="1">
+      <w:start w:val="1"/>
+      <w:numFmt w:val="bullet"/>
+      <w:lvlText w:val="o"/>
+      <w:lvlJc w:val="left"/>
+      <w:pPr>
+        <w:ind w:left="3600" w:hanging="360"/>
+      </w:pPr>
+      <w:rPr>
+        <w:rFonts w:ascii="Courier New" w:hAnsi="Courier New" w:cs="Courier New" w:hint="default"/>
+      </w:rPr>
+    </w:lvl>
+    <w:lvl w:ilvl="5" w:tplc="04090005" w:tentative="1">
+      <w:start w:val="1"/>
+      <w:numFmt w:val="bullet"/>
+      <w:lvlText w:val=""/>
+      <w:lvlJc w:val="left"/>
+      <w:pPr>
+        <w:ind w:left="4320" w:hanging="360"/>
+      </w:pPr>
+      <w:rPr>
+        <w:rFonts w:ascii="Wingdings" w:hAnsi="Wingdings" w:hint="default"/>
+      </w:rPr>
+    </w:lvl>
+    <w:lvl w:ilvl="6" w:tplc="04090001" w:tentative="1">
+      <w:start w:val="1"/>
+      <w:numFmt w:val="bullet"/>
+      <w:lvlText w:val=""/>
+      <w:lvlJc w:val="left"/>
+      <w:pPr>
+        <w:ind w:left="5040" w:hanging="360"/>
+      </w:pPr>
+      <w:rPr>
+        <w:rFonts w:ascii="Symbol" w:hAnsi="Symbol" w:hint="default"/>
+      </w:rPr>
+    </w:lvl>
+    <w:lvl w:ilvl="7" w:tplc="04090003" w:tentative="1">
+      <w:start w:val="1"/>
+      <w:numFmt w:val="bullet"/>
+      <w:lvlText w:val="o"/>
+      <w:lvlJc w:val="left"/>
+      <w:pPr>
+        <w:ind w:left="5760" w:hanging="360"/>
+      </w:pPr>
+      <w:rPr>
+        <w:rFonts w:ascii="Courier New" w:hAnsi="Courier New" w:cs="Courier New" w:hint="default"/>
+      </w:rPr>
+    </w:lvl>
+    <w:lvl w:ilvl="8" w:tplc="04090005" w:tentative="1">
+      <w:start w:val="1"/>
+      <w:numFmt w:val="bullet"/>
+      <w:lvlText w:val=""/>
+      <w:lvlJc w:val="left"/>
+      <w:pPr>
+        <w:ind w:left="6480" w:hanging="360"/>
+      </w:pPr>
+      <w:rPr>
+        <w:rFonts w:ascii="Wingdings" w:hAnsi="Wingdings" w:hint="default"/>
+      </w:rPr>
+    </w:lvl>
+  </w:abstractNum>
   <w:abstractNum w:abstractNumId="15" w15:restartNumberingAfterBreak="0">
-    <w:nsid w:val="4B653057"/>
+    <w:nsid w:val="41842F88"/>
     <w:multiLevelType w:val="multilevel"/>
-    <w:tmpl w:val="5AD65606"/>
+    <w:tmpl w:val="5142EA70"/>
+    <w:lvl w:ilvl="0">
+      <w:start w:val="1"/>
+      <w:numFmt w:val="decimal"/>
+      <w:lvlText w:val="%1."/>
+      <w:lvlJc w:val="left"/>
+      <w:pPr>
+        <w:tabs>
+          <w:tab w:val="num" w:pos="720"/>
+        </w:tabs>
+        <w:ind w:left="720" w:hanging="360"/>
+      </w:pPr>
+    </w:lvl>
+    <w:lvl w:ilvl="1" w:tentative="1">
+      <w:start w:val="1"/>
+      <w:numFmt w:val="decimal"/>
+      <w:lvlText w:val="%2."/>
+      <w:lvlJc w:val="left"/>
+      <w:pPr>
+        <w:tabs>
+          <w:tab w:val="num" w:pos="1440"/>
+        </w:tabs>
+        <w:ind w:left="1440" w:hanging="360"/>
+      </w:pPr>
+    </w:lvl>
+    <w:lvl w:ilvl="2" w:tentative="1">
+      <w:start w:val="1"/>
+      <w:numFmt w:val="decimal"/>
+      <w:lvlText w:val="%3."/>
+      <w:lvlJc w:val="left"/>
+      <w:pPr>
+        <w:tabs>
+          <w:tab w:val="num" w:pos="2160"/>
+        </w:tabs>
+        <w:ind w:left="2160" w:hanging="360"/>
+      </w:pPr>
+    </w:lvl>
+    <w:lvl w:ilvl="3" w:tentative="1">
+      <w:start w:val="1"/>
+      <w:numFmt w:val="decimal"/>
+      <w:lvlText w:val="%4."/>
+      <w:lvlJc w:val="left"/>
+      <w:pPr>
+        <w:tabs>
+          <w:tab w:val="num" w:pos="2880"/>
+        </w:tabs>
+        <w:ind w:left="2880" w:hanging="360"/>
+      </w:pPr>
+    </w:lvl>
+    <w:lvl w:ilvl="4" w:tentative="1">
+      <w:start w:val="1"/>
+      <w:numFmt w:val="decimal"/>
+      <w:lvlText w:val="%5."/>
+      <w:lvlJc w:val="left"/>
+      <w:pPr>
+        <w:tabs>
+          <w:tab w:val="num" w:pos="3600"/>
+        </w:tabs>
+        <w:ind w:left="3600" w:hanging="360"/>
+      </w:pPr>
+    </w:lvl>
+    <w:lvl w:ilvl="5" w:tentative="1">
+      <w:start w:val="1"/>
+      <w:numFmt w:val="decimal"/>
+      <w:lvlText w:val="%6."/>
+      <w:lvlJc w:val="left"/>
+      <w:pPr>
+        <w:tabs>
+          <w:tab w:val="num" w:pos="4320"/>
+        </w:tabs>
+        <w:ind w:left="4320" w:hanging="360"/>
+      </w:pPr>
+    </w:lvl>
+    <w:lvl w:ilvl="6" w:tentative="1">
+      <w:start w:val="1"/>
+      <w:numFmt w:val="decimal"/>
+      <w:lvlText w:val="%7."/>
+      <w:lvlJc w:val="left"/>
+      <w:pPr>
+        <w:tabs>
+          <w:tab w:val="num" w:pos="5040"/>
+        </w:tabs>
+        <w:ind w:left="5040" w:hanging="360"/>
+      </w:pPr>
+    </w:lvl>
+    <w:lvl w:ilvl="7" w:tentative="1">
+      <w:start w:val="1"/>
+      <w:numFmt w:val="decimal"/>
+      <w:lvlText w:val="%8."/>
+      <w:lvlJc w:val="left"/>
+      <w:pPr>
+        <w:tabs>
+          <w:tab w:val="num" w:pos="5760"/>
+        </w:tabs>
+        <w:ind w:left="5760" w:hanging="360"/>
+      </w:pPr>
+    </w:lvl>
+    <w:lvl w:ilvl="8" w:tentative="1">
+      <w:start w:val="1"/>
+      <w:numFmt w:val="decimal"/>
+      <w:lvlText w:val="%9."/>
+      <w:lvlJc w:val="left"/>
+      <w:pPr>
+        <w:tabs>
+          <w:tab w:val="num" w:pos="6480"/>
+        </w:tabs>
+        <w:ind w:left="6480" w:hanging="360"/>
+      </w:pPr>
+    </w:lvl>
+  </w:abstractNum>
+  <w:abstractNum w:abstractNumId="16" w15:restartNumberingAfterBreak="0">
+    <w:nsid w:val="432E6BE3"/>
+    <w:multiLevelType w:val="multilevel"/>
+    <w:tmpl w:val="53AA0EF6"/>
     <w:lvl w:ilvl="0">
       <w:start w:val="1"/>
       <w:numFmt w:val="bullet"/>
@@ -35549,7 +36929,156 @@
       </w:rPr>
     </w:lvl>
   </w:abstractNum>
-  <w:abstractNum w:abstractNumId="16" w15:restartNumberingAfterBreak="0">
+  <w:abstractNum w:abstractNumId="17" w15:restartNumberingAfterBreak="0">
+    <w:nsid w:val="4B653057"/>
+    <w:multiLevelType w:val="multilevel"/>
+    <w:tmpl w:val="5AD65606"/>
+    <w:lvl w:ilvl="0">
+      <w:start w:val="1"/>
+      <w:numFmt w:val="bullet"/>
+      <w:lvlText w:val=""/>
+      <w:lvlJc w:val="left"/>
+      <w:pPr>
+        <w:tabs>
+          <w:tab w:val="num" w:pos="720"/>
+        </w:tabs>
+        <w:ind w:left="720" w:hanging="360"/>
+      </w:pPr>
+      <w:rPr>
+        <w:rFonts w:ascii="Symbol" w:hAnsi="Symbol" w:hint="default"/>
+        <w:sz w:val="20"/>
+      </w:rPr>
+    </w:lvl>
+    <w:lvl w:ilvl="1" w:tentative="1">
+      <w:start w:val="1"/>
+      <w:numFmt w:val="bullet"/>
+      <w:lvlText w:val="o"/>
+      <w:lvlJc w:val="left"/>
+      <w:pPr>
+        <w:tabs>
+          <w:tab w:val="num" w:pos="1440"/>
+        </w:tabs>
+        <w:ind w:left="1440" w:hanging="360"/>
+      </w:pPr>
+      <w:rPr>
+        <w:rFonts w:ascii="Courier New" w:hAnsi="Courier New" w:hint="default"/>
+        <w:sz w:val="20"/>
+      </w:rPr>
+    </w:lvl>
+    <w:lvl w:ilvl="2" w:tentative="1">
+      <w:start w:val="1"/>
+      <w:numFmt w:val="bullet"/>
+      <w:lvlText w:val=""/>
+      <w:lvlJc w:val="left"/>
+      <w:pPr>
+        <w:tabs>
+          <w:tab w:val="num" w:pos="2160"/>
+        </w:tabs>
+        <w:ind w:left="2160" w:hanging="360"/>
+      </w:pPr>
+      <w:rPr>
+        <w:rFonts w:ascii="Wingdings" w:hAnsi="Wingdings" w:hint="default"/>
+        <w:sz w:val="20"/>
+      </w:rPr>
+    </w:lvl>
+    <w:lvl w:ilvl="3" w:tentative="1">
+      <w:start w:val="1"/>
+      <w:numFmt w:val="bullet"/>
+      <w:lvlText w:val=""/>
+      <w:lvlJc w:val="left"/>
+      <w:pPr>
+        <w:tabs>
+          <w:tab w:val="num" w:pos="2880"/>
+        </w:tabs>
+        <w:ind w:left="2880" w:hanging="360"/>
+      </w:pPr>
+      <w:rPr>
+        <w:rFonts w:ascii="Wingdings" w:hAnsi="Wingdings" w:hint="default"/>
+        <w:sz w:val="20"/>
+      </w:rPr>
+    </w:lvl>
+    <w:lvl w:ilvl="4" w:tentative="1">
+      <w:start w:val="1"/>
+      <w:numFmt w:val="bullet"/>
+      <w:lvlText w:val=""/>
+      <w:lvlJc w:val="left"/>
+      <w:pPr>
+        <w:tabs>
+          <w:tab w:val="num" w:pos="3600"/>
+        </w:tabs>
+        <w:ind w:left="3600" w:hanging="360"/>
+      </w:pPr>
+      <w:rPr>
+        <w:rFonts w:ascii="Wingdings" w:hAnsi="Wingdings" w:hint="default"/>
+        <w:sz w:val="20"/>
+      </w:rPr>
+    </w:lvl>
+    <w:lvl w:ilvl="5" w:tentative="1">
+      <w:start w:val="1"/>
+      <w:numFmt w:val="bullet"/>
+      <w:lvlText w:val=""/>
+      <w:lvlJc w:val="left"/>
+      <w:pPr>
+        <w:tabs>
+          <w:tab w:val="num" w:pos="4320"/>
+        </w:tabs>
+        <w:ind w:left="4320" w:hanging="360"/>
+      </w:pPr>
+      <w:rPr>
+        <w:rFonts w:ascii="Wingdings" w:hAnsi="Wingdings" w:hint="default"/>
+        <w:sz w:val="20"/>
+      </w:rPr>
+    </w:lvl>
+    <w:lvl w:ilvl="6" w:tentative="1">
+      <w:start w:val="1"/>
+      <w:numFmt w:val="bullet"/>
+      <w:lvlText w:val=""/>
+      <w:lvlJc w:val="left"/>
+      <w:pPr>
+        <w:tabs>
+          <w:tab w:val="num" w:pos="5040"/>
+        </w:tabs>
+        <w:ind w:left="5040" w:hanging="360"/>
+      </w:pPr>
+      <w:rPr>
+        <w:rFonts w:ascii="Wingdings" w:hAnsi="Wingdings" w:hint="default"/>
+        <w:sz w:val="20"/>
+      </w:rPr>
+    </w:lvl>
+    <w:lvl w:ilvl="7" w:tentative="1">
+      <w:start w:val="1"/>
+      <w:numFmt w:val="bullet"/>
+      <w:lvlText w:val=""/>
+      <w:lvlJc w:val="left"/>
+      <w:pPr>
+        <w:tabs>
+          <w:tab w:val="num" w:pos="5760"/>
+        </w:tabs>
+        <w:ind w:left="5760" w:hanging="360"/>
+      </w:pPr>
+      <w:rPr>
+        <w:rFonts w:ascii="Wingdings" w:hAnsi="Wingdings" w:hint="default"/>
+        <w:sz w:val="20"/>
+      </w:rPr>
+    </w:lvl>
+    <w:lvl w:ilvl="8" w:tentative="1">
+      <w:start w:val="1"/>
+      <w:numFmt w:val="bullet"/>
+      <w:lvlText w:val=""/>
+      <w:lvlJc w:val="left"/>
+      <w:pPr>
+        <w:tabs>
+          <w:tab w:val="num" w:pos="6480"/>
+        </w:tabs>
+        <w:ind w:left="6480" w:hanging="360"/>
+      </w:pPr>
+      <w:rPr>
+        <w:rFonts w:ascii="Wingdings" w:hAnsi="Wingdings" w:hint="default"/>
+        <w:sz w:val="20"/>
+      </w:rPr>
+    </w:lvl>
+  </w:abstractNum>
+  <w:abstractNum w:abstractNumId="18" w15:restartNumberingAfterBreak="0">
     <w:nsid w:val="4BAD762E"/>
     <w:multiLevelType w:val="hybridMultilevel"/>
     <w:tmpl w:val="3F027F5A"/>
@@ -35663,7 +37192,7 @@
       </w:rPr>
     </w:lvl>
   </w:abstractNum>
-  <w:abstractNum w:abstractNumId="17" w15:restartNumberingAfterBreak="0">
+  <w:abstractNum w:abstractNumId="19" w15:restartNumberingAfterBreak="0">
     <w:nsid w:val="4E0858D9"/>
     <w:multiLevelType w:val="hybridMultilevel"/>
     <w:tmpl w:val="78E69B46"/>
@@ -35776,123 +37305,10 @@
       </w:rPr>
     </w:lvl>
   </w:abstractNum>
-  <w:abstractNum w:abstractNumId="18" w15:restartNumberingAfterBreak="0">
-    <w:nsid w:val="522937A0"/>
-    <w:multiLevelType w:val="hybridMultilevel"/>
-    <w:tmpl w:val="7930AF04"/>
-    <w:lvl w:ilvl="0" w:tplc="04090001">
-      <w:start w:val="1"/>
-      <w:numFmt w:val="bullet"/>
-      <w:lvlText w:val=""/>
-      <w:lvlJc w:val="left"/>
-      <w:pPr>
-        <w:ind w:left="720" w:hanging="360"/>
-      </w:pPr>
-      <w:rPr>
-        <w:rFonts w:ascii="Symbol" w:hAnsi="Symbol" w:hint="default"/>
-      </w:rPr>
-    </w:lvl>
-    <w:lvl w:ilvl="1" w:tplc="04090003" w:tentative="1">
-      <w:start w:val="1"/>
-      <w:numFmt w:val="bullet"/>
-      <w:lvlText w:val="o"/>
-      <w:lvlJc w:val="left"/>
-      <w:pPr>
-        <w:ind w:left="1440" w:hanging="360"/>
-      </w:pPr>
-      <w:rPr>
-        <w:rFonts w:ascii="Courier New" w:hAnsi="Courier New" w:cs="Courier New" w:hint="default"/>
-      </w:rPr>
-    </w:lvl>
-    <w:lvl w:ilvl="2" w:tplc="04090005" w:tentative="1">
-      <w:start w:val="1"/>
-      <w:numFmt w:val="bullet"/>
-      <w:lvlText w:val=""/>
-      <w:lvlJc w:val="left"/>
-      <w:pPr>
-        <w:ind w:left="2160" w:hanging="360"/>
-      </w:pPr>
-      <w:rPr>
-        <w:rFonts w:ascii="Wingdings" w:hAnsi="Wingdings" w:hint="default"/>
-      </w:rPr>
-    </w:lvl>
-    <w:lvl w:ilvl="3" w:tplc="04090001" w:tentative="1">
-      <w:start w:val="1"/>
-      <w:numFmt w:val="bullet"/>
-      <w:lvlText w:val=""/>
-      <w:lvlJc w:val="left"/>
-      <w:pPr>
-        <w:ind w:left="2880" w:hanging="360"/>
-      </w:pPr>
-      <w:rPr>
-        <w:rFonts w:ascii="Symbol" w:hAnsi="Symbol" w:hint="default"/>
-      </w:rPr>
-    </w:lvl>
-    <w:lvl w:ilvl="4" w:tplc="04090003" w:tentative="1">
-      <w:start w:val="1"/>
-      <w:numFmt w:val="bullet"/>
-      <w:lvlText w:val="o"/>
-      <w:lvlJc w:val="left"/>
-      <w:pPr>
-        <w:ind w:left="3600" w:hanging="360"/>
-      </w:pPr>
-      <w:rPr>
-        <w:rFonts w:ascii="Courier New" w:hAnsi="Courier New" w:cs="Courier New" w:hint="default"/>
-      </w:rPr>
-    </w:lvl>
-    <w:lvl w:ilvl="5" w:tplc="04090005" w:tentative="1">
-      <w:start w:val="1"/>
-      <w:numFmt w:val="bullet"/>
-      <w:lvlText w:val=""/>
-      <w:lvlJc w:val="left"/>
-      <w:pPr>
-        <w:ind w:left="4320" w:hanging="360"/>
-      </w:pPr>
-      <w:rPr>
-        <w:rFonts w:ascii="Wingdings" w:hAnsi="Wingdings" w:hint="default"/>
-      </w:rPr>
-    </w:lvl>
-    <w:lvl w:ilvl="6" w:tplc="04090001" w:tentative="1">
-      <w:start w:val="1"/>
-      <w:numFmt w:val="bullet"/>
-      <w:lvlText w:val=""/>
-      <w:lvlJc w:val="left"/>
-      <w:pPr>
-        <w:ind w:left="5040" w:hanging="360"/>
-      </w:pPr>
-      <w:rPr>
-        <w:rFonts w:ascii="Symbol" w:hAnsi="Symbol" w:hint="default"/>
-      </w:rPr>
-    </w:lvl>
-    <w:lvl w:ilvl="7" w:tplc="04090003" w:tentative="1">
-      <w:start w:val="1"/>
-      <w:numFmt w:val="bullet"/>
-      <w:lvlText w:val="o"/>
-      <w:lvlJc w:val="left"/>
-      <w:pPr>
-        <w:ind w:left="5760" w:hanging="360"/>
-      </w:pPr>
-      <w:rPr>
-        <w:rFonts w:ascii="Courier New" w:hAnsi="Courier New" w:cs="Courier New" w:hint="default"/>
-      </w:rPr>
-    </w:lvl>
-    <w:lvl w:ilvl="8" w:tplc="04090005" w:tentative="1">
-      <w:start w:val="1"/>
-      <w:numFmt w:val="bullet"/>
-      <w:lvlText w:val=""/>
-      <w:lvlJc w:val="left"/>
-      <w:pPr>
-        <w:ind w:left="6480" w:hanging="360"/>
-      </w:pPr>
-      <w:rPr>
-        <w:rFonts w:ascii="Wingdings" w:hAnsi="Wingdings" w:hint="default"/>
-      </w:rPr>
-    </w:lvl>
-  </w:abstractNum>
-  <w:abstractNum w:abstractNumId="19" w15:restartNumberingAfterBreak="0">
-    <w:nsid w:val="5E5E7B80"/>
+  <w:abstractNum w:abstractNumId="20" w15:restartNumberingAfterBreak="0">
+    <w:nsid w:val="503A141E"/>
     <w:multiLevelType w:val="multilevel"/>
-    <w:tmpl w:val="4B30C620"/>
+    <w:tmpl w:val="02E67AAA"/>
     <w:lvl w:ilvl="0">
       <w:start w:val="1"/>
       <w:numFmt w:val="bullet"/>
@@ -36038,10 +37454,10 @@
       </w:rPr>
     </w:lvl>
   </w:abstractNum>
-  <w:abstractNum w:abstractNumId="20" w15:restartNumberingAfterBreak="0">
-    <w:nsid w:val="6B6A076E"/>
+  <w:abstractNum w:abstractNumId="21" w15:restartNumberingAfterBreak="0">
+    <w:nsid w:val="522937A0"/>
     <w:multiLevelType w:val="hybridMultilevel"/>
-    <w:tmpl w:val="4EC65A5A"/>
+    <w:tmpl w:val="7930AF04"/>
     <w:lvl w:ilvl="0" w:tplc="04090001">
       <w:start w:val="1"/>
       <w:numFmt w:val="bullet"/>
@@ -36151,10 +37567,10 @@
       </w:rPr>
     </w:lvl>
   </w:abstractNum>
-  <w:abstractNum w:abstractNumId="21" w15:restartNumberingAfterBreak="0">
-    <w:nsid w:val="6CC62EEE"/>
+  <w:abstractNum w:abstractNumId="22" w15:restartNumberingAfterBreak="0">
+    <w:nsid w:val="5E5E7B80"/>
     <w:multiLevelType w:val="multilevel"/>
-    <w:tmpl w:val="327ADB70"/>
+    <w:tmpl w:val="4B30C620"/>
     <w:lvl w:ilvl="0">
       <w:start w:val="1"/>
       <w:numFmt w:val="bullet"/>
@@ -36300,96 +37716,159 @@
       </w:rPr>
     </w:lvl>
   </w:abstractNum>
-  <w:abstractNum w:abstractNumId="22" w15:restartNumberingAfterBreak="0">
-    <w:nsid w:val="6E323136"/>
-    <w:multiLevelType w:val="hybridMultilevel"/>
-    <w:tmpl w:val="3A24ECAC"/>
-    <w:lvl w:ilvl="0" w:tplc="0409000F">
+  <w:abstractNum w:abstractNumId="23" w15:restartNumberingAfterBreak="0">
+    <w:nsid w:val="600B59DD"/>
+    <w:multiLevelType w:val="multilevel"/>
+    <w:tmpl w:val="6E9A8676"/>
+    <w:lvl w:ilvl="0">
       <w:start w:val="1"/>
-      <w:numFmt w:val="decimal"/>
-      <w:lvlText w:val="%1."/>
+      <w:numFmt w:val="bullet"/>
+      <w:lvlText w:val=""/>
       <w:lvlJc w:val="left"/>
       <w:pPr>
+        <w:tabs>
+          <w:tab w:val="num" w:pos="720"/>
+        </w:tabs>
         <w:ind w:left="720" w:hanging="360"/>
       </w:pPr>
+      <w:rPr>
+        <w:rFonts w:ascii="Symbol" w:hAnsi="Symbol" w:hint="default"/>
+        <w:sz w:val="20"/>
+      </w:rPr>
     </w:lvl>
-    <w:lvl w:ilvl="1" w:tplc="04090019" w:tentative="1">
+    <w:lvl w:ilvl="1" w:tentative="1">
       <w:start w:val="1"/>
-      <w:numFmt w:val="lowerLetter"/>
-      <w:lvlText w:val="%2."/>
+      <w:numFmt w:val="bullet"/>
+      <w:lvlText w:val="o"/>
       <w:lvlJc w:val="left"/>
       <w:pPr>
+        <w:tabs>
+          <w:tab w:val="num" w:pos="1440"/>
+        </w:tabs>
         <w:ind w:left="1440" w:hanging="360"/>
       </w:pPr>
+      <w:rPr>
+        <w:rFonts w:ascii="Courier New" w:hAnsi="Courier New" w:hint="default"/>
+        <w:sz w:val="20"/>
+      </w:rPr>
     </w:lvl>
-    <w:lvl w:ilvl="2" w:tplc="0409001B" w:tentative="1">
+    <w:lvl w:ilvl="2" w:tentative="1">
       <w:start w:val="1"/>
-      <w:numFmt w:val="lowerRoman"/>
-      <w:lvlText w:val="%3."/>
-      <w:lvlJc w:val="right"/>
-      <w:pPr>
-        <w:ind w:left="2160" w:hanging="180"/>
-      </w:pPr>
+      <w:numFmt w:val="bullet"/>
+      <w:lvlText w:val=""/>
+      <w:lvlJc w:val="left"/>
+      <w:pPr>
+        <w:tabs>
+          <w:tab w:val="num" w:pos="2160"/>
+        </w:tabs>
+        <w:ind w:left="2160" w:hanging="360"/>
+      </w:pPr>
+      <w:rPr>
+        <w:rFonts w:ascii="Wingdings" w:hAnsi="Wingdings" w:hint="default"/>
+        <w:sz w:val="20"/>
+      </w:rPr>
     </w:lvl>
-    <w:lvl w:ilvl="3" w:tplc="0409000F" w:tentative="1">
+    <w:lvl w:ilvl="3" w:tentative="1">
       <w:start w:val="1"/>
-      <w:numFmt w:val="decimal"/>
-      <w:lvlText w:val="%4."/>
+      <w:numFmt w:val="bullet"/>
+      <w:lvlText w:val=""/>
       <w:lvlJc w:val="left"/>
       <w:pPr>
+        <w:tabs>
+          <w:tab w:val="num" w:pos="2880"/>
+        </w:tabs>
         <w:ind w:left="2880" w:hanging="360"/>
       </w:pPr>
+      <w:rPr>
+        <w:rFonts w:ascii="Wingdings" w:hAnsi="Wingdings" w:hint="default"/>
+        <w:sz w:val="20"/>
+      </w:rPr>
     </w:lvl>
-    <w:lvl w:ilvl="4" w:tplc="04090019" w:tentative="1">
+    <w:lvl w:ilvl="4" w:tentative="1">
       <w:start w:val="1"/>
-      <w:numFmt w:val="lowerLetter"/>
-      <w:lvlText w:val="%5."/>
+      <w:numFmt w:val="bullet"/>
+      <w:lvlText w:val=""/>
       <w:lvlJc w:val="left"/>
       <w:pPr>
+        <w:tabs>
+          <w:tab w:val="num" w:pos="3600"/>
+        </w:tabs>
         <w:ind w:left="3600" w:hanging="360"/>
       </w:pPr>
+      <w:rPr>
+        <w:rFonts w:ascii="Wingdings" w:hAnsi="Wingdings" w:hint="default"/>
+        <w:sz w:val="20"/>
+      </w:rPr>
     </w:lvl>
-    <w:lvl w:ilvl="5" w:tplc="0409001B" w:tentative="1">
+    <w:lvl w:ilvl="5" w:tentative="1">
       <w:start w:val="1"/>
-      <w:numFmt w:val="lowerRoman"/>
-      <w:lvlText w:val="%6."/>
-      <w:lvlJc w:val="right"/>
-      <w:pPr>
-        <w:ind w:left="4320" w:hanging="180"/>
-      </w:pPr>
+      <w:numFmt w:val="bullet"/>
+      <w:lvlText w:val=""/>
+      <w:lvlJc w:val="left"/>
+      <w:pPr>
+        <w:tabs>
+          <w:tab w:val="num" w:pos="4320"/>
+        </w:tabs>
+        <w:ind w:left="4320" w:hanging="360"/>
+      </w:pPr>
+      <w:rPr>
+        <w:rFonts w:ascii="Wingdings" w:hAnsi="Wingdings" w:hint="default"/>
+        <w:sz w:val="20"/>
+      </w:rPr>
     </w:lvl>
-    <w:lvl w:ilvl="6" w:tplc="0409000F" w:tentative="1">
+    <w:lvl w:ilvl="6" w:tentative="1">
       <w:start w:val="1"/>
-      <w:numFmt w:val="decimal"/>
-      <w:lvlText w:val="%7."/>
+      <w:numFmt w:val="bullet"/>
+      <w:lvlText w:val=""/>
       <w:lvlJc w:val="left"/>
       <w:pPr>
+        <w:tabs>
+          <w:tab w:val="num" w:pos="5040"/>
+        </w:tabs>
         <w:ind w:left="5040" w:hanging="360"/>
       </w:pPr>
+      <w:rPr>
+        <w:rFonts w:ascii="Wingdings" w:hAnsi="Wingdings" w:hint="default"/>
+        <w:sz w:val="20"/>
+      </w:rPr>
     </w:lvl>
-    <w:lvl w:ilvl="7" w:tplc="04090019" w:tentative="1">
+    <w:lvl w:ilvl="7" w:tentative="1">
       <w:start w:val="1"/>
-      <w:numFmt w:val="lowerLetter"/>
-      <w:lvlText w:val="%8."/>
+      <w:numFmt w:val="bullet"/>
+      <w:lvlText w:val=""/>
       <w:lvlJc w:val="left"/>
       <w:pPr>
+        <w:tabs>
+          <w:tab w:val="num" w:pos="5760"/>
+        </w:tabs>
         <w:ind w:left="5760" w:hanging="360"/>
       </w:pPr>
+      <w:rPr>
+        <w:rFonts w:ascii="Wingdings" w:hAnsi="Wingdings" w:hint="default"/>
+        <w:sz w:val="20"/>
+      </w:rPr>
     </w:lvl>
-    <w:lvl w:ilvl="8" w:tplc="0409001B" w:tentative="1">
+    <w:lvl w:ilvl="8" w:tentative="1">
       <w:start w:val="1"/>
-      <w:numFmt w:val="lowerRoman"/>
-      <w:lvlText w:val="%9."/>
-      <w:lvlJc w:val="right"/>
-      <w:pPr>
-        <w:ind w:left="6480" w:hanging="180"/>
-      </w:pPr>
+      <w:numFmt w:val="bullet"/>
+      <w:lvlText w:val=""/>
+      <w:lvlJc w:val="left"/>
+      <w:pPr>
+        <w:tabs>
+          <w:tab w:val="num" w:pos="6480"/>
+        </w:tabs>
+        <w:ind w:left="6480" w:hanging="360"/>
+      </w:pPr>
+      <w:rPr>
+        <w:rFonts w:ascii="Wingdings" w:hAnsi="Wingdings" w:hint="default"/>
+        <w:sz w:val="20"/>
+      </w:rPr>
     </w:lvl>
   </w:abstractNum>
-  <w:abstractNum w:abstractNumId="23" w15:restartNumberingAfterBreak="0">
-    <w:nsid w:val="772A4F0D"/>
+  <w:abstractNum w:abstractNumId="24" w15:restartNumberingAfterBreak="0">
+    <w:nsid w:val="6B6A076E"/>
     <w:multiLevelType w:val="hybridMultilevel"/>
-    <w:tmpl w:val="ED406F4C"/>
+    <w:tmpl w:val="4EC65A5A"/>
     <w:lvl w:ilvl="0" w:tplc="04090001">
       <w:start w:val="1"/>
       <w:numFmt w:val="bullet"/>
@@ -36499,7 +37978,355 @@
       </w:rPr>
     </w:lvl>
   </w:abstractNum>
-  <w:abstractNum w:abstractNumId="24" w15:restartNumberingAfterBreak="0">
+  <w:abstractNum w:abstractNumId="25" w15:restartNumberingAfterBreak="0">
+    <w:nsid w:val="6CC62EEE"/>
+    <w:multiLevelType w:val="multilevel"/>
+    <w:tmpl w:val="327ADB70"/>
+    <w:lvl w:ilvl="0">
+      <w:start w:val="1"/>
+      <w:numFmt w:val="bullet"/>
+      <w:lvlText w:val=""/>
+      <w:lvlJc w:val="left"/>
+      <w:pPr>
+        <w:tabs>
+          <w:tab w:val="num" w:pos="720"/>
+        </w:tabs>
+        <w:ind w:left="720" w:hanging="360"/>
+      </w:pPr>
+      <w:rPr>
+        <w:rFonts w:ascii="Symbol" w:hAnsi="Symbol" w:hint="default"/>
+        <w:sz w:val="20"/>
+      </w:rPr>
+    </w:lvl>
+    <w:lvl w:ilvl="1" w:tentative="1">
+      <w:start w:val="1"/>
+      <w:numFmt w:val="bullet"/>
+      <w:lvlText w:val="o"/>
+      <w:lvlJc w:val="left"/>
+      <w:pPr>
+        <w:tabs>
+          <w:tab w:val="num" w:pos="1440"/>
+        </w:tabs>
+        <w:ind w:left="1440" w:hanging="360"/>
+      </w:pPr>
+      <w:rPr>
+        <w:rFonts w:ascii="Courier New" w:hAnsi="Courier New" w:hint="default"/>
+        <w:sz w:val="20"/>
+      </w:rPr>
+    </w:lvl>
+    <w:lvl w:ilvl="2" w:tentative="1">
+      <w:start w:val="1"/>
+      <w:numFmt w:val="bullet"/>
+      <w:lvlText w:val=""/>
+      <w:lvlJc w:val="left"/>
+      <w:pPr>
+        <w:tabs>
+          <w:tab w:val="num" w:pos="2160"/>
+        </w:tabs>
+        <w:ind w:left="2160" w:hanging="360"/>
+      </w:pPr>
+      <w:rPr>
+        <w:rFonts w:ascii="Wingdings" w:hAnsi="Wingdings" w:hint="default"/>
+        <w:sz w:val="20"/>
+      </w:rPr>
+    </w:lvl>
+    <w:lvl w:ilvl="3" w:tentative="1">
+      <w:start w:val="1"/>
+      <w:numFmt w:val="bullet"/>
+      <w:lvlText w:val=""/>
+      <w:lvlJc w:val="left"/>
+      <w:pPr>
+        <w:tabs>
+          <w:tab w:val="num" w:pos="2880"/>
+        </w:tabs>
+        <w:ind w:left="2880" w:hanging="360"/>
+      </w:pPr>
+      <w:rPr>
+        <w:rFonts w:ascii="Wingdings" w:hAnsi="Wingdings" w:hint="default"/>
+        <w:sz w:val="20"/>
+      </w:rPr>
+    </w:lvl>
+    <w:lvl w:ilvl="4" w:tentative="1">
+      <w:start w:val="1"/>
+      <w:numFmt w:val="bullet"/>
+      <w:lvlText w:val=""/>
+      <w:lvlJc w:val="left"/>
+      <w:pPr>
+        <w:tabs>
+          <w:tab w:val="num" w:pos="3600"/>
+        </w:tabs>
+        <w:ind w:left="3600" w:hanging="360"/>
+      </w:pPr>
+      <w:rPr>
+        <w:rFonts w:ascii="Wingdings" w:hAnsi="Wingdings" w:hint="default"/>
+        <w:sz w:val="20"/>
+      </w:rPr>
+    </w:lvl>
+    <w:lvl w:ilvl="5" w:tentative="1">
+      <w:start w:val="1"/>
+      <w:numFmt w:val="bullet"/>
+      <w:lvlText w:val=""/>
+      <w:lvlJc w:val="left"/>
+      <w:pPr>
+        <w:tabs>
+          <w:tab w:val="num" w:pos="4320"/>
+        </w:tabs>
+        <w:ind w:left="4320" w:hanging="360"/>
+      </w:pPr>
+      <w:rPr>
+        <w:rFonts w:ascii="Wingdings" w:hAnsi="Wingdings" w:hint="default"/>
+        <w:sz w:val="20"/>
+      </w:rPr>
+    </w:lvl>
+    <w:lvl w:ilvl="6" w:tentative="1">
+      <w:start w:val="1"/>
+      <w:numFmt w:val="bullet"/>
+      <w:lvlText w:val=""/>
+      <w:lvlJc w:val="left"/>
+      <w:pPr>
+        <w:tabs>
+          <w:tab w:val="num" w:pos="5040"/>
+        </w:tabs>
+        <w:ind w:left="5040" w:hanging="360"/>
+      </w:pPr>
+      <w:rPr>
+        <w:rFonts w:ascii="Wingdings" w:hAnsi="Wingdings" w:hint="default"/>
+        <w:sz w:val="20"/>
+      </w:rPr>
+    </w:lvl>
+    <w:lvl w:ilvl="7" w:tentative="1">
+      <w:start w:val="1"/>
+      <w:numFmt w:val="bullet"/>
+      <w:lvlText w:val=""/>
+      <w:lvlJc w:val="left"/>
+      <w:pPr>
+        <w:tabs>
+          <w:tab w:val="num" w:pos="5760"/>
+        </w:tabs>
+        <w:ind w:left="5760" w:hanging="360"/>
+      </w:pPr>
+      <w:rPr>
+        <w:rFonts w:ascii="Wingdings" w:hAnsi="Wingdings" w:hint="default"/>
+        <w:sz w:val="20"/>
+      </w:rPr>
+    </w:lvl>
+    <w:lvl w:ilvl="8" w:tentative="1">
+      <w:start w:val="1"/>
+      <w:numFmt w:val="bullet"/>
+      <w:lvlText w:val=""/>
+      <w:lvlJc w:val="left"/>
+      <w:pPr>
+        <w:tabs>
+          <w:tab w:val="num" w:pos="6480"/>
+        </w:tabs>
+        <w:ind w:left="6480" w:hanging="360"/>
+      </w:pPr>
+      <w:rPr>
+        <w:rFonts w:ascii="Wingdings" w:hAnsi="Wingdings" w:hint="default"/>
+        <w:sz w:val="20"/>
+      </w:rPr>
+    </w:lvl>
+  </w:abstractNum>
+  <w:abstractNum w:abstractNumId="26" w15:restartNumberingAfterBreak="0">
+    <w:nsid w:val="6E323136"/>
+    <w:multiLevelType w:val="hybridMultilevel"/>
+    <w:tmpl w:val="3A24ECAC"/>
+    <w:lvl w:ilvl="0" w:tplc="0409000F">
+      <w:start w:val="1"/>
+      <w:numFmt w:val="decimal"/>
+      <w:lvlText w:val="%1."/>
+      <w:lvlJc w:val="left"/>
+      <w:pPr>
+        <w:ind w:left="720" w:hanging="360"/>
+      </w:pPr>
+    </w:lvl>
+    <w:lvl w:ilvl="1" w:tplc="04090019" w:tentative="1">
+      <w:start w:val="1"/>
+      <w:numFmt w:val="lowerLetter"/>
+      <w:lvlText w:val="%2."/>
+      <w:lvlJc w:val="left"/>
+      <w:pPr>
+        <w:ind w:left="1440" w:hanging="360"/>
+      </w:pPr>
+    </w:lvl>
+    <w:lvl w:ilvl="2" w:tplc="0409001B" w:tentative="1">
+      <w:start w:val="1"/>
+      <w:numFmt w:val="lowerRoman"/>
+      <w:lvlText w:val="%3."/>
+      <w:lvlJc w:val="right"/>
+      <w:pPr>
+        <w:ind w:left="2160" w:hanging="180"/>
+      </w:pPr>
+    </w:lvl>
+    <w:lvl w:ilvl="3" w:tplc="0409000F" w:tentative="1">
+      <w:start w:val="1"/>
+      <w:numFmt w:val="decimal"/>
+      <w:lvlText w:val="%4."/>
+      <w:lvlJc w:val="left"/>
+      <w:pPr>
+        <w:ind w:left="2880" w:hanging="360"/>
+      </w:pPr>
+    </w:lvl>
+    <w:lvl w:ilvl="4" w:tplc="04090019" w:tentative="1">
+      <w:start w:val="1"/>
+      <w:numFmt w:val="lowerLetter"/>
+      <w:lvlText w:val="%5."/>
+      <w:lvlJc w:val="left"/>
+      <w:pPr>
+        <w:ind w:left="3600" w:hanging="360"/>
+      </w:pPr>
+    </w:lvl>
+    <w:lvl w:ilvl="5" w:tplc="0409001B" w:tentative="1">
+      <w:start w:val="1"/>
+      <w:numFmt w:val="lowerRoman"/>
+      <w:lvlText w:val="%6."/>
+      <w:lvlJc w:val="right"/>
+      <w:pPr>
+        <w:ind w:left="4320" w:hanging="180"/>
+      </w:pPr>
+    </w:lvl>
+    <w:lvl w:ilvl="6" w:tplc="0409000F" w:tentative="1">
+      <w:start w:val="1"/>
+      <w:numFmt w:val="decimal"/>
+      <w:lvlText w:val="%7."/>
+      <w:lvlJc w:val="left"/>
+      <w:pPr>
+        <w:ind w:left="5040" w:hanging="360"/>
+      </w:pPr>
+    </w:lvl>
+    <w:lvl w:ilvl="7" w:tplc="04090019" w:tentative="1">
+      <w:start w:val="1"/>
+      <w:numFmt w:val="lowerLetter"/>
+      <w:lvlText w:val="%8."/>
+      <w:lvlJc w:val="left"/>
+      <w:pPr>
+        <w:ind w:left="5760" w:hanging="360"/>
+      </w:pPr>
+    </w:lvl>
+    <w:lvl w:ilvl="8" w:tplc="0409001B" w:tentative="1">
+      <w:start w:val="1"/>
+      <w:numFmt w:val="lowerRoman"/>
+      <w:lvlText w:val="%9."/>
+      <w:lvlJc w:val="right"/>
+      <w:pPr>
+        <w:ind w:left="6480" w:hanging="180"/>
+      </w:pPr>
+    </w:lvl>
+  </w:abstractNum>
+  <w:abstractNum w:abstractNumId="27" w15:restartNumberingAfterBreak="0">
+    <w:nsid w:val="772A4F0D"/>
+    <w:multiLevelType w:val="hybridMultilevel"/>
+    <w:tmpl w:val="ED406F4C"/>
+    <w:lvl w:ilvl="0" w:tplc="04090001">
+      <w:start w:val="1"/>
+      <w:numFmt w:val="bullet"/>
+      <w:lvlText w:val=""/>
+      <w:lvlJc w:val="left"/>
+      <w:pPr>
+        <w:ind w:left="720" w:hanging="360"/>
+      </w:pPr>
+      <w:rPr>
+        <w:rFonts w:ascii="Symbol" w:hAnsi="Symbol" w:hint="default"/>
+      </w:rPr>
+    </w:lvl>
+    <w:lvl w:ilvl="1" w:tplc="04090003" w:tentative="1">
+      <w:start w:val="1"/>
+      <w:numFmt w:val="bullet"/>
+      <w:lvlText w:val="o"/>
+      <w:lvlJc w:val="left"/>
+      <w:pPr>
+        <w:ind w:left="1440" w:hanging="360"/>
+      </w:pPr>
+      <w:rPr>
+        <w:rFonts w:ascii="Courier New" w:hAnsi="Courier New" w:cs="Courier New" w:hint="default"/>
+      </w:rPr>
+    </w:lvl>
+    <w:lvl w:ilvl="2" w:tplc="04090005" w:tentative="1">
+      <w:start w:val="1"/>
+      <w:numFmt w:val="bullet"/>
+      <w:lvlText w:val=""/>
+      <w:lvlJc w:val="left"/>
+      <w:pPr>
+        <w:ind w:left="2160" w:hanging="360"/>
+      </w:pPr>
+      <w:rPr>
+        <w:rFonts w:ascii="Wingdings" w:hAnsi="Wingdings" w:hint="default"/>
+      </w:rPr>
+    </w:lvl>
+    <w:lvl w:ilvl="3" w:tplc="04090001" w:tentative="1">
+      <w:start w:val="1"/>
+      <w:numFmt w:val="bullet"/>
+      <w:lvlText w:val=""/>
+      <w:lvlJc w:val="left"/>
+      <w:pPr>
+        <w:ind w:left="2880" w:hanging="360"/>
+      </w:pPr>
+      <w:rPr>
+        <w:rFonts w:ascii="Symbol" w:hAnsi="Symbol" w:hint="default"/>
+      </w:rPr>
+    </w:lvl>
+    <w:lvl w:ilvl="4" w:tplc="04090003" w:tentative="1">
+      <w:start w:val="1"/>
+      <w:numFmt w:val="bullet"/>
+      <w:lvlText w:val="o"/>
+      <w:lvlJc w:val="left"/>
+      <w:pPr>
+        <w:ind w:left="3600" w:hanging="360"/>
+      </w:pPr>
+      <w:rPr>
+        <w:rFonts w:ascii="Courier New" w:hAnsi="Courier New" w:cs="Courier New" w:hint="default"/>
+      </w:rPr>
+    </w:lvl>
+    <w:lvl w:ilvl="5" w:tplc="04090005" w:tentative="1">
+      <w:start w:val="1"/>
+      <w:numFmt w:val="bullet"/>
+      <w:lvlText w:val=""/>
+      <w:lvlJc w:val="left"/>
+      <w:pPr>
+        <w:ind w:left="4320" w:hanging="360"/>
+      </w:pPr>
+      <w:rPr>
+        <w:rFonts w:ascii="Wingdings" w:hAnsi="Wingdings" w:hint="default"/>
+      </w:rPr>
+    </w:lvl>
+    <w:lvl w:ilvl="6" w:tplc="04090001" w:tentative="1">
+      <w:start w:val="1"/>
+      <w:numFmt w:val="bullet"/>
+      <w:lvlText w:val=""/>
+      <w:lvlJc w:val="left"/>
+      <w:pPr>
+        <w:ind w:left="5040" w:hanging="360"/>
+      </w:pPr>
+      <w:rPr>
+        <w:rFonts w:ascii="Symbol" w:hAnsi="Symbol" w:hint="default"/>
+      </w:rPr>
+    </w:lvl>
+    <w:lvl w:ilvl="7" w:tplc="04090003" w:tentative="1">
+      <w:start w:val="1"/>
+      <w:numFmt w:val="bullet"/>
+      <w:lvlText w:val="o"/>
+      <w:lvlJc w:val="left"/>
+      <w:pPr>
+        <w:ind w:left="5760" w:hanging="360"/>
+      </w:pPr>
+      <w:rPr>
+        <w:rFonts w:ascii="Courier New" w:hAnsi="Courier New" w:cs="Courier New" w:hint="default"/>
+      </w:rPr>
+    </w:lvl>
+    <w:lvl w:ilvl="8" w:tplc="04090005" w:tentative="1">
+      <w:start w:val="1"/>
+      <w:numFmt w:val="bullet"/>
+      <w:lvlText w:val=""/>
+      <w:lvlJc w:val="left"/>
+      <w:pPr>
+        <w:ind w:left="6480" w:hanging="360"/>
+      </w:pPr>
+      <w:rPr>
+        <w:rFonts w:ascii="Wingdings" w:hAnsi="Wingdings" w:hint="default"/>
+      </w:rPr>
+    </w:lvl>
+  </w:abstractNum>
+  <w:abstractNum w:abstractNumId="28" w15:restartNumberingAfterBreak="0">
     <w:nsid w:val="7A2E14FB"/>
     <w:multiLevelType w:val="hybridMultilevel"/>
     <w:tmpl w:val="10AC04D4"/>
@@ -36613,10 +38440,10 @@
       </w:rPr>
     </w:lvl>
   </w:abstractNum>
-  <w:abstractNum w:abstractNumId="25" w15:restartNumberingAfterBreak="0">
+  <w:abstractNum w:abstractNumId="29" w15:restartNumberingAfterBreak="0">
     <w:nsid w:val="7CFF08A8"/>
     <w:multiLevelType w:val="multilevel"/>
-    <w:tmpl w:val="E52EC610"/>
+    <w:tmpl w:val="84789002"/>
     <w:lvl w:ilvl="0">
       <w:start w:val="1"/>
       <w:numFmt w:val="decimal"/>
@@ -36628,6 +38455,8 @@
       </w:pPr>
       <w:rPr>
         <w:color w:val="auto"/>
+        <w:sz w:val="24"/>
+        <w:szCs w:val="24"/>
       </w:rPr>
     </w:lvl>
     <w:lvl w:ilvl="1">
@@ -36716,7 +38545,7 @@
       </w:pPr>
     </w:lvl>
   </w:abstractNum>
-  <w:abstractNum w:abstractNumId="26" w15:restartNumberingAfterBreak="0">
+  <w:abstractNum w:abstractNumId="30" w15:restartNumberingAfterBreak="0">
     <w:nsid w:val="7E1F51E6"/>
     <w:multiLevelType w:val="multilevel"/>
     <w:tmpl w:val="5CB64824"/>
@@ -36869,16 +38698,16 @@
     <w:abstractNumId w:val="5"/>
   </w:num>
   <w:num w:numId="2" w16cid:durableId="529956461">
-    <w:abstractNumId w:val="25"/>
+    <w:abstractNumId w:val="29"/>
   </w:num>
   <w:num w:numId="3" w16cid:durableId="1410611475">
-    <w:abstractNumId w:val="18"/>
+    <w:abstractNumId w:val="21"/>
   </w:num>
   <w:num w:numId="4" w16cid:durableId="1093435288">
-    <w:abstractNumId w:val="13"/>
+    <w:abstractNumId w:val="15"/>
   </w:num>
   <w:num w:numId="5" w16cid:durableId="456147647">
-    <w:abstractNumId w:val="22"/>
+    <w:abstractNumId w:val="26"/>
   </w:num>
   <w:num w:numId="6" w16cid:durableId="1054618033">
     <w:abstractNumId w:val="4"/>
@@ -36887,28 +38716,28 @@
     <w:abstractNumId w:val="0"/>
   </w:num>
   <w:num w:numId="8" w16cid:durableId="345981938">
-    <w:abstractNumId w:val="20"/>
+    <w:abstractNumId w:val="24"/>
   </w:num>
   <w:num w:numId="9" w16cid:durableId="1104152741">
-    <w:abstractNumId w:val="12"/>
+    <w:abstractNumId w:val="14"/>
   </w:num>
   <w:num w:numId="10" w16cid:durableId="1762677743">
-    <w:abstractNumId w:val="21"/>
+    <w:abstractNumId w:val="25"/>
   </w:num>
   <w:num w:numId="11" w16cid:durableId="774984411">
-    <w:abstractNumId w:val="14"/>
+    <w:abstractNumId w:val="16"/>
   </w:num>
   <w:num w:numId="12" w16cid:durableId="877621345">
-    <w:abstractNumId w:val="19"/>
+    <w:abstractNumId w:val="22"/>
   </w:num>
   <w:num w:numId="13" w16cid:durableId="717316505">
     <w:abstractNumId w:val="10"/>
   </w:num>
   <w:num w:numId="14" w16cid:durableId="128868289">
-    <w:abstractNumId w:val="26"/>
+    <w:abstractNumId w:val="30"/>
   </w:num>
   <w:num w:numId="15" w16cid:durableId="1371803736">
-    <w:abstractNumId w:val="15"/>
+    <w:abstractNumId w:val="17"/>
   </w:num>
   <w:num w:numId="16" w16cid:durableId="1892183935">
     <w:abstractNumId w:val="9"/>
@@ -36917,25 +38746,25 @@
     <w:abstractNumId w:val="2"/>
   </w:num>
   <w:num w:numId="18" w16cid:durableId="1993294954">
-    <w:abstractNumId w:val="17"/>
+    <w:abstractNumId w:val="19"/>
   </w:num>
   <w:num w:numId="19" w16cid:durableId="630792869">
     <w:abstractNumId w:val="7"/>
   </w:num>
   <w:num w:numId="20" w16cid:durableId="231503205">
-    <w:abstractNumId w:val="23"/>
+    <w:abstractNumId w:val="27"/>
   </w:num>
   <w:num w:numId="21" w16cid:durableId="564296895">
     <w:abstractNumId w:val="6"/>
   </w:num>
   <w:num w:numId="22" w16cid:durableId="1862821679">
-    <w:abstractNumId w:val="11"/>
+    <w:abstractNumId w:val="13"/>
   </w:num>
   <w:num w:numId="23" w16cid:durableId="1147895183">
     <w:abstractNumId w:val="8"/>
   </w:num>
   <w:num w:numId="24" w16cid:durableId="312412480">
-    <w:abstractNumId w:val="24"/>
+    <w:abstractNumId w:val="28"/>
   </w:num>
   <w:num w:numId="25" w16cid:durableId="1215583834">
     <w:abstractNumId w:val="3"/>
@@ -36944,7 +38773,19 @@
     <w:abstractNumId w:val="1"/>
   </w:num>
   <w:num w:numId="27" w16cid:durableId="1402289207">
-    <w:abstractNumId w:val="16"/>
+    <w:abstractNumId w:val="18"/>
+  </w:num>
+  <w:num w:numId="28" w16cid:durableId="1806193748">
+    <w:abstractNumId w:val="23"/>
+  </w:num>
+  <w:num w:numId="29" w16cid:durableId="556015939">
+    <w:abstractNumId w:val="20"/>
+  </w:num>
+  <w:num w:numId="30" w16cid:durableId="626356294">
+    <w:abstractNumId w:val="12"/>
+  </w:num>
+  <w:num w:numId="31" w16cid:durableId="1971128024">
+    <w:abstractNumId w:val="11"/>
   </w:num>
 </w:numbering>
 </file>
@@ -37586,6 +39427,7 @@
   <w:style w:type="character" w:default="1" w:styleId="DefaultParagraphFont">
     <w:name w:val="Default Paragraph Font"/>
     <w:uiPriority w:val="1"/>
+    <w:semiHidden/>
     <w:unhideWhenUsed/>
   </w:style>
   <w:style w:type="table" w:default="1" w:styleId="TableNormal">
@@ -38042,6 +39884,25 @@
       <w:ind w:left="240"/>
     </w:pPr>
   </w:style>
+  <w:style w:type="table" w:styleId="TableGridLight">
+    <w:name w:val="Grid Table Light"/>
+    <w:basedOn w:val="TableNormal"/>
+    <w:uiPriority w:val="40"/>
+    <w:rsid w:val="00052BBA"/>
+    <w:pPr>
+      <w:spacing w:after="0" w:line="240" w:lineRule="auto"/>
+    </w:pPr>
+    <w:tblPr>
+      <w:tblBorders>
+        <w:top w:val="single" w:sz="4" w:space="0" w:color="BFBFBF" w:themeColor="background1" w:themeShade="BF"/>
+        <w:left w:val="single" w:sz="4" w:space="0" w:color="BFBFBF" w:themeColor="background1" w:themeShade="BF"/>
+        <w:bottom w:val="single" w:sz="4" w:space="0" w:color="BFBFBF" w:themeColor="background1" w:themeShade="BF"/>
+        <w:right w:val="single" w:sz="4" w:space="0" w:color="BFBFBF" w:themeColor="background1" w:themeShade="BF"/>
+        <w:insideH w:val="single" w:sz="4" w:space="0" w:color="BFBFBF" w:themeColor="background1" w:themeShade="BF"/>
+        <w:insideV w:val="single" w:sz="4" w:space="0" w:color="BFBFBF" w:themeColor="background1" w:themeShade="BF"/>
+      </w:tblBorders>
+    </w:tblPr>
+  </w:style>
 </w:styles>
 </file>
 
